--- a/docs/Manual de usuario.docx
+++ b/docs/Manual de usuario.docx
@@ -2,16 +2,166 @@
 <file path=word/document.xml><?xml version="1.0" encoding="utf-8"?>
 <w:document xmlns:wpc="http://schemas.microsoft.com/office/word/2010/wordprocessingCanvas" xmlns:cx="http://schemas.microsoft.com/office/drawing/2014/chartex" xmlns:cx1="http://schemas.microsoft.com/office/drawing/2015/9/8/chartex" xmlns:cx2="http://schemas.microsoft.com/office/drawing/2015/10/21/chartex" xmlns:cx3="http://schemas.microsoft.com/office/drawing/2016/5/9/chartex" xmlns:cx4="http://schemas.microsoft.com/office/drawing/2016/5/10/chartex" xmlns:cx5="http://schemas.microsoft.com/office/drawing/2016/5/11/chartex" xmlns:cx6="http://schemas.microsoft.com/office/drawing/2016/5/12/chartex" xmlns:cx7="http://schemas.microsoft.com/office/drawing/2016/5/13/chartex" xmlns:cx8="http://schemas.microsoft.com/office/drawing/2016/5/14/chartex" xmlns:mc="http://schemas.openxmlformats.org/markup-compatibility/2006" xmlns:aink="http://schemas.microsoft.com/office/drawing/2016/ink" xmlns:am3d="http://schemas.microsoft.com/office/drawing/2017/model3d" xmlns:o="urn:schemas-microsoft-com:office:office" xmlns:r="http://schemas.openxmlformats.org/officeDocument/2006/relationships" xmlns:m="http://schemas.openxmlformats.org/officeDocument/2006/math" xmlns:v="urn:schemas-microsoft-com:vml" xmlns:wp14="http://schemas.microsoft.com/office/word/2010/wordprocessingDrawing" xmlns:wp="http://schemas.openxmlformats.org/drawingml/2006/wordprocessingDrawing" xmlns:w10="urn:schemas-microsoft-com:office:word" xmlns:w="http://schemas.openxmlformats.org/wordprocessingml/2006/main" xmlns:w14="http://schemas.microsoft.com/office/word/2010/wordml" xmlns:w15="http://schemas.microsoft.com/office/word/2012/wordml" xmlns:w16cex="http://schemas.microsoft.com/office/word/2018/wordml/cex" xmlns:w16cid="http://schemas.microsoft.com/office/word/2016/wordml/cid" xmlns:w16="http://schemas.microsoft.com/office/word/2018/wordml" xmlns:w16sdtdh="http://schemas.microsoft.com/office/word/2020/wordml/sdtdatahash" xmlns:w16se="http://schemas.microsoft.com/office/word/2015/wordml/symex" xmlns:wpg="http://schemas.microsoft.com/office/word/2010/wordprocessingGroup" xmlns:wpi="http://schemas.microsoft.com/office/word/2010/wordprocessingInk" xmlns:wne="http://schemas.microsoft.com/office/word/2006/wordml" xmlns:wps="http://schemas.microsoft.com/office/word/2010/wordprocessingShape" mc:Ignorable="w14 w15 w16se w16cid w16 w16cex w16sdtdh wp14">
   <w:body>
-    <w:p>
-      <w:r>
-        <w:t>Portada</w:t>
-      </w:r>
-      <w:r>
+    <w:p/>
+    <w:p/>
+    <w:p/>
+    <w:p/>
+    <w:p>
+      <w:pPr>
+        <w:jc w:val="center"/>
+      </w:pPr>
+    </w:p>
+    <w:p>
+      <w:pPr>
+        <w:jc w:val="center"/>
+      </w:pPr>
+    </w:p>
+    <w:p>
+      <w:pPr>
+        <w:jc w:val="center"/>
+      </w:pPr>
+    </w:p>
+    <w:p>
+      <w:pPr>
+        <w:jc w:val="center"/>
+      </w:pPr>
+      <w:r>
+        <w:rPr>
+          <w:noProof/>
+        </w:rPr>
+        <w:drawing>
+          <wp:inline distT="0" distB="0" distL="0" distR="0" wp14:anchorId="5600C5F0" wp14:editId="1C3F24D4">
+            <wp:extent cx="5400040" cy="638175"/>
+            <wp:effectExtent l="0" t="0" r="0" b="9525"/>
+            <wp:docPr id="96" name="Imagen 96"/>
+            <wp:cNvGraphicFramePr>
+              <a:graphicFrameLocks xmlns:a="http://schemas.openxmlformats.org/drawingml/2006/main" noChangeAspect="1"/>
+            </wp:cNvGraphicFramePr>
+            <a:graphic xmlns:a="http://schemas.openxmlformats.org/drawingml/2006/main">
+              <a:graphicData uri="http://schemas.openxmlformats.org/drawingml/2006/picture">
+                <pic:pic xmlns:pic="http://schemas.openxmlformats.org/drawingml/2006/picture">
+                  <pic:nvPicPr>
+                    <pic:cNvPr id="0" name="Picture 6"/>
+                    <pic:cNvPicPr>
+                      <a:picLocks noChangeAspect="1" noChangeArrowheads="1"/>
+                    </pic:cNvPicPr>
+                  </pic:nvPicPr>
+                  <pic:blipFill>
+                    <a:blip r:embed="rId8">
+                      <a:extLst>
+                        <a:ext uri="{28A0092B-C50C-407E-A947-70E740481C1C}">
+                          <a14:useLocalDpi xmlns:a14="http://schemas.microsoft.com/office/drawing/2010/main" val="0"/>
+                        </a:ext>
+                      </a:extLst>
+                    </a:blip>
+                    <a:srcRect/>
+                    <a:stretch>
+                      <a:fillRect/>
+                    </a:stretch>
+                  </pic:blipFill>
+                  <pic:spPr bwMode="auto">
+                    <a:xfrm>
+                      <a:off x="0" y="0"/>
+                      <a:ext cx="5400040" cy="638175"/>
+                    </a:xfrm>
+                    <a:prstGeom prst="rect">
+                      <a:avLst/>
+                    </a:prstGeom>
+                    <a:noFill/>
+                    <a:ln>
+                      <a:noFill/>
+                    </a:ln>
+                  </pic:spPr>
+                </pic:pic>
+              </a:graphicData>
+            </a:graphic>
+          </wp:inline>
+        </w:drawing>
+      </w:r>
+    </w:p>
+    <w:p>
+      <w:pPr>
+        <w:jc w:val="center"/>
+      </w:pPr>
+    </w:p>
+    <w:p>
+      <w:pPr>
+        <w:jc w:val="center"/>
+      </w:pPr>
+    </w:p>
+    <w:p>
+      <w:pPr>
+        <w:jc w:val="center"/>
+      </w:pPr>
+    </w:p>
+    <w:p>
+      <w:pPr>
+        <w:jc w:val="center"/>
+        <w:rPr>
+          <w:b/>
+          <w:bCs/>
+          <w:sz w:val="72"/>
+          <w:szCs w:val="72"/>
+        </w:rPr>
+      </w:pPr>
+      <w:r>
+        <w:rPr>
+          <w:b/>
+          <w:bCs/>
+          <w:sz w:val="72"/>
+          <w:szCs w:val="72"/>
+        </w:rPr>
+        <w:t>MANUAL DE</w:t>
+      </w:r>
+    </w:p>
+    <w:p>
+      <w:pPr>
+        <w:jc w:val="center"/>
+        <w:rPr>
+          <w:b/>
+          <w:bCs/>
+          <w:sz w:val="72"/>
+          <w:szCs w:val="72"/>
+        </w:rPr>
+      </w:pPr>
+      <w:r>
+        <w:rPr>
+          <w:b/>
+          <w:bCs/>
+          <w:sz w:val="72"/>
+          <w:szCs w:val="72"/>
+        </w:rPr>
+        <w:t>USUARIO</w:t>
+      </w:r>
+    </w:p>
+    <w:p>
+      <w:pPr>
+        <w:rPr>
+          <w:b/>
+          <w:bCs/>
+          <w:sz w:val="72"/>
+          <w:szCs w:val="72"/>
+        </w:rPr>
+      </w:pPr>
+      <w:r>
+        <w:rPr>
+          <w:b/>
+          <w:bCs/>
+          <w:sz w:val="72"/>
+          <w:szCs w:val="72"/>
+        </w:rPr>
         <w:br w:type="page"/>
       </w:r>
     </w:p>
     <w:sdt>
       <w:sdtPr>
+        <w:rPr>
+          <w:rFonts w:asciiTheme="minorHAnsi" w:eastAsiaTheme="minorHAnsi" w:hAnsiTheme="minorHAnsi" w:cstheme="minorBidi"/>
+          <w:color w:val="auto"/>
+          <w:sz w:val="22"/>
+          <w:szCs w:val="22"/>
+          <w:lang w:eastAsia="en-US"/>
+        </w:rPr>
         <w:id w:val="-862901187"/>
         <w:docPartObj>
           <w:docPartGallery w:val="Table of Contents"/>
@@ -20,13 +170,8 @@
       </w:sdtPr>
       <w:sdtEndPr>
         <w:rPr>
-          <w:rFonts w:asciiTheme="minorHAnsi" w:eastAsiaTheme="minorHAnsi" w:hAnsiTheme="minorHAnsi" w:cstheme="minorBidi"/>
           <w:b/>
           <w:bCs/>
-          <w:color w:val="auto"/>
-          <w:sz w:val="22"/>
-          <w:szCs w:val="22"/>
-          <w:lang w:eastAsia="en-US"/>
         </w:rPr>
       </w:sdtEndPr>
       <w:sdtContent>
@@ -35,7 +180,7 @@
             <w:pStyle w:val="TtuloTDC"/>
           </w:pPr>
           <w:r>
-            <w:t>Contenido</w:t>
+            <w:t>Índice</w:t>
           </w:r>
         </w:p>
         <w:p>
@@ -59,7 +204,7 @@
           <w:r>
             <w:fldChar w:fldCharType="separate"/>
           </w:r>
-          <w:hyperlink w:anchor="_Toc103772066" w:history="1">
+          <w:hyperlink w:anchor="_Toc103856170" w:history="1">
             <w:r>
               <w:rPr>
                 <w:rStyle w:val="Hipervnculo"/>
@@ -86,7 +231,7 @@
                 <w:noProof/>
                 <w:webHidden/>
               </w:rPr>
-              <w:instrText xml:space="preserve"> PAGEREF _Toc103772066 \h </w:instrText>
+              <w:instrText xml:space="preserve"> PAGEREF _Toc103856170 \h </w:instrText>
             </w:r>
             <w:r>
               <w:rPr>
@@ -129,7 +274,7 @@
               <w:lang w:eastAsia="es-ES"/>
             </w:rPr>
           </w:pPr>
-          <w:hyperlink w:anchor="_Toc103772067" w:history="1">
+          <w:hyperlink w:anchor="_Toc103856171" w:history="1">
             <w:r>
               <w:rPr>
                 <w:rStyle w:val="Hipervnculo"/>
@@ -156,7 +301,7 @@
                 <w:noProof/>
                 <w:webHidden/>
               </w:rPr>
-              <w:instrText xml:space="preserve"> PAGEREF _Toc103772067 \h </w:instrText>
+              <w:instrText xml:space="preserve"> PAGEREF _Toc103856171 \h </w:instrText>
             </w:r>
             <w:r>
               <w:rPr>
@@ -199,7 +344,7 @@
               <w:lang w:eastAsia="es-ES"/>
             </w:rPr>
           </w:pPr>
-          <w:hyperlink w:anchor="_Toc103772068" w:history="1">
+          <w:hyperlink w:anchor="_Toc103856172" w:history="1">
             <w:r>
               <w:rPr>
                 <w:rStyle w:val="Hipervnculo"/>
@@ -226,7 +371,7 @@
                 <w:noProof/>
                 <w:webHidden/>
               </w:rPr>
-              <w:instrText xml:space="preserve"> PAGEREF _Toc103772068 \h </w:instrText>
+              <w:instrText xml:space="preserve"> PAGEREF _Toc103856172 \h </w:instrText>
             </w:r>
             <w:r>
               <w:rPr>
@@ -269,7 +414,7 @@
               <w:lang w:eastAsia="es-ES"/>
             </w:rPr>
           </w:pPr>
-          <w:hyperlink w:anchor="_Toc103772069" w:history="1">
+          <w:hyperlink w:anchor="_Toc103856173" w:history="1">
             <w:r>
               <w:rPr>
                 <w:rStyle w:val="Hipervnculo"/>
@@ -296,7 +441,7 @@
                 <w:noProof/>
                 <w:webHidden/>
               </w:rPr>
-              <w:instrText xml:space="preserve"> PAGEREF _Toc103772069 \h </w:instrText>
+              <w:instrText xml:space="preserve"> PAGEREF _Toc103856173 \h </w:instrText>
             </w:r>
             <w:r>
               <w:rPr>
@@ -339,7 +484,7 @@
               <w:lang w:eastAsia="es-ES"/>
             </w:rPr>
           </w:pPr>
-          <w:hyperlink w:anchor="_Toc103772070" w:history="1">
+          <w:hyperlink w:anchor="_Toc103856174" w:history="1">
             <w:r>
               <w:rPr>
                 <w:rStyle w:val="Hipervnculo"/>
@@ -366,7 +511,7 @@
                 <w:noProof/>
                 <w:webHidden/>
               </w:rPr>
-              <w:instrText xml:space="preserve"> PAGEREF _Toc103772070 \h </w:instrText>
+              <w:instrText xml:space="preserve"> PAGEREF _Toc103856174 \h </w:instrText>
             </w:r>
             <w:r>
               <w:rPr>
@@ -409,7 +554,7 @@
               <w:lang w:eastAsia="es-ES"/>
             </w:rPr>
           </w:pPr>
-          <w:hyperlink w:anchor="_Toc103772071" w:history="1">
+          <w:hyperlink w:anchor="_Toc103856175" w:history="1">
             <w:r>
               <w:rPr>
                 <w:rStyle w:val="Hipervnculo"/>
@@ -436,7 +581,7 @@
                 <w:noProof/>
                 <w:webHidden/>
               </w:rPr>
-              <w:instrText xml:space="preserve"> PAGEREF _Toc103772071 \h </w:instrText>
+              <w:instrText xml:space="preserve"> PAGEREF _Toc103856175 \h </w:instrText>
             </w:r>
             <w:r>
               <w:rPr>
@@ -479,7 +624,7 @@
               <w:lang w:eastAsia="es-ES"/>
             </w:rPr>
           </w:pPr>
-          <w:hyperlink w:anchor="_Toc103772072" w:history="1">
+          <w:hyperlink w:anchor="_Toc103856176" w:history="1">
             <w:r>
               <w:rPr>
                 <w:rStyle w:val="Hipervnculo"/>
@@ -506,7 +651,7 @@
                 <w:noProof/>
                 <w:webHidden/>
               </w:rPr>
-              <w:instrText xml:space="preserve"> PAGEREF _Toc103772072 \h </w:instrText>
+              <w:instrText xml:space="preserve"> PAGEREF _Toc103856176 \h </w:instrText>
             </w:r>
             <w:r>
               <w:rPr>
@@ -549,7 +694,7 @@
               <w:lang w:eastAsia="es-ES"/>
             </w:rPr>
           </w:pPr>
-          <w:hyperlink w:anchor="_Toc103772073" w:history="1">
+          <w:hyperlink w:anchor="_Toc103856177" w:history="1">
             <w:r>
               <w:rPr>
                 <w:rStyle w:val="Hipervnculo"/>
@@ -576,7 +721,7 @@
                 <w:noProof/>
                 <w:webHidden/>
               </w:rPr>
-              <w:instrText xml:space="preserve"> PAGEREF _Toc103772073 \h </w:instrText>
+              <w:instrText xml:space="preserve"> PAGEREF _Toc103856177 \h </w:instrText>
             </w:r>
             <w:r>
               <w:rPr>
@@ -619,7 +764,7 @@
               <w:lang w:eastAsia="es-ES"/>
             </w:rPr>
           </w:pPr>
-          <w:hyperlink w:anchor="_Toc103772074" w:history="1">
+          <w:hyperlink w:anchor="_Toc103856178" w:history="1">
             <w:r>
               <w:rPr>
                 <w:rStyle w:val="Hipervnculo"/>
@@ -646,7 +791,7 @@
                 <w:noProof/>
                 <w:webHidden/>
               </w:rPr>
-              <w:instrText xml:space="preserve"> PAGEREF _Toc103772074 \h </w:instrText>
+              <w:instrText xml:space="preserve"> PAGEREF _Toc103856178 \h </w:instrText>
             </w:r>
             <w:r>
               <w:rPr>
@@ -689,7 +834,7 @@
               <w:lang w:eastAsia="es-ES"/>
             </w:rPr>
           </w:pPr>
-          <w:hyperlink w:anchor="_Toc103772075" w:history="1">
+          <w:hyperlink w:anchor="_Toc103856179" w:history="1">
             <w:r>
               <w:rPr>
                 <w:rStyle w:val="Hipervnculo"/>
@@ -716,7 +861,7 @@
                 <w:noProof/>
                 <w:webHidden/>
               </w:rPr>
-              <w:instrText xml:space="preserve"> PAGEREF _Toc103772075 \h </w:instrText>
+              <w:instrText xml:space="preserve"> PAGEREF _Toc103856179 \h </w:instrText>
             </w:r>
             <w:r>
               <w:rPr>
@@ -759,7 +904,7 @@
               <w:lang w:eastAsia="es-ES"/>
             </w:rPr>
           </w:pPr>
-          <w:hyperlink w:anchor="_Toc103772076" w:history="1">
+          <w:hyperlink w:anchor="_Toc103856180" w:history="1">
             <w:r>
               <w:rPr>
                 <w:rStyle w:val="Hipervnculo"/>
@@ -786,7 +931,7 @@
                 <w:noProof/>
                 <w:webHidden/>
               </w:rPr>
-              <w:instrText xml:space="preserve"> PAGEREF _Toc103772076 \h </w:instrText>
+              <w:instrText xml:space="preserve"> PAGEREF _Toc103856180 \h </w:instrText>
             </w:r>
             <w:r>
               <w:rPr>
@@ -829,7 +974,7 @@
               <w:lang w:eastAsia="es-ES"/>
             </w:rPr>
           </w:pPr>
-          <w:hyperlink w:anchor="_Toc103772077" w:history="1">
+          <w:hyperlink w:anchor="_Toc103856181" w:history="1">
             <w:r>
               <w:rPr>
                 <w:rStyle w:val="Hipervnculo"/>
@@ -856,7 +1001,7 @@
                 <w:noProof/>
                 <w:webHidden/>
               </w:rPr>
-              <w:instrText xml:space="preserve"> PAGEREF _Toc103772077 \h </w:instrText>
+              <w:instrText xml:space="preserve"> PAGEREF _Toc103856181 \h </w:instrText>
             </w:r>
             <w:r>
               <w:rPr>
@@ -899,7 +1044,7 @@
               <w:lang w:eastAsia="es-ES"/>
             </w:rPr>
           </w:pPr>
-          <w:hyperlink w:anchor="_Toc103772078" w:history="1">
+          <w:hyperlink w:anchor="_Toc103856182" w:history="1">
             <w:r>
               <w:rPr>
                 <w:rStyle w:val="Hipervnculo"/>
@@ -926,7 +1071,7 @@
                 <w:noProof/>
                 <w:webHidden/>
               </w:rPr>
-              <w:instrText xml:space="preserve"> PAGEREF _Toc103772078 \h </w:instrText>
+              <w:instrText xml:space="preserve"> PAGEREF _Toc103856182 \h </w:instrText>
             </w:r>
             <w:r>
               <w:rPr>
@@ -969,7 +1114,7 @@
               <w:lang w:eastAsia="es-ES"/>
             </w:rPr>
           </w:pPr>
-          <w:hyperlink w:anchor="_Toc103772079" w:history="1">
+          <w:hyperlink w:anchor="_Toc103856183" w:history="1">
             <w:r>
               <w:rPr>
                 <w:rStyle w:val="Hipervnculo"/>
@@ -996,7 +1141,7 @@
                 <w:noProof/>
                 <w:webHidden/>
               </w:rPr>
-              <w:instrText xml:space="preserve"> PAGEREF _Toc103772079 \h </w:instrText>
+              <w:instrText xml:space="preserve"> PAGEREF _Toc103856183 \h </w:instrText>
             </w:r>
             <w:r>
               <w:rPr>
@@ -1039,7 +1184,7 @@
               <w:lang w:eastAsia="es-ES"/>
             </w:rPr>
           </w:pPr>
-          <w:hyperlink w:anchor="_Toc103772080" w:history="1">
+          <w:hyperlink w:anchor="_Toc103856184" w:history="1">
             <w:r>
               <w:rPr>
                 <w:rStyle w:val="Hipervnculo"/>
@@ -1066,7 +1211,7 @@
                 <w:noProof/>
                 <w:webHidden/>
               </w:rPr>
-              <w:instrText xml:space="preserve"> PAGEREF _Toc103772080 \h </w:instrText>
+              <w:instrText xml:space="preserve"> PAGEREF _Toc103856184 \h </w:instrText>
             </w:r>
             <w:r>
               <w:rPr>
@@ -1086,7 +1231,7 @@
                 <w:noProof/>
                 <w:webHidden/>
               </w:rPr>
-              <w:t>11</w:t>
+              <w:t>12</w:t>
             </w:r>
             <w:r>
               <w:rPr>
@@ -1109,7 +1254,7 @@
               <w:lang w:eastAsia="es-ES"/>
             </w:rPr>
           </w:pPr>
-          <w:hyperlink w:anchor="_Toc103772081" w:history="1">
+          <w:hyperlink w:anchor="_Toc103856185" w:history="1">
             <w:r>
               <w:rPr>
                 <w:rStyle w:val="Hipervnculo"/>
@@ -1136,7 +1281,7 @@
                 <w:noProof/>
                 <w:webHidden/>
               </w:rPr>
-              <w:instrText xml:space="preserve"> PAGEREF _Toc103772081 \h </w:instrText>
+              <w:instrText xml:space="preserve"> PAGEREF _Toc103856185 \h </w:instrText>
             </w:r>
             <w:r>
               <w:rPr>
@@ -1156,7 +1301,7 @@
                 <w:noProof/>
                 <w:webHidden/>
               </w:rPr>
-              <w:t>11</w:t>
+              <w:t>12</w:t>
             </w:r>
             <w:r>
               <w:rPr>
@@ -1179,7 +1324,7 @@
               <w:lang w:eastAsia="es-ES"/>
             </w:rPr>
           </w:pPr>
-          <w:hyperlink w:anchor="_Toc103772082" w:history="1">
+          <w:hyperlink w:anchor="_Toc103856186" w:history="1">
             <w:r>
               <w:rPr>
                 <w:rStyle w:val="Hipervnculo"/>
@@ -1206,7 +1351,7 @@
                 <w:noProof/>
                 <w:webHidden/>
               </w:rPr>
-              <w:instrText xml:space="preserve"> PAGEREF _Toc103772082 \h </w:instrText>
+              <w:instrText xml:space="preserve"> PAGEREF _Toc103856186 \h </w:instrText>
             </w:r>
             <w:r>
               <w:rPr>
@@ -1226,7 +1371,7 @@
                 <w:noProof/>
                 <w:webHidden/>
               </w:rPr>
-              <w:t>11</w:t>
+              <w:t>13</w:t>
             </w:r>
             <w:r>
               <w:rPr>
@@ -1249,7 +1394,7 @@
               <w:lang w:eastAsia="es-ES"/>
             </w:rPr>
           </w:pPr>
-          <w:hyperlink w:anchor="_Toc103772083" w:history="1">
+          <w:hyperlink w:anchor="_Toc103856187" w:history="1">
             <w:r>
               <w:rPr>
                 <w:rStyle w:val="Hipervnculo"/>
@@ -1276,7 +1421,7 @@
                 <w:noProof/>
                 <w:webHidden/>
               </w:rPr>
-              <w:instrText xml:space="preserve"> PAGEREF _Toc103772083 \h </w:instrText>
+              <w:instrText xml:space="preserve"> PAGEREF _Toc103856187 \h </w:instrText>
             </w:r>
             <w:r>
               <w:rPr>
@@ -1296,7 +1441,7 @@
                 <w:noProof/>
                 <w:webHidden/>
               </w:rPr>
-              <w:t>11</w:t>
+              <w:t>14</w:t>
             </w:r>
             <w:r>
               <w:rPr>
@@ -1319,7 +1464,7 @@
               <w:lang w:eastAsia="es-ES"/>
             </w:rPr>
           </w:pPr>
-          <w:hyperlink w:anchor="_Toc103772084" w:history="1">
+          <w:hyperlink w:anchor="_Toc103856188" w:history="1">
             <w:r>
               <w:rPr>
                 <w:rStyle w:val="Hipervnculo"/>
@@ -1346,7 +1491,7 @@
                 <w:noProof/>
                 <w:webHidden/>
               </w:rPr>
-              <w:instrText xml:space="preserve"> PAGEREF _Toc103772084 \h </w:instrText>
+              <w:instrText xml:space="preserve"> PAGEREF _Toc103856188 \h </w:instrText>
             </w:r>
             <w:r>
               <w:rPr>
@@ -1366,7 +1511,7 @@
                 <w:noProof/>
                 <w:webHidden/>
               </w:rPr>
-              <w:t>11</w:t>
+              <w:t>15</w:t>
             </w:r>
             <w:r>
               <w:rPr>
@@ -1389,7 +1534,7 @@
               <w:lang w:eastAsia="es-ES"/>
             </w:rPr>
           </w:pPr>
-          <w:hyperlink w:anchor="_Toc103772085" w:history="1">
+          <w:hyperlink w:anchor="_Toc103856189" w:history="1">
             <w:r>
               <w:rPr>
                 <w:rStyle w:val="Hipervnculo"/>
@@ -1416,7 +1561,7 @@
                 <w:noProof/>
                 <w:webHidden/>
               </w:rPr>
-              <w:instrText xml:space="preserve"> PAGEREF _Toc103772085 \h </w:instrText>
+              <w:instrText xml:space="preserve"> PAGEREF _Toc103856189 \h </w:instrText>
             </w:r>
             <w:r>
               <w:rPr>
@@ -1436,7 +1581,7 @@
                 <w:noProof/>
                 <w:webHidden/>
               </w:rPr>
-              <w:t>11</w:t>
+              <w:t>15</w:t>
             </w:r>
             <w:r>
               <w:rPr>
@@ -1459,7 +1604,7 @@
               <w:lang w:eastAsia="es-ES"/>
             </w:rPr>
           </w:pPr>
-          <w:hyperlink w:anchor="_Toc103772086" w:history="1">
+          <w:hyperlink w:anchor="_Toc103856190" w:history="1">
             <w:r>
               <w:rPr>
                 <w:rStyle w:val="Hipervnculo"/>
@@ -1486,7 +1631,7 @@
                 <w:noProof/>
                 <w:webHidden/>
               </w:rPr>
-              <w:instrText xml:space="preserve"> PAGEREF _Toc103772086 \h </w:instrText>
+              <w:instrText xml:space="preserve"> PAGEREF _Toc103856190 \h </w:instrText>
             </w:r>
             <w:r>
               <w:rPr>
@@ -1506,7 +1651,7 @@
                 <w:noProof/>
                 <w:webHidden/>
               </w:rPr>
-              <w:t>11</w:t>
+              <w:t>16</w:t>
             </w:r>
             <w:r>
               <w:rPr>
@@ -1529,7 +1674,7 @@
               <w:lang w:eastAsia="es-ES"/>
             </w:rPr>
           </w:pPr>
-          <w:hyperlink w:anchor="_Toc103772087" w:history="1">
+          <w:hyperlink w:anchor="_Toc103856191" w:history="1">
             <w:r>
               <w:rPr>
                 <w:rStyle w:val="Hipervnculo"/>
@@ -1556,7 +1701,7 @@
                 <w:noProof/>
                 <w:webHidden/>
               </w:rPr>
-              <w:instrText xml:space="preserve"> PAGEREF _Toc103772087 \h </w:instrText>
+              <w:instrText xml:space="preserve"> PAGEREF _Toc103856191 \h </w:instrText>
             </w:r>
             <w:r>
               <w:rPr>
@@ -1576,7 +1721,7 @@
                 <w:noProof/>
                 <w:webHidden/>
               </w:rPr>
-              <w:t>11</w:t>
+              <w:t>17</w:t>
             </w:r>
             <w:r>
               <w:rPr>
@@ -1599,7 +1744,7 @@
               <w:lang w:eastAsia="es-ES"/>
             </w:rPr>
           </w:pPr>
-          <w:hyperlink w:anchor="_Toc103772088" w:history="1">
+          <w:hyperlink w:anchor="_Toc103856192" w:history="1">
             <w:r>
               <w:rPr>
                 <w:rStyle w:val="Hipervnculo"/>
@@ -1626,7 +1771,7 @@
                 <w:noProof/>
                 <w:webHidden/>
               </w:rPr>
-              <w:instrText xml:space="preserve"> PAGEREF _Toc103772088 \h </w:instrText>
+              <w:instrText xml:space="preserve"> PAGEREF _Toc103856192 \h </w:instrText>
             </w:r>
             <w:r>
               <w:rPr>
@@ -1646,7 +1791,7 @@
                 <w:noProof/>
                 <w:webHidden/>
               </w:rPr>
-              <w:t>11</w:t>
+              <w:t>18</w:t>
             </w:r>
             <w:r>
               <w:rPr>
@@ -1669,7 +1814,7 @@
               <w:lang w:eastAsia="es-ES"/>
             </w:rPr>
           </w:pPr>
-          <w:hyperlink w:anchor="_Toc103772089" w:history="1">
+          <w:hyperlink w:anchor="_Toc103856193" w:history="1">
             <w:r>
               <w:rPr>
                 <w:rStyle w:val="Hipervnculo"/>
@@ -1696,7 +1841,7 @@
                 <w:noProof/>
                 <w:webHidden/>
               </w:rPr>
-              <w:instrText xml:space="preserve"> PAGEREF _Toc103772089 \h </w:instrText>
+              <w:instrText xml:space="preserve"> PAGEREF _Toc103856193 \h </w:instrText>
             </w:r>
             <w:r>
               <w:rPr>
@@ -1716,7 +1861,7 @@
                 <w:noProof/>
                 <w:webHidden/>
               </w:rPr>
-              <w:t>11</w:t>
+              <w:t>19</w:t>
             </w:r>
             <w:r>
               <w:rPr>
@@ -1747,7 +1892,7 @@
       <w:pPr>
         <w:pStyle w:val="Ttulo1"/>
       </w:pPr>
-      <w:bookmarkStart w:id="0" w:name="_Toc103772066"/>
+      <w:bookmarkStart w:id="0" w:name="_Toc103856170"/>
       <w:proofErr w:type="spellStart"/>
       <w:r>
         <w:lastRenderedPageBreak/>
@@ -1758,6 +1903,14 @@
         <w:t xml:space="preserve"> de inicio</w:t>
       </w:r>
       <w:bookmarkEnd w:id="0"/>
+    </w:p>
+    <w:p>
+      <w:pPr>
+        <w:jc w:val="center"/>
+      </w:pPr>
+      <w:r>
+        <w:t>En la página de inicio podrás encontrar un carrusel de imágenes y los últimos posts de los empleados.</w:t>
+      </w:r>
     </w:p>
     <w:p>
       <w:r>
@@ -1780,7 +1933,7 @@
                     <pic:cNvPicPr/>
                   </pic:nvPicPr>
                   <pic:blipFill rotWithShape="1">
-                    <a:blip r:embed="rId5"/>
+                    <a:blip r:embed="rId9"/>
                     <a:srcRect t="4303" b="12290"/>
                     <a:stretch/>
                   </pic:blipFill>
@@ -1829,7 +1982,7 @@
                     <pic:cNvPicPr/>
                   </pic:nvPicPr>
                   <pic:blipFill rotWithShape="1">
-                    <a:blip r:embed="rId6"/>
+                    <a:blip r:embed="rId10"/>
                     <a:srcRect t="44351"/>
                     <a:stretch/>
                   </pic:blipFill>
@@ -1859,17 +2012,9 @@
     </w:p>
     <w:p>
       <w:pPr>
-        <w:jc w:val="center"/>
-      </w:pPr>
-      <w:r>
-        <w:t>En la página de inicio podrás encontrar un carrusel de imágenes y los últimos posts de los empleados.</w:t>
-      </w:r>
-    </w:p>
-    <w:p>
-      <w:pPr>
         <w:pStyle w:val="Ttulo1"/>
       </w:pPr>
-      <w:bookmarkStart w:id="1" w:name="_Toc103772067"/>
+      <w:bookmarkStart w:id="1" w:name="_Toc103856171"/>
       <w:r>
         <w:t>Acceder a la parte de empleados</w:t>
       </w:r>
@@ -1974,7 +2119,7 @@
                     <pic:cNvPicPr/>
                   </pic:nvPicPr>
                   <pic:blipFill rotWithShape="1">
-                    <a:blip r:embed="rId5"/>
+                    <a:blip r:embed="rId9"/>
                     <a:srcRect t="4302" b="81134"/>
                     <a:stretch/>
                   </pic:blipFill>
@@ -2124,7 +2269,7 @@
                     <pic:cNvPicPr/>
                   </pic:nvPicPr>
                   <pic:blipFill rotWithShape="1">
-                    <a:blip r:embed="rId7"/>
+                    <a:blip r:embed="rId11"/>
                     <a:srcRect t="3972" b="27515"/>
                     <a:stretch/>
                   </pic:blipFill>
@@ -2211,7 +2356,7 @@
       <w:pPr>
         <w:pStyle w:val="Ttulo1"/>
       </w:pPr>
-      <w:bookmarkStart w:id="2" w:name="_Toc103772068"/>
+      <w:bookmarkStart w:id="2" w:name="_Toc103856172"/>
       <w:r>
         <w:t>Partes comunes a administradores y monitores</w:t>
       </w:r>
@@ -2221,7 +2366,7 @@
       <w:pPr>
         <w:pStyle w:val="Ttulo2"/>
       </w:pPr>
-      <w:bookmarkStart w:id="3" w:name="_Toc103772069"/>
+      <w:bookmarkStart w:id="3" w:name="_Toc103856173"/>
       <w:r>
         <w:t>Inicio</w:t>
       </w:r>
@@ -2328,7 +2473,7 @@
                     <pic:cNvPicPr/>
                   </pic:nvPicPr>
                   <pic:blipFill rotWithShape="1">
-                    <a:blip r:embed="rId8"/>
+                    <a:blip r:embed="rId12"/>
                     <a:srcRect t="4634" b="27516"/>
                     <a:stretch/>
                   </pic:blipFill>
@@ -2360,7 +2505,7 @@
       <w:pPr>
         <w:pStyle w:val="Ttulo2"/>
       </w:pPr>
-      <w:bookmarkStart w:id="4" w:name="_Toc103772070"/>
+      <w:bookmarkStart w:id="4" w:name="_Toc103856174"/>
       <w:r>
         <w:t>Gestión de anuncios</w:t>
       </w:r>
@@ -2459,7 +2604,7 @@
                     <pic:cNvPicPr/>
                   </pic:nvPicPr>
                   <pic:blipFill rotWithShape="1">
-                    <a:blip r:embed="rId9"/>
+                    <a:blip r:embed="rId13"/>
                     <a:srcRect t="3971" b="13283"/>
                     <a:stretch/>
                   </pic:blipFill>
@@ -2491,7 +2636,7 @@
       <w:pPr>
         <w:pStyle w:val="Ttulo3"/>
       </w:pPr>
-      <w:bookmarkStart w:id="5" w:name="_Toc103772071"/>
+      <w:bookmarkStart w:id="5" w:name="_Toc103856175"/>
       <w:r>
         <w:t>Crear</w:t>
       </w:r>
@@ -2609,7 +2754,7 @@
                     <pic:cNvPicPr/>
                   </pic:nvPicPr>
                   <pic:blipFill rotWithShape="1">
-                    <a:blip r:embed="rId9"/>
+                    <a:blip r:embed="rId13"/>
                     <a:srcRect t="3971" r="67721" b="63924"/>
                     <a:stretch/>
                   </pic:blipFill>
@@ -2750,7 +2895,7 @@
                     <pic:cNvPicPr/>
                   </pic:nvPicPr>
                   <pic:blipFill rotWithShape="1">
-                    <a:blip r:embed="rId10"/>
+                    <a:blip r:embed="rId14"/>
                     <a:srcRect t="4303"/>
                     <a:stretch/>
                   </pic:blipFill>
@@ -2810,7 +2955,7 @@
                     <pic:cNvPicPr/>
                   </pic:nvPicPr>
                   <pic:blipFill rotWithShape="1">
-                    <a:blip r:embed="rId11"/>
+                    <a:blip r:embed="rId15"/>
                     <a:srcRect t="3972" b="35790"/>
                     <a:stretch/>
                   </pic:blipFill>
@@ -2842,7 +2987,7 @@
       <w:pPr>
         <w:pStyle w:val="Ttulo3"/>
       </w:pPr>
-      <w:bookmarkStart w:id="6" w:name="_Toc103772072"/>
+      <w:bookmarkStart w:id="6" w:name="_Toc103856176"/>
       <w:r>
         <w:t>Ver / Editar</w:t>
       </w:r>
@@ -2965,7 +3110,7 @@
                     <pic:cNvPicPr/>
                   </pic:nvPicPr>
                   <pic:blipFill rotWithShape="1">
-                    <a:blip r:embed="rId11"/>
+                    <a:blip r:embed="rId15"/>
                     <a:srcRect t="3972" b="35790"/>
                     <a:stretch/>
                   </pic:blipFill>
@@ -3108,7 +3253,7 @@
                     <pic:cNvPicPr/>
                   </pic:nvPicPr>
                   <pic:blipFill rotWithShape="1">
-                    <a:blip r:embed="rId12"/>
+                    <a:blip r:embed="rId16"/>
                     <a:srcRect t="4303"/>
                     <a:stretch/>
                   </pic:blipFill>
@@ -3165,7 +3310,7 @@
                     <pic:cNvPicPr/>
                   </pic:nvPicPr>
                   <pic:blipFill rotWithShape="1">
-                    <a:blip r:embed="rId13"/>
+                    <a:blip r:embed="rId17"/>
                     <a:srcRect t="4633" b="35790"/>
                     <a:stretch/>
                   </pic:blipFill>
@@ -3197,7 +3342,7 @@
       <w:pPr>
         <w:pStyle w:val="Ttulo3"/>
       </w:pPr>
-      <w:bookmarkStart w:id="7" w:name="_Toc103772073"/>
+      <w:bookmarkStart w:id="7" w:name="_Toc103856177"/>
       <w:r>
         <w:t>Borrar</w:t>
       </w:r>
@@ -3312,7 +3457,7 @@
                     <pic:cNvPicPr/>
                   </pic:nvPicPr>
                   <pic:blipFill rotWithShape="1">
-                    <a:blip r:embed="rId13"/>
+                    <a:blip r:embed="rId17"/>
                     <a:srcRect t="4633" b="35790"/>
                     <a:stretch/>
                   </pic:blipFill>
@@ -3455,7 +3600,7 @@
                     <pic:cNvPicPr/>
                   </pic:nvPicPr>
                   <pic:blipFill rotWithShape="1">
-                    <a:blip r:embed="rId14"/>
+                    <a:blip r:embed="rId18"/>
                     <a:srcRect t="4633" b="16594"/>
                     <a:stretch/>
                   </pic:blipFill>
@@ -3518,7 +3663,7 @@
                     <pic:cNvPicPr/>
                   </pic:nvPicPr>
                   <pic:blipFill rotWithShape="1">
-                    <a:blip r:embed="rId15"/>
+                    <a:blip r:embed="rId19"/>
                     <a:srcRect t="3972" b="41747"/>
                     <a:stretch/>
                   </pic:blipFill>
@@ -3550,7 +3695,7 @@
       <w:pPr>
         <w:pStyle w:val="Ttulo2"/>
       </w:pPr>
-      <w:bookmarkStart w:id="8" w:name="_Toc103772074"/>
+      <w:bookmarkStart w:id="8" w:name="_Toc103856178"/>
       <w:r>
         <w:t>Perfil de usuario</w:t>
       </w:r>
@@ -3665,7 +3810,7 @@
                     <pic:cNvPicPr/>
                   </pic:nvPicPr>
                   <pic:blipFill rotWithShape="1">
-                    <a:blip r:embed="rId16"/>
+                    <a:blip r:embed="rId20"/>
                     <a:srcRect t="4634" b="69881"/>
                     <a:stretch/>
                   </pic:blipFill>
@@ -3722,7 +3867,7 @@
                     <pic:cNvPicPr/>
                   </pic:nvPicPr>
                   <pic:blipFill rotWithShape="1">
-                    <a:blip r:embed="rId17"/>
+                    <a:blip r:embed="rId21"/>
                     <a:srcRect t="4965" b="22220"/>
                     <a:stretch/>
                   </pic:blipFill>
@@ -3759,7 +3904,7 @@
       <w:pPr>
         <w:pStyle w:val="Ttulo3"/>
       </w:pPr>
-      <w:bookmarkStart w:id="9" w:name="_Toc103772075"/>
+      <w:bookmarkStart w:id="9" w:name="_Toc103856179"/>
       <w:r>
         <w:lastRenderedPageBreak/>
         <w:t>Cambiar foto de perfil</w:t>
@@ -3878,7 +4023,7 @@
                     <pic:cNvPicPr/>
                   </pic:nvPicPr>
                   <pic:blipFill rotWithShape="1">
-                    <a:blip r:embed="rId17"/>
+                    <a:blip r:embed="rId21"/>
                     <a:srcRect t="4965" b="22220"/>
                     <a:stretch/>
                   </pic:blipFill>
@@ -4015,7 +4160,7 @@
                     <pic:cNvPicPr/>
                   </pic:nvPicPr>
                   <pic:blipFill rotWithShape="1">
-                    <a:blip r:embed="rId18"/>
+                    <a:blip r:embed="rId22"/>
                     <a:srcRect t="3640"/>
                     <a:stretch/>
                   </pic:blipFill>
@@ -4147,7 +4292,7 @@
                     <pic:cNvPicPr/>
                   </pic:nvPicPr>
                   <pic:blipFill>
-                    <a:blip r:embed="rId19"/>
+                    <a:blip r:embed="rId23"/>
                     <a:stretch>
                       <a:fillRect/>
                     </a:stretch>
@@ -4270,7 +4415,7 @@
                     <pic:cNvPicPr/>
                   </pic:nvPicPr>
                   <pic:blipFill rotWithShape="1">
-                    <a:blip r:embed="rId20"/>
+                    <a:blip r:embed="rId24"/>
                     <a:srcRect b="21558"/>
                     <a:stretch/>
                   </pic:blipFill>
@@ -4327,7 +4472,7 @@
                     <pic:cNvPicPr/>
                   </pic:nvPicPr>
                   <pic:blipFill rotWithShape="1">
-                    <a:blip r:embed="rId21"/>
+                    <a:blip r:embed="rId25"/>
                     <a:srcRect t="3640" b="6995"/>
                     <a:stretch/>
                   </pic:blipFill>
@@ -4359,7 +4504,7 @@
       <w:pPr>
         <w:pStyle w:val="Ttulo3"/>
       </w:pPr>
-      <w:bookmarkStart w:id="10" w:name="_Toc103772076"/>
+      <w:bookmarkStart w:id="10" w:name="_Toc103856180"/>
       <w:r>
         <w:t>Editar datos</w:t>
       </w:r>
@@ -4477,7 +4622,7 @@
                     <pic:cNvPicPr/>
                   </pic:nvPicPr>
                   <pic:blipFill rotWithShape="1">
-                    <a:blip r:embed="rId21"/>
+                    <a:blip r:embed="rId25"/>
                     <a:srcRect t="3640" b="6995"/>
                     <a:stretch/>
                   </pic:blipFill>
@@ -4615,7 +4760,7 @@
                     <pic:cNvPicPr/>
                   </pic:nvPicPr>
                   <pic:blipFill rotWithShape="1">
-                    <a:blip r:embed="rId22"/>
+                    <a:blip r:embed="rId26"/>
                     <a:srcRect t="4633" b="10635"/>
                     <a:stretch/>
                   </pic:blipFill>
@@ -4672,7 +4817,7 @@
                     <pic:cNvPicPr/>
                   </pic:nvPicPr>
                   <pic:blipFill rotWithShape="1">
-                    <a:blip r:embed="rId21"/>
+                    <a:blip r:embed="rId25"/>
                     <a:srcRect t="3640" b="6995"/>
                     <a:stretch/>
                   </pic:blipFill>
@@ -4704,7 +4849,7 @@
       <w:pPr>
         <w:pStyle w:val="Ttulo3"/>
       </w:pPr>
-      <w:bookmarkStart w:id="11" w:name="_Toc103772077"/>
+      <w:bookmarkStart w:id="11" w:name="_Toc103856181"/>
       <w:r>
         <w:t>Cambiar contraseña</w:t>
       </w:r>
@@ -4715,7 +4860,15 @@
         <w:jc w:val="center"/>
       </w:pPr>
       <w:r>
-        <w:t xml:space="preserve">Para cambiar tu contraseña haz </w:t>
+        <w:t xml:space="preserve">Para cambiar tu contraseña </w:t>
+      </w:r>
+      <w:proofErr w:type="spellStart"/>
+      <w:r>
+        <w:t>haz</w:t>
+      </w:r>
+      <w:proofErr w:type="spellEnd"/>
+      <w:r>
+        <w:t xml:space="preserve"> </w:t>
       </w:r>
       <w:proofErr w:type="spellStart"/>
       <w:r>
@@ -4819,7 +4972,7 @@
                     <pic:cNvPicPr/>
                   </pic:nvPicPr>
                   <pic:blipFill rotWithShape="1">
-                    <a:blip r:embed="rId21"/>
+                    <a:blip r:embed="rId25"/>
                     <a:srcRect t="3640" b="6995"/>
                     <a:stretch/>
                   </pic:blipFill>
@@ -4952,7 +5105,7 @@
                     <pic:cNvPicPr/>
                   </pic:nvPicPr>
                   <pic:blipFill rotWithShape="1">
-                    <a:blip r:embed="rId23"/>
+                    <a:blip r:embed="rId27"/>
                     <a:srcRect t="4633" b="11959"/>
                     <a:stretch/>
                   </pic:blipFill>
@@ -5009,7 +5162,7 @@
                     <pic:cNvPicPr/>
                   </pic:nvPicPr>
                   <pic:blipFill rotWithShape="1">
-                    <a:blip r:embed="rId21"/>
+                    <a:blip r:embed="rId25"/>
                     <a:srcRect t="3640" b="6995"/>
                     <a:stretch/>
                   </pic:blipFill>
@@ -5041,7 +5194,7 @@
       <w:pPr>
         <w:pStyle w:val="Ttulo1"/>
       </w:pPr>
-      <w:bookmarkStart w:id="12" w:name="_Toc103772078"/>
+      <w:bookmarkStart w:id="12" w:name="_Toc103856182"/>
       <w:r>
         <w:t>Parte de administración</w:t>
       </w:r>
@@ -5051,27 +5204,424 @@
       <w:pPr>
         <w:pStyle w:val="Ttulo2"/>
       </w:pPr>
-      <w:bookmarkStart w:id="13" w:name="_Toc103772079"/>
+      <w:bookmarkStart w:id="13" w:name="_Toc103856183"/>
       <w:r>
         <w:t>Gestión de niños</w:t>
       </w:r>
       <w:bookmarkEnd w:id="13"/>
     </w:p>
     <w:p>
+      <w:r>
+        <w:rPr>
+          <w:noProof/>
+        </w:rPr>
+        <w:drawing>
+          <wp:inline distT="0" distB="0" distL="0" distR="0" wp14:anchorId="48CF2CC3" wp14:editId="34DE06FF">
+            <wp:extent cx="5400040" cy="2552700"/>
+            <wp:effectExtent l="0" t="0" r="0" b="0"/>
+            <wp:docPr id="3" name="Imagen 3"/>
+            <wp:cNvGraphicFramePr>
+              <a:graphicFrameLocks xmlns:a="http://schemas.openxmlformats.org/drawingml/2006/main" noChangeAspect="1"/>
+            </wp:cNvGraphicFramePr>
+            <a:graphic xmlns:a="http://schemas.openxmlformats.org/drawingml/2006/main">
+              <a:graphicData uri="http://schemas.openxmlformats.org/drawingml/2006/picture">
+                <pic:pic xmlns:pic="http://schemas.openxmlformats.org/drawingml/2006/picture">
+                  <pic:nvPicPr>
+                    <pic:cNvPr id="1" name=""/>
+                    <pic:cNvPicPr/>
+                  </pic:nvPicPr>
+                  <pic:blipFill rotWithShape="1">
+                    <a:blip r:embed="rId28"/>
+                    <a:srcRect t="4303" b="6994"/>
+                    <a:stretch/>
+                  </pic:blipFill>
+                  <pic:spPr bwMode="auto">
+                    <a:xfrm>
+                      <a:off x="0" y="0"/>
+                      <a:ext cx="5400040" cy="2552700"/>
+                    </a:xfrm>
+                    <a:prstGeom prst="rect">
+                      <a:avLst/>
+                    </a:prstGeom>
+                    <a:ln>
+                      <a:noFill/>
+                    </a:ln>
+                    <a:extLst>
+                      <a:ext uri="{53640926-AAD7-44D8-BBD7-CCE9431645EC}">
+                        <a14:shadowObscured xmlns:a14="http://schemas.microsoft.com/office/drawing/2010/main"/>
+                      </a:ext>
+                    </a:extLst>
+                  </pic:spPr>
+                </pic:pic>
+              </a:graphicData>
+            </a:graphic>
+          </wp:inline>
+        </w:drawing>
+      </w:r>
+    </w:p>
+    <w:p>
       <w:pPr>
         <w:pStyle w:val="Ttulo3"/>
       </w:pPr>
-      <w:bookmarkStart w:id="14" w:name="_Toc103772080"/>
-      <w:r>
+      <w:bookmarkStart w:id="14" w:name="_Toc103856184"/>
+      <w:r>
+        <w:lastRenderedPageBreak/>
         <w:t>Crear</w:t>
       </w:r>
       <w:bookmarkEnd w:id="14"/>
     </w:p>
     <w:p>
       <w:pPr>
+        <w:jc w:val="center"/>
+      </w:pPr>
+      <w:r>
+        <w:t xml:space="preserve">Para crear un nuevo registro de niño, haz </w:t>
+      </w:r>
+      <w:proofErr w:type="spellStart"/>
+      <w:r>
+        <w:t>click</w:t>
+      </w:r>
+      <w:proofErr w:type="spellEnd"/>
+      <w:r>
+        <w:t xml:space="preserve"> en el botón “Crear nuevo registro”.</w:t>
+      </w:r>
+    </w:p>
+    <w:p>
+      <w:r>
+        <w:rPr>
+          <w:noProof/>
+        </w:rPr>
+        <mc:AlternateContent>
+          <mc:Choice Requires="wps">
+            <w:drawing>
+              <wp:anchor distT="0" distB="0" distL="114300" distR="114300" simplePos="0" relativeHeight="251698176" behindDoc="0" locked="0" layoutInCell="1" allowOverlap="1" wp14:anchorId="76963028" wp14:editId="0F778F11">
+                <wp:simplePos x="0" y="0"/>
+                <wp:positionH relativeFrom="column">
+                  <wp:posOffset>812800</wp:posOffset>
+                </wp:positionH>
+                <wp:positionV relativeFrom="paragraph">
+                  <wp:posOffset>733425</wp:posOffset>
+                </wp:positionV>
+                <wp:extent cx="554990" cy="45719"/>
+                <wp:effectExtent l="38100" t="38100" r="16510" b="88265"/>
+                <wp:wrapNone/>
+                <wp:docPr id="12" name="Conector recto de flecha 12"/>
+                <wp:cNvGraphicFramePr/>
+                <a:graphic xmlns:a="http://schemas.openxmlformats.org/drawingml/2006/main">
+                  <a:graphicData uri="http://schemas.microsoft.com/office/word/2010/wordprocessingShape">
+                    <wps:wsp>
+                      <wps:cNvCnPr/>
+                      <wps:spPr>
+                        <a:xfrm flipH="1">
+                          <a:off x="0" y="0"/>
+                          <a:ext cx="554990" cy="45719"/>
+                        </a:xfrm>
+                        <a:prstGeom prst="straightConnector1">
+                          <a:avLst/>
+                        </a:prstGeom>
+                        <a:ln>
+                          <a:tailEnd type="triangle"/>
+                        </a:ln>
+                      </wps:spPr>
+                      <wps:style>
+                        <a:lnRef idx="3">
+                          <a:schemeClr val="accent5"/>
+                        </a:lnRef>
+                        <a:fillRef idx="0">
+                          <a:schemeClr val="accent5"/>
+                        </a:fillRef>
+                        <a:effectRef idx="2">
+                          <a:schemeClr val="accent5"/>
+                        </a:effectRef>
+                        <a:fontRef idx="minor">
+                          <a:schemeClr val="tx1"/>
+                        </a:fontRef>
+                      </wps:style>
+                      <wps:bodyPr/>
+                    </wps:wsp>
+                  </a:graphicData>
+                </a:graphic>
+                <wp14:sizeRelH relativeFrom="margin">
+                  <wp14:pctWidth>0</wp14:pctWidth>
+                </wp14:sizeRelH>
+                <wp14:sizeRelV relativeFrom="margin">
+                  <wp14:pctHeight>0</wp14:pctHeight>
+                </wp14:sizeRelV>
+              </wp:anchor>
+            </w:drawing>
+          </mc:Choice>
+          <mc:Fallback>
+            <w:pict>
+              <v:shapetype w14:anchorId="45EA6682" id="_x0000_t32" coordsize="21600,21600" o:spt="32" o:oned="t" path="m,l21600,21600e" filled="f">
+                <v:path arrowok="t" fillok="f" o:connecttype="none"/>
+                <o:lock v:ext="edit" shapetype="t"/>
+              </v:shapetype>
+              <v:shape id="Conector recto de flecha 12" o:spid="_x0000_s1026" type="#_x0000_t32" style="position:absolute;margin-left:64pt;margin-top:57.75pt;width:43.7pt;height:3.6pt;flip:x;z-index:251698176;visibility:visible;mso-wrap-style:square;mso-width-percent:0;mso-height-percent:0;mso-wrap-distance-left:9pt;mso-wrap-distance-top:0;mso-wrap-distance-right:9pt;mso-wrap-distance-bottom:0;mso-position-horizontal:absolute;mso-position-horizontal-relative:text;mso-position-vertical:absolute;mso-position-vertical-relative:text;mso-width-percent:0;mso-height-percent:0;mso-width-relative:margin;mso-height-relative:margin" o:gfxdata="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" strokecolor="#5b9bd5 [3208]" strokeweight="1.5pt">
+                <v:stroke endarrow="block" joinstyle="miter"/>
+              </v:shape>
+            </w:pict>
+          </mc:Fallback>
+        </mc:AlternateContent>
+      </w:r>
+      <w:r>
+        <w:rPr>
+          <w:noProof/>
+        </w:rPr>
+        <w:drawing>
+          <wp:inline distT="0" distB="0" distL="0" distR="0" wp14:anchorId="2B0501BA" wp14:editId="0FC57AB7">
+            <wp:extent cx="5400040" cy="914400"/>
+            <wp:effectExtent l="0" t="0" r="0" b="0"/>
+            <wp:docPr id="8" name="Imagen 8"/>
+            <wp:cNvGraphicFramePr>
+              <a:graphicFrameLocks xmlns:a="http://schemas.openxmlformats.org/drawingml/2006/main" noChangeAspect="1"/>
+            </wp:cNvGraphicFramePr>
+            <a:graphic xmlns:a="http://schemas.openxmlformats.org/drawingml/2006/main">
+              <a:graphicData uri="http://schemas.openxmlformats.org/drawingml/2006/picture">
+                <pic:pic xmlns:pic="http://schemas.openxmlformats.org/drawingml/2006/picture">
+                  <pic:nvPicPr>
+                    <pic:cNvPr id="1" name=""/>
+                    <pic:cNvPicPr/>
+                  </pic:nvPicPr>
+                  <pic:blipFill rotWithShape="1">
+                    <a:blip r:embed="rId28"/>
+                    <a:srcRect t="4634" b="63592"/>
+                    <a:stretch/>
+                  </pic:blipFill>
+                  <pic:spPr bwMode="auto">
+                    <a:xfrm>
+                      <a:off x="0" y="0"/>
+                      <a:ext cx="5400040" cy="914400"/>
+                    </a:xfrm>
+                    <a:prstGeom prst="rect">
+                      <a:avLst/>
+                    </a:prstGeom>
+                    <a:ln>
+                      <a:noFill/>
+                    </a:ln>
+                    <a:extLst>
+                      <a:ext uri="{53640926-AAD7-44D8-BBD7-CCE9431645EC}">
+                        <a14:shadowObscured xmlns:a14="http://schemas.microsoft.com/office/drawing/2010/main"/>
+                      </a:ext>
+                    </a:extLst>
+                  </pic:spPr>
+                </pic:pic>
+              </a:graphicData>
+            </a:graphic>
+          </wp:inline>
+        </w:drawing>
+      </w:r>
+    </w:p>
+    <w:p>
+      <w:pPr>
+        <w:jc w:val="center"/>
+      </w:pPr>
+      <w:r>
+        <w:t xml:space="preserve">Se mostrará el formulario de creación. Introduce los datos necesarios y haz </w:t>
+      </w:r>
+      <w:proofErr w:type="spellStart"/>
+      <w:r>
+        <w:t>click</w:t>
+      </w:r>
+      <w:proofErr w:type="spellEnd"/>
+      <w:r>
+        <w:t xml:space="preserve"> en el botón “Crear registro”</w:t>
+      </w:r>
+    </w:p>
+    <w:p>
+      <w:r>
+        <w:rPr>
+          <w:noProof/>
+        </w:rPr>
+        <mc:AlternateContent>
+          <mc:Choice Requires="wps">
+            <w:drawing>
+              <wp:anchor distT="0" distB="0" distL="114300" distR="114300" simplePos="0" relativeHeight="251700224" behindDoc="0" locked="0" layoutInCell="1" allowOverlap="1" wp14:anchorId="1AC6EFA1" wp14:editId="68ACA521">
+                <wp:simplePos x="0" y="0"/>
+                <wp:positionH relativeFrom="column">
+                  <wp:posOffset>3996690</wp:posOffset>
+                </wp:positionH>
+                <wp:positionV relativeFrom="paragraph">
+                  <wp:posOffset>2089786</wp:posOffset>
+                </wp:positionV>
+                <wp:extent cx="257175" cy="321310"/>
+                <wp:effectExtent l="38100" t="0" r="28575" b="59690"/>
+                <wp:wrapNone/>
+                <wp:docPr id="21" name="Conector recto de flecha 21"/>
+                <wp:cNvGraphicFramePr/>
+                <a:graphic xmlns:a="http://schemas.openxmlformats.org/drawingml/2006/main">
+                  <a:graphicData uri="http://schemas.microsoft.com/office/word/2010/wordprocessingShape">
+                    <wps:wsp>
+                      <wps:cNvCnPr/>
+                      <wps:spPr>
+                        <a:xfrm flipH="1">
+                          <a:off x="0" y="0"/>
+                          <a:ext cx="257175" cy="321310"/>
+                        </a:xfrm>
+                        <a:prstGeom prst="straightConnector1">
+                          <a:avLst/>
+                        </a:prstGeom>
+                        <a:ln>
+                          <a:tailEnd type="triangle"/>
+                        </a:ln>
+                      </wps:spPr>
+                      <wps:style>
+                        <a:lnRef idx="3">
+                          <a:schemeClr val="accent5"/>
+                        </a:lnRef>
+                        <a:fillRef idx="0">
+                          <a:schemeClr val="accent5"/>
+                        </a:fillRef>
+                        <a:effectRef idx="2">
+                          <a:schemeClr val="accent5"/>
+                        </a:effectRef>
+                        <a:fontRef idx="minor">
+                          <a:schemeClr val="tx1"/>
+                        </a:fontRef>
+                      </wps:style>
+                      <wps:bodyPr/>
+                    </wps:wsp>
+                  </a:graphicData>
+                </a:graphic>
+                <wp14:sizeRelH relativeFrom="margin">
+                  <wp14:pctWidth>0</wp14:pctWidth>
+                </wp14:sizeRelH>
+                <wp14:sizeRelV relativeFrom="margin">
+                  <wp14:pctHeight>0</wp14:pctHeight>
+                </wp14:sizeRelV>
+              </wp:anchor>
+            </w:drawing>
+          </mc:Choice>
+          <mc:Fallback>
+            <w:pict>
+              <v:shape w14:anchorId="42DB53F5" id="Conector recto de flecha 21" o:spid="_x0000_s1026" type="#_x0000_t32" style="position:absolute;margin-left:314.7pt;margin-top:164.55pt;width:20.25pt;height:25.3pt;flip:x;z-index:251700224;visibility:visible;mso-wrap-style:square;mso-width-percent:0;mso-height-percent:0;mso-wrap-distance-left:9pt;mso-wrap-distance-top:0;mso-wrap-distance-right:9pt;mso-wrap-distance-bottom:0;mso-position-horizontal:absolute;mso-position-horizontal-relative:text;mso-position-vertical:absolute;mso-position-vertical-relative:text;mso-width-percent:0;mso-height-percent:0;mso-width-relative:margin;mso-height-relative:margin" o:gfxdata="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" strokecolor="#5b9bd5 [3208]" strokeweight="1.5pt">
+                <v:stroke endarrow="block" joinstyle="miter"/>
+              </v:shape>
+            </w:pict>
+          </mc:Fallback>
+        </mc:AlternateContent>
+      </w:r>
+      <w:r>
+        <w:rPr>
+          <w:noProof/>
+        </w:rPr>
+        <w:drawing>
+          <wp:inline distT="0" distB="0" distL="0" distR="0" wp14:anchorId="40D34B37" wp14:editId="6B0AC357">
+            <wp:extent cx="5400040" cy="2763520"/>
+            <wp:effectExtent l="0" t="0" r="0" b="0"/>
+            <wp:docPr id="17" name="Imagen 17"/>
+            <wp:cNvGraphicFramePr>
+              <a:graphicFrameLocks xmlns:a="http://schemas.openxmlformats.org/drawingml/2006/main" noChangeAspect="1"/>
+            </wp:cNvGraphicFramePr>
+            <a:graphic xmlns:a="http://schemas.openxmlformats.org/drawingml/2006/main">
+              <a:graphicData uri="http://schemas.openxmlformats.org/drawingml/2006/picture">
+                <pic:pic xmlns:pic="http://schemas.openxmlformats.org/drawingml/2006/picture">
+                  <pic:nvPicPr>
+                    <pic:cNvPr id="1" name=""/>
+                    <pic:cNvPicPr/>
+                  </pic:nvPicPr>
+                  <pic:blipFill rotWithShape="1">
+                    <a:blip r:embed="rId29"/>
+                    <a:srcRect t="3972"/>
+                    <a:stretch/>
+                  </pic:blipFill>
+                  <pic:spPr bwMode="auto">
+                    <a:xfrm>
+                      <a:off x="0" y="0"/>
+                      <a:ext cx="5400040" cy="2763520"/>
+                    </a:xfrm>
+                    <a:prstGeom prst="rect">
+                      <a:avLst/>
+                    </a:prstGeom>
+                    <a:ln>
+                      <a:noFill/>
+                    </a:ln>
+                    <a:extLst>
+                      <a:ext uri="{53640926-AAD7-44D8-BBD7-CCE9431645EC}">
+                        <a14:shadowObscured xmlns:a14="http://schemas.microsoft.com/office/drawing/2010/main"/>
+                      </a:ext>
+                    </a:extLst>
+                  </pic:spPr>
+                </pic:pic>
+              </a:graphicData>
+            </a:graphic>
+          </wp:inline>
+        </w:drawing>
+      </w:r>
+    </w:p>
+    <w:p>
+      <w:pPr>
+        <w:jc w:val="center"/>
+      </w:pPr>
+      <w:r>
+        <w:t xml:space="preserve">Se mostrará un aviso indicando que el </w:t>
+      </w:r>
+      <w:r>
+        <w:t>registro</w:t>
+      </w:r>
+      <w:r>
+        <w:t xml:space="preserve"> se ha </w:t>
+      </w:r>
+      <w:r>
+        <w:t>creado</w:t>
+      </w:r>
+      <w:r>
+        <w:t xml:space="preserve"> correctamente</w:t>
+      </w:r>
+    </w:p>
+    <w:p>
+      <w:r>
+        <w:rPr>
+          <w:noProof/>
+        </w:rPr>
+        <w:drawing>
+          <wp:inline distT="0" distB="0" distL="0" distR="0" wp14:anchorId="1C0A903C" wp14:editId="4637A4F3">
+            <wp:extent cx="5400040" cy="1800225"/>
+            <wp:effectExtent l="0" t="0" r="0" b="9525"/>
+            <wp:docPr id="48" name="Imagen 48"/>
+            <wp:cNvGraphicFramePr>
+              <a:graphicFrameLocks xmlns:a="http://schemas.openxmlformats.org/drawingml/2006/main" noChangeAspect="1"/>
+            </wp:cNvGraphicFramePr>
+            <a:graphic xmlns:a="http://schemas.openxmlformats.org/drawingml/2006/main">
+              <a:graphicData uri="http://schemas.openxmlformats.org/drawingml/2006/picture">
+                <pic:pic xmlns:pic="http://schemas.openxmlformats.org/drawingml/2006/picture">
+                  <pic:nvPicPr>
+                    <pic:cNvPr id="1" name=""/>
+                    <pic:cNvPicPr/>
+                  </pic:nvPicPr>
+                  <pic:blipFill rotWithShape="1">
+                    <a:blip r:embed="rId30"/>
+                    <a:srcRect t="3972" b="33473"/>
+                    <a:stretch/>
+                  </pic:blipFill>
+                  <pic:spPr bwMode="auto">
+                    <a:xfrm>
+                      <a:off x="0" y="0"/>
+                      <a:ext cx="5400040" cy="1800225"/>
+                    </a:xfrm>
+                    <a:prstGeom prst="rect">
+                      <a:avLst/>
+                    </a:prstGeom>
+                    <a:ln>
+                      <a:noFill/>
+                    </a:ln>
+                    <a:extLst>
+                      <a:ext uri="{53640926-AAD7-44D8-BBD7-CCE9431645EC}">
+                        <a14:shadowObscured xmlns:a14="http://schemas.microsoft.com/office/drawing/2010/main"/>
+                      </a:ext>
+                    </a:extLst>
+                  </pic:spPr>
+                </pic:pic>
+              </a:graphicData>
+            </a:graphic>
+          </wp:inline>
+        </w:drawing>
+      </w:r>
+    </w:p>
+    <w:p>
+      <w:pPr>
         <w:pStyle w:val="Ttulo3"/>
       </w:pPr>
-      <w:bookmarkStart w:id="15" w:name="_Toc103772081"/>
+      <w:bookmarkStart w:id="15" w:name="_Toc103856185"/>
       <w:r>
         <w:t>Editar</w:t>
       </w:r>
@@ -5079,9 +5629,346 @@
     </w:p>
     <w:p>
       <w:pPr>
+        <w:jc w:val="center"/>
+      </w:pPr>
+      <w:r>
+        <w:t xml:space="preserve">Para editar un registro haz </w:t>
+      </w:r>
+      <w:proofErr w:type="spellStart"/>
+      <w:r>
+        <w:t>click</w:t>
+      </w:r>
+      <w:proofErr w:type="spellEnd"/>
+      <w:r>
+        <w:t xml:space="preserve"> en el botón amarillo con el icono del </w:t>
+      </w:r>
+      <w:proofErr w:type="spellStart"/>
+      <w:r>
+        <w:t>lapiz</w:t>
+      </w:r>
+      <w:proofErr w:type="spellEnd"/>
+    </w:p>
+    <w:p>
+      <w:r>
+        <w:rPr>
+          <w:noProof/>
+        </w:rPr>
+        <mc:AlternateContent>
+          <mc:Choice Requires="wps">
+            <w:drawing>
+              <wp:anchor distT="0" distB="0" distL="114300" distR="114300" simplePos="0" relativeHeight="251702272" behindDoc="0" locked="0" layoutInCell="1" allowOverlap="1" wp14:anchorId="05AE43B5" wp14:editId="05882CA0">
+                <wp:simplePos x="0" y="0"/>
+                <wp:positionH relativeFrom="column">
+                  <wp:posOffset>4882515</wp:posOffset>
+                </wp:positionH>
+                <wp:positionV relativeFrom="paragraph">
+                  <wp:posOffset>607060</wp:posOffset>
+                </wp:positionV>
+                <wp:extent cx="257175" cy="321310"/>
+                <wp:effectExtent l="38100" t="0" r="28575" b="59690"/>
+                <wp:wrapNone/>
+                <wp:docPr id="56" name="Conector recto de flecha 56"/>
+                <wp:cNvGraphicFramePr/>
+                <a:graphic xmlns:a="http://schemas.openxmlformats.org/drawingml/2006/main">
+                  <a:graphicData uri="http://schemas.microsoft.com/office/word/2010/wordprocessingShape">
+                    <wps:wsp>
+                      <wps:cNvCnPr/>
+                      <wps:spPr>
+                        <a:xfrm flipH="1">
+                          <a:off x="0" y="0"/>
+                          <a:ext cx="257175" cy="321310"/>
+                        </a:xfrm>
+                        <a:prstGeom prst="straightConnector1">
+                          <a:avLst/>
+                        </a:prstGeom>
+                        <a:ln>
+                          <a:tailEnd type="triangle"/>
+                        </a:ln>
+                      </wps:spPr>
+                      <wps:style>
+                        <a:lnRef idx="3">
+                          <a:schemeClr val="accent5"/>
+                        </a:lnRef>
+                        <a:fillRef idx="0">
+                          <a:schemeClr val="accent5"/>
+                        </a:fillRef>
+                        <a:effectRef idx="2">
+                          <a:schemeClr val="accent5"/>
+                        </a:effectRef>
+                        <a:fontRef idx="minor">
+                          <a:schemeClr val="tx1"/>
+                        </a:fontRef>
+                      </wps:style>
+                      <wps:bodyPr/>
+                    </wps:wsp>
+                  </a:graphicData>
+                </a:graphic>
+                <wp14:sizeRelH relativeFrom="margin">
+                  <wp14:pctWidth>0</wp14:pctWidth>
+                </wp14:sizeRelH>
+                <wp14:sizeRelV relativeFrom="margin">
+                  <wp14:pctHeight>0</wp14:pctHeight>
+                </wp14:sizeRelV>
+              </wp:anchor>
+            </w:drawing>
+          </mc:Choice>
+          <mc:Fallback>
+            <w:pict>
+              <v:shape w14:anchorId="0C97B7FD" id="Conector recto de flecha 56" o:spid="_x0000_s1026" type="#_x0000_t32" style="position:absolute;margin-left:384.45pt;margin-top:47.8pt;width:20.25pt;height:25.3pt;flip:x;z-index:251702272;visibility:visible;mso-wrap-style:square;mso-width-percent:0;mso-height-percent:0;mso-wrap-distance-left:9pt;mso-wrap-distance-top:0;mso-wrap-distance-right:9pt;mso-wrap-distance-bottom:0;mso-position-horizontal:absolute;mso-position-horizontal-relative:text;mso-position-vertical:absolute;mso-position-vertical-relative:text;mso-width-percent:0;mso-height-percent:0;mso-width-relative:margin;mso-height-relative:margin" o:gfxdata="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" strokecolor="#5b9bd5 [3208]" strokeweight="1.5pt">
+                <v:stroke endarrow="block" joinstyle="miter"/>
+              </v:shape>
+            </w:pict>
+          </mc:Fallback>
+        </mc:AlternateContent>
+      </w:r>
+      <w:r>
+        <w:rPr>
+          <w:noProof/>
+        </w:rPr>
+        <w:drawing>
+          <wp:inline distT="0" distB="0" distL="0" distR="0" wp14:anchorId="3A086579" wp14:editId="2935C444">
+            <wp:extent cx="5400040" cy="1143000"/>
+            <wp:effectExtent l="0" t="0" r="0" b="0"/>
+            <wp:docPr id="55" name="Imagen 55"/>
+            <wp:cNvGraphicFramePr>
+              <a:graphicFrameLocks xmlns:a="http://schemas.openxmlformats.org/drawingml/2006/main" noChangeAspect="1"/>
+            </wp:cNvGraphicFramePr>
+            <a:graphic xmlns:a="http://schemas.openxmlformats.org/drawingml/2006/main">
+              <a:graphicData uri="http://schemas.openxmlformats.org/drawingml/2006/picture">
+                <pic:pic xmlns:pic="http://schemas.openxmlformats.org/drawingml/2006/picture">
+                  <pic:nvPicPr>
+                    <pic:cNvPr id="1" name=""/>
+                    <pic:cNvPicPr/>
+                  </pic:nvPicPr>
+                  <pic:blipFill rotWithShape="1">
+                    <a:blip r:embed="rId31"/>
+                    <a:srcRect t="10260" b="50023"/>
+                    <a:stretch/>
+                  </pic:blipFill>
+                  <pic:spPr bwMode="auto">
+                    <a:xfrm>
+                      <a:off x="0" y="0"/>
+                      <a:ext cx="5400040" cy="1143000"/>
+                    </a:xfrm>
+                    <a:prstGeom prst="rect">
+                      <a:avLst/>
+                    </a:prstGeom>
+                    <a:ln>
+                      <a:noFill/>
+                    </a:ln>
+                    <a:extLst>
+                      <a:ext uri="{53640926-AAD7-44D8-BBD7-CCE9431645EC}">
+                        <a14:shadowObscured xmlns:a14="http://schemas.microsoft.com/office/drawing/2010/main"/>
+                      </a:ext>
+                    </a:extLst>
+                  </pic:spPr>
+                </pic:pic>
+              </a:graphicData>
+            </a:graphic>
+          </wp:inline>
+        </w:drawing>
+      </w:r>
+    </w:p>
+    <w:p>
+      <w:pPr>
+        <w:jc w:val="center"/>
+      </w:pPr>
+      <w:r>
+        <w:lastRenderedPageBreak/>
+        <w:t xml:space="preserve">Se abrirá el formulario de edición. Modifica lo que necesites y haz </w:t>
+      </w:r>
+      <w:proofErr w:type="spellStart"/>
+      <w:r>
+        <w:t>click</w:t>
+      </w:r>
+      <w:proofErr w:type="spellEnd"/>
+      <w:r>
+        <w:t xml:space="preserve"> en el botón “Editar registro”</w:t>
+      </w:r>
+    </w:p>
+    <w:p>
+      <w:r>
+        <w:rPr>
+          <w:noProof/>
+        </w:rPr>
+        <mc:AlternateContent>
+          <mc:Choice Requires="wps">
+            <w:drawing>
+              <wp:anchor distT="0" distB="0" distL="114300" distR="114300" simplePos="0" relativeHeight="251704320" behindDoc="0" locked="0" layoutInCell="1" allowOverlap="1" wp14:anchorId="6F734591" wp14:editId="16B43968">
+                <wp:simplePos x="0" y="0"/>
+                <wp:positionH relativeFrom="column">
+                  <wp:posOffset>3977640</wp:posOffset>
+                </wp:positionH>
+                <wp:positionV relativeFrom="paragraph">
+                  <wp:posOffset>2106930</wp:posOffset>
+                </wp:positionV>
+                <wp:extent cx="257175" cy="321310"/>
+                <wp:effectExtent l="38100" t="0" r="28575" b="59690"/>
+                <wp:wrapNone/>
+                <wp:docPr id="58" name="Conector recto de flecha 58"/>
+                <wp:cNvGraphicFramePr/>
+                <a:graphic xmlns:a="http://schemas.openxmlformats.org/drawingml/2006/main">
+                  <a:graphicData uri="http://schemas.microsoft.com/office/word/2010/wordprocessingShape">
+                    <wps:wsp>
+                      <wps:cNvCnPr/>
+                      <wps:spPr>
+                        <a:xfrm flipH="1">
+                          <a:off x="0" y="0"/>
+                          <a:ext cx="257175" cy="321310"/>
+                        </a:xfrm>
+                        <a:prstGeom prst="straightConnector1">
+                          <a:avLst/>
+                        </a:prstGeom>
+                        <a:ln>
+                          <a:tailEnd type="triangle"/>
+                        </a:ln>
+                      </wps:spPr>
+                      <wps:style>
+                        <a:lnRef idx="3">
+                          <a:schemeClr val="accent5"/>
+                        </a:lnRef>
+                        <a:fillRef idx="0">
+                          <a:schemeClr val="accent5"/>
+                        </a:fillRef>
+                        <a:effectRef idx="2">
+                          <a:schemeClr val="accent5"/>
+                        </a:effectRef>
+                        <a:fontRef idx="minor">
+                          <a:schemeClr val="tx1"/>
+                        </a:fontRef>
+                      </wps:style>
+                      <wps:bodyPr/>
+                    </wps:wsp>
+                  </a:graphicData>
+                </a:graphic>
+                <wp14:sizeRelH relativeFrom="margin">
+                  <wp14:pctWidth>0</wp14:pctWidth>
+                </wp14:sizeRelH>
+                <wp14:sizeRelV relativeFrom="margin">
+                  <wp14:pctHeight>0</wp14:pctHeight>
+                </wp14:sizeRelV>
+              </wp:anchor>
+            </w:drawing>
+          </mc:Choice>
+          <mc:Fallback>
+            <w:pict>
+              <v:shape w14:anchorId="2F138EB3" id="Conector recto de flecha 58" o:spid="_x0000_s1026" type="#_x0000_t32" style="position:absolute;margin-left:313.2pt;margin-top:165.9pt;width:20.25pt;height:25.3pt;flip:x;z-index:251704320;visibility:visible;mso-wrap-style:square;mso-width-percent:0;mso-height-percent:0;mso-wrap-distance-left:9pt;mso-wrap-distance-top:0;mso-wrap-distance-right:9pt;mso-wrap-distance-bottom:0;mso-position-horizontal:absolute;mso-position-horizontal-relative:text;mso-position-vertical:absolute;mso-position-vertical-relative:text;mso-width-percent:0;mso-height-percent:0;mso-width-relative:margin;mso-height-relative:margin" o:gfxdata="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" strokecolor="#5b9bd5 [3208]" strokeweight="1.5pt">
+                <v:stroke endarrow="block" joinstyle="miter"/>
+              </v:shape>
+            </w:pict>
+          </mc:Fallback>
+        </mc:AlternateContent>
+      </w:r>
+      <w:r>
+        <w:rPr>
+          <w:noProof/>
+        </w:rPr>
+        <w:drawing>
+          <wp:inline distT="0" distB="0" distL="0" distR="0" wp14:anchorId="4F82DB69" wp14:editId="00BA23EE">
+            <wp:extent cx="5400040" cy="2763520"/>
+            <wp:effectExtent l="0" t="0" r="0" b="0"/>
+            <wp:docPr id="57" name="Imagen 57"/>
+            <wp:cNvGraphicFramePr>
+              <a:graphicFrameLocks xmlns:a="http://schemas.openxmlformats.org/drawingml/2006/main" noChangeAspect="1"/>
+            </wp:cNvGraphicFramePr>
+            <a:graphic xmlns:a="http://schemas.openxmlformats.org/drawingml/2006/main">
+              <a:graphicData uri="http://schemas.openxmlformats.org/drawingml/2006/picture">
+                <pic:pic xmlns:pic="http://schemas.openxmlformats.org/drawingml/2006/picture">
+                  <pic:nvPicPr>
+                    <pic:cNvPr id="1" name=""/>
+                    <pic:cNvPicPr/>
+                  </pic:nvPicPr>
+                  <pic:blipFill rotWithShape="1">
+                    <a:blip r:embed="rId32"/>
+                    <a:srcRect t="3971"/>
+                    <a:stretch/>
+                  </pic:blipFill>
+                  <pic:spPr bwMode="auto">
+                    <a:xfrm>
+                      <a:off x="0" y="0"/>
+                      <a:ext cx="5400040" cy="2763520"/>
+                    </a:xfrm>
+                    <a:prstGeom prst="rect">
+                      <a:avLst/>
+                    </a:prstGeom>
+                    <a:ln>
+                      <a:noFill/>
+                    </a:ln>
+                    <a:extLst>
+                      <a:ext uri="{53640926-AAD7-44D8-BBD7-CCE9431645EC}">
+                        <a14:shadowObscured xmlns:a14="http://schemas.microsoft.com/office/drawing/2010/main"/>
+                      </a:ext>
+                    </a:extLst>
+                  </pic:spPr>
+                </pic:pic>
+              </a:graphicData>
+            </a:graphic>
+          </wp:inline>
+        </w:drawing>
+      </w:r>
+    </w:p>
+    <w:p>
+      <w:pPr>
+        <w:jc w:val="center"/>
+      </w:pPr>
+      <w:r>
+        <w:t>Se mostrará un aviso indicando que el registro se ha modificado correctamente</w:t>
+      </w:r>
+    </w:p>
+    <w:p>
+      <w:r>
+        <w:rPr>
+          <w:noProof/>
+        </w:rPr>
+        <w:drawing>
+          <wp:inline distT="0" distB="0" distL="0" distR="0" wp14:anchorId="2D88715C" wp14:editId="6C8D8DF8">
+            <wp:extent cx="5400040" cy="1905000"/>
+            <wp:effectExtent l="0" t="0" r="0" b="0"/>
+            <wp:docPr id="60" name="Imagen 60"/>
+            <wp:cNvGraphicFramePr>
+              <a:graphicFrameLocks xmlns:a="http://schemas.openxmlformats.org/drawingml/2006/main" noChangeAspect="1"/>
+            </wp:cNvGraphicFramePr>
+            <a:graphic xmlns:a="http://schemas.openxmlformats.org/drawingml/2006/main">
+              <a:graphicData uri="http://schemas.openxmlformats.org/drawingml/2006/picture">
+                <pic:pic xmlns:pic="http://schemas.openxmlformats.org/drawingml/2006/picture">
+                  <pic:nvPicPr>
+                    <pic:cNvPr id="1" name=""/>
+                    <pic:cNvPicPr/>
+                  </pic:nvPicPr>
+                  <pic:blipFill rotWithShape="1">
+                    <a:blip r:embed="rId33"/>
+                    <a:srcRect t="4634" b="29170"/>
+                    <a:stretch/>
+                  </pic:blipFill>
+                  <pic:spPr bwMode="auto">
+                    <a:xfrm>
+                      <a:off x="0" y="0"/>
+                      <a:ext cx="5400040" cy="1905000"/>
+                    </a:xfrm>
+                    <a:prstGeom prst="rect">
+                      <a:avLst/>
+                    </a:prstGeom>
+                    <a:ln>
+                      <a:noFill/>
+                    </a:ln>
+                    <a:extLst>
+                      <a:ext uri="{53640926-AAD7-44D8-BBD7-CCE9431645EC}">
+                        <a14:shadowObscured xmlns:a14="http://schemas.microsoft.com/office/drawing/2010/main"/>
+                      </a:ext>
+                    </a:extLst>
+                  </pic:spPr>
+                </pic:pic>
+              </a:graphicData>
+            </a:graphic>
+          </wp:inline>
+        </w:drawing>
+      </w:r>
+    </w:p>
+    <w:p>
+      <w:pPr>
         <w:pStyle w:val="Ttulo3"/>
       </w:pPr>
-      <w:bookmarkStart w:id="16" w:name="_Toc103772082"/>
+      <w:bookmarkStart w:id="16" w:name="_Toc103856186"/>
       <w:r>
         <w:t>Ver</w:t>
       </w:r>
@@ -5089,9 +5976,209 @@
     </w:p>
     <w:p>
       <w:pPr>
+        <w:jc w:val="center"/>
+      </w:pPr>
+      <w:r>
+        <w:t xml:space="preserve">Para ver los datos al completo puedes visualizarlos haciendo </w:t>
+      </w:r>
+      <w:proofErr w:type="spellStart"/>
+      <w:r>
+        <w:t>click</w:t>
+      </w:r>
+      <w:proofErr w:type="spellEnd"/>
+      <w:r>
+        <w:t xml:space="preserve"> en el botón azul con el icono del ojo. En su defecto también puedes ver los datos en el formulario de edición explicado anteriormente.</w:t>
+      </w:r>
+    </w:p>
+    <w:p>
+      <w:r>
+        <w:rPr>
+          <w:noProof/>
+        </w:rPr>
+        <mc:AlternateContent>
+          <mc:Choice Requires="wps">
+            <w:drawing>
+              <wp:anchor distT="0" distB="0" distL="114300" distR="114300" simplePos="0" relativeHeight="251706368" behindDoc="0" locked="0" layoutInCell="1" allowOverlap="1" wp14:anchorId="77D57F86" wp14:editId="53ED083A">
+                <wp:simplePos x="0" y="0"/>
+                <wp:positionH relativeFrom="column">
+                  <wp:posOffset>4549140</wp:posOffset>
+                </wp:positionH>
+                <wp:positionV relativeFrom="paragraph">
+                  <wp:posOffset>646430</wp:posOffset>
+                </wp:positionV>
+                <wp:extent cx="257175" cy="321310"/>
+                <wp:effectExtent l="38100" t="0" r="28575" b="59690"/>
+                <wp:wrapNone/>
+                <wp:docPr id="62" name="Conector recto de flecha 62"/>
+                <wp:cNvGraphicFramePr/>
+                <a:graphic xmlns:a="http://schemas.openxmlformats.org/drawingml/2006/main">
+                  <a:graphicData uri="http://schemas.microsoft.com/office/word/2010/wordprocessingShape">
+                    <wps:wsp>
+                      <wps:cNvCnPr/>
+                      <wps:spPr>
+                        <a:xfrm flipH="1">
+                          <a:off x="0" y="0"/>
+                          <a:ext cx="257175" cy="321310"/>
+                        </a:xfrm>
+                        <a:prstGeom prst="straightConnector1">
+                          <a:avLst/>
+                        </a:prstGeom>
+                        <a:ln>
+                          <a:tailEnd type="triangle"/>
+                        </a:ln>
+                      </wps:spPr>
+                      <wps:style>
+                        <a:lnRef idx="3">
+                          <a:schemeClr val="accent5"/>
+                        </a:lnRef>
+                        <a:fillRef idx="0">
+                          <a:schemeClr val="accent5"/>
+                        </a:fillRef>
+                        <a:effectRef idx="2">
+                          <a:schemeClr val="accent5"/>
+                        </a:effectRef>
+                        <a:fontRef idx="minor">
+                          <a:schemeClr val="tx1"/>
+                        </a:fontRef>
+                      </wps:style>
+                      <wps:bodyPr/>
+                    </wps:wsp>
+                  </a:graphicData>
+                </a:graphic>
+                <wp14:sizeRelH relativeFrom="margin">
+                  <wp14:pctWidth>0</wp14:pctWidth>
+                </wp14:sizeRelH>
+                <wp14:sizeRelV relativeFrom="margin">
+                  <wp14:pctHeight>0</wp14:pctHeight>
+                </wp14:sizeRelV>
+              </wp:anchor>
+            </w:drawing>
+          </mc:Choice>
+          <mc:Fallback>
+            <w:pict>
+              <v:shape w14:anchorId="671381C2" id="Conector recto de flecha 62" o:spid="_x0000_s1026" type="#_x0000_t32" style="position:absolute;margin-left:358.2pt;margin-top:50.9pt;width:20.25pt;height:25.3pt;flip:x;z-index:251706368;visibility:visible;mso-wrap-style:square;mso-width-percent:0;mso-height-percent:0;mso-wrap-distance-left:9pt;mso-wrap-distance-top:0;mso-wrap-distance-right:9pt;mso-wrap-distance-bottom:0;mso-position-horizontal:absolute;mso-position-horizontal-relative:text;mso-position-vertical:absolute;mso-position-vertical-relative:text;mso-width-percent:0;mso-height-percent:0;mso-width-relative:margin;mso-height-relative:margin" o:gfxdata="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" strokecolor="#5b9bd5 [3208]" strokeweight="1.5pt">
+                <v:stroke endarrow="block" joinstyle="miter"/>
+              </v:shape>
+            </w:pict>
+          </mc:Fallback>
+        </mc:AlternateContent>
+      </w:r>
+      <w:r>
+        <w:rPr>
+          <w:noProof/>
+        </w:rPr>
+        <w:drawing>
+          <wp:inline distT="0" distB="0" distL="0" distR="0" wp14:anchorId="3FEA0D00" wp14:editId="63733FF9">
+            <wp:extent cx="5400040" cy="1143000"/>
+            <wp:effectExtent l="0" t="0" r="0" b="0"/>
+            <wp:docPr id="61" name="Imagen 61"/>
+            <wp:cNvGraphicFramePr>
+              <a:graphicFrameLocks xmlns:a="http://schemas.openxmlformats.org/drawingml/2006/main" noChangeAspect="1"/>
+            </wp:cNvGraphicFramePr>
+            <a:graphic xmlns:a="http://schemas.openxmlformats.org/drawingml/2006/main">
+              <a:graphicData uri="http://schemas.openxmlformats.org/drawingml/2006/picture">
+                <pic:pic xmlns:pic="http://schemas.openxmlformats.org/drawingml/2006/picture">
+                  <pic:nvPicPr>
+                    <pic:cNvPr id="1" name=""/>
+                    <pic:cNvPicPr/>
+                  </pic:nvPicPr>
+                  <pic:blipFill rotWithShape="1">
+                    <a:blip r:embed="rId31"/>
+                    <a:srcRect t="10260" b="50023"/>
+                    <a:stretch/>
+                  </pic:blipFill>
+                  <pic:spPr bwMode="auto">
+                    <a:xfrm>
+                      <a:off x="0" y="0"/>
+                      <a:ext cx="5400040" cy="1143000"/>
+                    </a:xfrm>
+                    <a:prstGeom prst="rect">
+                      <a:avLst/>
+                    </a:prstGeom>
+                    <a:ln>
+                      <a:noFill/>
+                    </a:ln>
+                    <a:extLst>
+                      <a:ext uri="{53640926-AAD7-44D8-BBD7-CCE9431645EC}">
+                        <a14:shadowObscured xmlns:a14="http://schemas.microsoft.com/office/drawing/2010/main"/>
+                      </a:ext>
+                    </a:extLst>
+                  </pic:spPr>
+                </pic:pic>
+              </a:graphicData>
+            </a:graphic>
+          </wp:inline>
+        </w:drawing>
+      </w:r>
+    </w:p>
+    <w:p>
+      <w:r>
+        <w:br w:type="page"/>
+      </w:r>
+    </w:p>
+    <w:p>
+      <w:pPr>
+        <w:jc w:val="center"/>
+      </w:pPr>
+      <w:r>
+        <w:lastRenderedPageBreak/>
+        <w:t>Se mostrará una ventana con todos los datos del registro organizados en 4 grupos. Datos identificativos, datos de contacto, datos médicos y datos de la escuela</w:t>
+      </w:r>
+    </w:p>
+    <w:p>
+      <w:r>
+        <w:rPr>
+          <w:noProof/>
+        </w:rPr>
+        <w:drawing>
+          <wp:inline distT="0" distB="0" distL="0" distR="0" wp14:anchorId="56489A3A" wp14:editId="394A3122">
+            <wp:extent cx="5400040" cy="2543175"/>
+            <wp:effectExtent l="0" t="0" r="0" b="9525"/>
+            <wp:docPr id="63" name="Imagen 63"/>
+            <wp:cNvGraphicFramePr>
+              <a:graphicFrameLocks xmlns:a="http://schemas.openxmlformats.org/drawingml/2006/main" noChangeAspect="1"/>
+            </wp:cNvGraphicFramePr>
+            <a:graphic xmlns:a="http://schemas.openxmlformats.org/drawingml/2006/main">
+              <a:graphicData uri="http://schemas.openxmlformats.org/drawingml/2006/picture">
+                <pic:pic xmlns:pic="http://schemas.openxmlformats.org/drawingml/2006/picture">
+                  <pic:nvPicPr>
+                    <pic:cNvPr id="1" name=""/>
+                    <pic:cNvPicPr/>
+                  </pic:nvPicPr>
+                  <pic:blipFill rotWithShape="1">
+                    <a:blip r:embed="rId34"/>
+                    <a:srcRect t="4303" b="7325"/>
+                    <a:stretch/>
+                  </pic:blipFill>
+                  <pic:spPr bwMode="auto">
+                    <a:xfrm>
+                      <a:off x="0" y="0"/>
+                      <a:ext cx="5400040" cy="2543175"/>
+                    </a:xfrm>
+                    <a:prstGeom prst="rect">
+                      <a:avLst/>
+                    </a:prstGeom>
+                    <a:ln>
+                      <a:noFill/>
+                    </a:ln>
+                    <a:extLst>
+                      <a:ext uri="{53640926-AAD7-44D8-BBD7-CCE9431645EC}">
+                        <a14:shadowObscured xmlns:a14="http://schemas.microsoft.com/office/drawing/2010/main"/>
+                      </a:ext>
+                    </a:extLst>
+                  </pic:spPr>
+                </pic:pic>
+              </a:graphicData>
+            </a:graphic>
+          </wp:inline>
+        </w:drawing>
+      </w:r>
+    </w:p>
+    <w:p>
+      <w:pPr>
         <w:pStyle w:val="Ttulo3"/>
       </w:pPr>
-      <w:bookmarkStart w:id="17" w:name="_Toc103772083"/>
+      <w:bookmarkStart w:id="17" w:name="_Toc103856187"/>
       <w:r>
         <w:t>Borrar</w:t>
       </w:r>
@@ -5099,11 +6186,351 @@
     </w:p>
     <w:p>
       <w:pPr>
+        <w:jc w:val="center"/>
+      </w:pPr>
+      <w:r>
+        <w:t xml:space="preserve">Para borrar un registro haz </w:t>
+      </w:r>
+      <w:proofErr w:type="spellStart"/>
+      <w:r>
+        <w:t>click</w:t>
+      </w:r>
+      <w:proofErr w:type="spellEnd"/>
+      <w:r>
+        <w:t xml:space="preserve"> en el botón rojo con el icono de la papelera</w:t>
+      </w:r>
+    </w:p>
+    <w:p>
+      <w:r>
+        <w:rPr>
+          <w:noProof/>
+        </w:rPr>
+        <mc:AlternateContent>
+          <mc:Choice Requires="wps">
+            <w:drawing>
+              <wp:anchor distT="0" distB="0" distL="114300" distR="114300" simplePos="0" relativeHeight="251708416" behindDoc="0" locked="0" layoutInCell="1" allowOverlap="1" wp14:anchorId="072DB508" wp14:editId="55626739">
+                <wp:simplePos x="0" y="0"/>
+                <wp:positionH relativeFrom="margin">
+                  <wp:align>right</wp:align>
+                </wp:positionH>
+                <wp:positionV relativeFrom="paragraph">
+                  <wp:posOffset>610235</wp:posOffset>
+                </wp:positionV>
+                <wp:extent cx="257175" cy="321310"/>
+                <wp:effectExtent l="38100" t="0" r="28575" b="59690"/>
+                <wp:wrapNone/>
+                <wp:docPr id="65" name="Conector recto de flecha 65"/>
+                <wp:cNvGraphicFramePr/>
+                <a:graphic xmlns:a="http://schemas.openxmlformats.org/drawingml/2006/main">
+                  <a:graphicData uri="http://schemas.microsoft.com/office/word/2010/wordprocessingShape">
+                    <wps:wsp>
+                      <wps:cNvCnPr/>
+                      <wps:spPr>
+                        <a:xfrm flipH="1">
+                          <a:off x="0" y="0"/>
+                          <a:ext cx="257175" cy="321310"/>
+                        </a:xfrm>
+                        <a:prstGeom prst="straightConnector1">
+                          <a:avLst/>
+                        </a:prstGeom>
+                        <a:ln>
+                          <a:tailEnd type="triangle"/>
+                        </a:ln>
+                      </wps:spPr>
+                      <wps:style>
+                        <a:lnRef idx="3">
+                          <a:schemeClr val="accent5"/>
+                        </a:lnRef>
+                        <a:fillRef idx="0">
+                          <a:schemeClr val="accent5"/>
+                        </a:fillRef>
+                        <a:effectRef idx="2">
+                          <a:schemeClr val="accent5"/>
+                        </a:effectRef>
+                        <a:fontRef idx="minor">
+                          <a:schemeClr val="tx1"/>
+                        </a:fontRef>
+                      </wps:style>
+                      <wps:bodyPr/>
+                    </wps:wsp>
+                  </a:graphicData>
+                </a:graphic>
+                <wp14:sizeRelH relativeFrom="margin">
+                  <wp14:pctWidth>0</wp14:pctWidth>
+                </wp14:sizeRelH>
+                <wp14:sizeRelV relativeFrom="margin">
+                  <wp14:pctHeight>0</wp14:pctHeight>
+                </wp14:sizeRelV>
+              </wp:anchor>
+            </w:drawing>
+          </mc:Choice>
+          <mc:Fallback>
+            <w:pict>
+              <v:shape w14:anchorId="7589019A" id="Conector recto de flecha 65" o:spid="_x0000_s1026" type="#_x0000_t32" style="position:absolute;margin-left:-30.95pt;margin-top:48.05pt;width:20.25pt;height:25.3pt;flip:x;z-index:251708416;visibility:visible;mso-wrap-style:square;mso-width-percent:0;mso-height-percent:0;mso-wrap-distance-left:9pt;mso-wrap-distance-top:0;mso-wrap-distance-right:9pt;mso-wrap-distance-bottom:0;mso-position-horizontal:right;mso-position-horizontal-relative:margin;mso-position-vertical:absolute;mso-position-vertical-relative:text;mso-width-percent:0;mso-height-percent:0;mso-width-relative:margin;mso-height-relative:margin" o:gfxdata="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" strokecolor="#5b9bd5 [3208]" strokeweight="1.5pt">
+                <v:stroke endarrow="block" joinstyle="miter"/>
+                <w10:wrap anchorx="margin"/>
+              </v:shape>
+            </w:pict>
+          </mc:Fallback>
+        </mc:AlternateContent>
+      </w:r>
+      <w:r>
+        <w:rPr>
+          <w:noProof/>
+        </w:rPr>
+        <w:drawing>
+          <wp:inline distT="0" distB="0" distL="0" distR="0" wp14:anchorId="31D79824" wp14:editId="22512970">
+            <wp:extent cx="5400040" cy="1143000"/>
+            <wp:effectExtent l="0" t="0" r="0" b="0"/>
+            <wp:docPr id="64" name="Imagen 64"/>
+            <wp:cNvGraphicFramePr>
+              <a:graphicFrameLocks xmlns:a="http://schemas.openxmlformats.org/drawingml/2006/main" noChangeAspect="1"/>
+            </wp:cNvGraphicFramePr>
+            <a:graphic xmlns:a="http://schemas.openxmlformats.org/drawingml/2006/main">
+              <a:graphicData uri="http://schemas.openxmlformats.org/drawingml/2006/picture">
+                <pic:pic xmlns:pic="http://schemas.openxmlformats.org/drawingml/2006/picture">
+                  <pic:nvPicPr>
+                    <pic:cNvPr id="1" name=""/>
+                    <pic:cNvPicPr/>
+                  </pic:nvPicPr>
+                  <pic:blipFill rotWithShape="1">
+                    <a:blip r:embed="rId31"/>
+                    <a:srcRect t="10260" b="50023"/>
+                    <a:stretch/>
+                  </pic:blipFill>
+                  <pic:spPr bwMode="auto">
+                    <a:xfrm>
+                      <a:off x="0" y="0"/>
+                      <a:ext cx="5400040" cy="1143000"/>
+                    </a:xfrm>
+                    <a:prstGeom prst="rect">
+                      <a:avLst/>
+                    </a:prstGeom>
+                    <a:ln>
+                      <a:noFill/>
+                    </a:ln>
+                    <a:extLst>
+                      <a:ext uri="{53640926-AAD7-44D8-BBD7-CCE9431645EC}">
+                        <a14:shadowObscured xmlns:a14="http://schemas.microsoft.com/office/drawing/2010/main"/>
+                      </a:ext>
+                    </a:extLst>
+                  </pic:spPr>
+                </pic:pic>
+              </a:graphicData>
+            </a:graphic>
+          </wp:inline>
+        </w:drawing>
+      </w:r>
+    </w:p>
+    <w:p>
+      <w:pPr>
+        <w:jc w:val="center"/>
+      </w:pPr>
+      <w:r>
+        <w:t xml:space="preserve">Se abrirá una ventana de confirmación. Haz </w:t>
+      </w:r>
+      <w:proofErr w:type="spellStart"/>
+      <w:r>
+        <w:t>click</w:t>
+      </w:r>
+      <w:proofErr w:type="spellEnd"/>
+      <w:r>
+        <w:t xml:space="preserve"> en el botón “Eliminar”.</w:t>
+      </w:r>
+    </w:p>
+    <w:p>
+      <w:pPr>
+        <w:jc w:val="center"/>
+      </w:pPr>
+      <w:r>
+        <w:rPr>
+          <w:noProof/>
+        </w:rPr>
+        <mc:AlternateContent>
+          <mc:Choice Requires="wps">
+            <w:drawing>
+              <wp:anchor distT="0" distB="0" distL="114300" distR="114300" simplePos="0" relativeHeight="251710464" behindDoc="0" locked="0" layoutInCell="1" allowOverlap="1" wp14:anchorId="638B1CEF" wp14:editId="7F251108">
+                <wp:simplePos x="0" y="0"/>
+                <wp:positionH relativeFrom="margin">
+                  <wp:posOffset>3415665</wp:posOffset>
+                </wp:positionH>
+                <wp:positionV relativeFrom="paragraph">
+                  <wp:posOffset>1504950</wp:posOffset>
+                </wp:positionV>
+                <wp:extent cx="257175" cy="321310"/>
+                <wp:effectExtent l="38100" t="0" r="28575" b="59690"/>
+                <wp:wrapNone/>
+                <wp:docPr id="71" name="Conector recto de flecha 71"/>
+                <wp:cNvGraphicFramePr/>
+                <a:graphic xmlns:a="http://schemas.openxmlformats.org/drawingml/2006/main">
+                  <a:graphicData uri="http://schemas.microsoft.com/office/word/2010/wordprocessingShape">
+                    <wps:wsp>
+                      <wps:cNvCnPr/>
+                      <wps:spPr>
+                        <a:xfrm flipH="1">
+                          <a:off x="0" y="0"/>
+                          <a:ext cx="257175" cy="321310"/>
+                        </a:xfrm>
+                        <a:prstGeom prst="straightConnector1">
+                          <a:avLst/>
+                        </a:prstGeom>
+                        <a:ln>
+                          <a:tailEnd type="triangle"/>
+                        </a:ln>
+                      </wps:spPr>
+                      <wps:style>
+                        <a:lnRef idx="3">
+                          <a:schemeClr val="accent5"/>
+                        </a:lnRef>
+                        <a:fillRef idx="0">
+                          <a:schemeClr val="accent5"/>
+                        </a:fillRef>
+                        <a:effectRef idx="2">
+                          <a:schemeClr val="accent5"/>
+                        </a:effectRef>
+                        <a:fontRef idx="minor">
+                          <a:schemeClr val="tx1"/>
+                        </a:fontRef>
+                      </wps:style>
+                      <wps:bodyPr/>
+                    </wps:wsp>
+                  </a:graphicData>
+                </a:graphic>
+                <wp14:sizeRelH relativeFrom="margin">
+                  <wp14:pctWidth>0</wp14:pctWidth>
+                </wp14:sizeRelH>
+                <wp14:sizeRelV relativeFrom="margin">
+                  <wp14:pctHeight>0</wp14:pctHeight>
+                </wp14:sizeRelV>
+              </wp:anchor>
+            </w:drawing>
+          </mc:Choice>
+          <mc:Fallback>
+            <w:pict>
+              <v:shape w14:anchorId="590217F1" id="Conector recto de flecha 71" o:spid="_x0000_s1026" type="#_x0000_t32" style="position:absolute;margin-left:268.95pt;margin-top:118.5pt;width:20.25pt;height:25.3pt;flip:x;z-index:251710464;visibility:visible;mso-wrap-style:square;mso-width-percent:0;mso-height-percent:0;mso-wrap-distance-left:9pt;mso-wrap-distance-top:0;mso-wrap-distance-right:9pt;mso-wrap-distance-bottom:0;mso-position-horizontal:absolute;mso-position-horizontal-relative:margin;mso-position-vertical:absolute;mso-position-vertical-relative:text;mso-width-percent:0;mso-height-percent:0;mso-width-relative:margin;mso-height-relative:margin" o:gfxdata="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" strokecolor="#5b9bd5 [3208]" strokeweight="1.5pt">
+                <v:stroke endarrow="block" joinstyle="miter"/>
+                <w10:wrap anchorx="margin"/>
+              </v:shape>
+            </w:pict>
+          </mc:Fallback>
+        </mc:AlternateContent>
+      </w:r>
+      <w:r>
+        <w:rPr>
+          <w:noProof/>
+        </w:rPr>
+        <w:drawing>
+          <wp:inline distT="0" distB="0" distL="0" distR="0" wp14:anchorId="230AF9B0" wp14:editId="74A1D551">
+            <wp:extent cx="5400040" cy="2228850"/>
+            <wp:effectExtent l="0" t="0" r="0" b="0"/>
+            <wp:docPr id="66" name="Imagen 66"/>
+            <wp:cNvGraphicFramePr>
+              <a:graphicFrameLocks xmlns:a="http://schemas.openxmlformats.org/drawingml/2006/main" noChangeAspect="1"/>
+            </wp:cNvGraphicFramePr>
+            <a:graphic xmlns:a="http://schemas.openxmlformats.org/drawingml/2006/main">
+              <a:graphicData uri="http://schemas.openxmlformats.org/drawingml/2006/picture">
+                <pic:pic xmlns:pic="http://schemas.openxmlformats.org/drawingml/2006/picture">
+                  <pic:nvPicPr>
+                    <pic:cNvPr id="1" name=""/>
+                    <pic:cNvPicPr/>
+                  </pic:nvPicPr>
+                  <pic:blipFill rotWithShape="1">
+                    <a:blip r:embed="rId35"/>
+                    <a:srcRect t="4303" b="18248"/>
+                    <a:stretch/>
+                  </pic:blipFill>
+                  <pic:spPr bwMode="auto">
+                    <a:xfrm>
+                      <a:off x="0" y="0"/>
+                      <a:ext cx="5400040" cy="2228850"/>
+                    </a:xfrm>
+                    <a:prstGeom prst="rect">
+                      <a:avLst/>
+                    </a:prstGeom>
+                    <a:ln>
+                      <a:noFill/>
+                    </a:ln>
+                    <a:extLst>
+                      <a:ext uri="{53640926-AAD7-44D8-BBD7-CCE9431645EC}">
+                        <a14:shadowObscured xmlns:a14="http://schemas.microsoft.com/office/drawing/2010/main"/>
+                      </a:ext>
+                    </a:extLst>
+                  </pic:spPr>
+                </pic:pic>
+              </a:graphicData>
+            </a:graphic>
+          </wp:inline>
+        </w:drawing>
+      </w:r>
+    </w:p>
+    <w:p>
+      <w:pPr>
+        <w:jc w:val="center"/>
+      </w:pPr>
+      <w:r>
+        <w:t>Se mostrará un aviso indicando que el registro se ha borrado correctamente</w:t>
+      </w:r>
+    </w:p>
+    <w:p>
+      <w:pPr>
+        <w:jc w:val="center"/>
+      </w:pPr>
+      <w:r>
+        <w:rPr>
+          <w:noProof/>
+        </w:rPr>
+        <w:drawing>
+          <wp:inline distT="0" distB="0" distL="0" distR="0" wp14:anchorId="39FAF57A" wp14:editId="1DF40C57">
+            <wp:extent cx="5400040" cy="1000125"/>
+            <wp:effectExtent l="0" t="0" r="0" b="9525"/>
+            <wp:docPr id="67" name="Imagen 67"/>
+            <wp:cNvGraphicFramePr>
+              <a:graphicFrameLocks xmlns:a="http://schemas.openxmlformats.org/drawingml/2006/main" noChangeAspect="1"/>
+            </wp:cNvGraphicFramePr>
+            <a:graphic xmlns:a="http://schemas.openxmlformats.org/drawingml/2006/main">
+              <a:graphicData uri="http://schemas.openxmlformats.org/drawingml/2006/picture">
+                <pic:pic xmlns:pic="http://schemas.openxmlformats.org/drawingml/2006/picture">
+                  <pic:nvPicPr>
+                    <pic:cNvPr id="1" name=""/>
+                    <pic:cNvPicPr/>
+                  </pic:nvPicPr>
+                  <pic:blipFill rotWithShape="1">
+                    <a:blip r:embed="rId36"/>
+                    <a:srcRect t="3641" b="61607"/>
+                    <a:stretch/>
+                  </pic:blipFill>
+                  <pic:spPr bwMode="auto">
+                    <a:xfrm>
+                      <a:off x="0" y="0"/>
+                      <a:ext cx="5400040" cy="1000125"/>
+                    </a:xfrm>
+                    <a:prstGeom prst="rect">
+                      <a:avLst/>
+                    </a:prstGeom>
+                    <a:ln>
+                      <a:noFill/>
+                    </a:ln>
+                    <a:extLst>
+                      <a:ext uri="{53640926-AAD7-44D8-BBD7-CCE9431645EC}">
+                        <a14:shadowObscured xmlns:a14="http://schemas.microsoft.com/office/drawing/2010/main"/>
+                      </a:ext>
+                    </a:extLst>
+                  </pic:spPr>
+                </pic:pic>
+              </a:graphicData>
+            </a:graphic>
+          </wp:inline>
+        </w:drawing>
+      </w:r>
+    </w:p>
+    <w:p>
+      <w:pPr>
         <w:pStyle w:val="Ttulo3"/>
       </w:pPr>
-      <w:bookmarkStart w:id="18" w:name="_Toc103772084"/>
+      <w:bookmarkStart w:id="18" w:name="_Toc103856188"/>
       <w:proofErr w:type="spellStart"/>
       <w:r>
+        <w:lastRenderedPageBreak/>
         <w:t>Busquedas</w:t>
       </w:r>
       <w:bookmarkEnd w:id="18"/>
@@ -5111,62 +6538,2162 @@
     </w:p>
     <w:p>
       <w:pPr>
+        <w:jc w:val="center"/>
+        <w:rPr>
+          <w:b/>
+          <w:bCs/>
+        </w:rPr>
+      </w:pPr>
+      <w:r>
+        <w:rPr>
+          <w:b/>
+          <w:bCs/>
+        </w:rPr>
+        <w:t>Esta explicación se puede aplicar a todas las demás tablas.</w:t>
+      </w:r>
+    </w:p>
+    <w:p>
+      <w:pPr>
+        <w:jc w:val="center"/>
+      </w:pPr>
+      <w:r>
+        <w:t>Aquí va un ejemplo:</w:t>
+      </w:r>
+    </w:p>
+    <w:p>
+      <w:pPr>
+        <w:jc w:val="center"/>
+        <w:rPr>
+          <w:b/>
+          <w:bCs/>
+        </w:rPr>
+      </w:pPr>
+      <w:r>
+        <w:t xml:space="preserve">Si quisiéramos buscar a los niños que pertenecen al grupo 1, quincena 2 y que su horario es de 9:00 a 14:00 deberemos introducir en el buscador: </w:t>
+      </w:r>
+      <w:r>
+        <w:rPr>
+          <w:b/>
+          <w:bCs/>
+        </w:rPr>
+        <w:t>grupo1 q2 9:00-14:00</w:t>
+      </w:r>
+    </w:p>
+    <w:p>
+      <w:pPr>
+        <w:jc w:val="center"/>
+        <w:rPr>
+          <w:b/>
+          <w:bCs/>
+          <w:u w:val="single"/>
+        </w:rPr>
+      </w:pPr>
+      <w:r>
+        <w:rPr>
+          <w:b/>
+          <w:bCs/>
+          <w:u w:val="single"/>
+        </w:rPr>
+        <w:t>Siempre separaremos con espacios los diferentes campos de la tabla</w:t>
+      </w:r>
+    </w:p>
+    <w:p>
+      <w:pPr>
+        <w:jc w:val="center"/>
+      </w:pPr>
+      <w:r>
+        <w:rPr>
+          <w:noProof/>
+        </w:rPr>
+        <mc:AlternateContent>
+          <mc:Choice Requires="wps">
+            <w:drawing>
+              <wp:anchor distT="0" distB="0" distL="114300" distR="114300" simplePos="0" relativeHeight="251712512" behindDoc="0" locked="0" layoutInCell="1" allowOverlap="1" wp14:anchorId="6C337B54" wp14:editId="41C7B9FC">
+                <wp:simplePos x="0" y="0"/>
+                <wp:positionH relativeFrom="margin">
+                  <wp:posOffset>4777740</wp:posOffset>
+                </wp:positionH>
+                <wp:positionV relativeFrom="paragraph">
+                  <wp:posOffset>954405</wp:posOffset>
+                </wp:positionV>
+                <wp:extent cx="257175" cy="321310"/>
+                <wp:effectExtent l="38100" t="0" r="28575" b="59690"/>
+                <wp:wrapNone/>
+                <wp:docPr id="72" name="Conector recto de flecha 72"/>
+                <wp:cNvGraphicFramePr/>
+                <a:graphic xmlns:a="http://schemas.openxmlformats.org/drawingml/2006/main">
+                  <a:graphicData uri="http://schemas.microsoft.com/office/word/2010/wordprocessingShape">
+                    <wps:wsp>
+                      <wps:cNvCnPr/>
+                      <wps:spPr>
+                        <a:xfrm flipH="1">
+                          <a:off x="0" y="0"/>
+                          <a:ext cx="257175" cy="321310"/>
+                        </a:xfrm>
+                        <a:prstGeom prst="straightConnector1">
+                          <a:avLst/>
+                        </a:prstGeom>
+                        <a:ln>
+                          <a:tailEnd type="triangle"/>
+                        </a:ln>
+                      </wps:spPr>
+                      <wps:style>
+                        <a:lnRef idx="3">
+                          <a:schemeClr val="accent5"/>
+                        </a:lnRef>
+                        <a:fillRef idx="0">
+                          <a:schemeClr val="accent5"/>
+                        </a:fillRef>
+                        <a:effectRef idx="2">
+                          <a:schemeClr val="accent5"/>
+                        </a:effectRef>
+                        <a:fontRef idx="minor">
+                          <a:schemeClr val="tx1"/>
+                        </a:fontRef>
+                      </wps:style>
+                      <wps:bodyPr/>
+                    </wps:wsp>
+                  </a:graphicData>
+                </a:graphic>
+                <wp14:sizeRelH relativeFrom="margin">
+                  <wp14:pctWidth>0</wp14:pctWidth>
+                </wp14:sizeRelH>
+                <wp14:sizeRelV relativeFrom="margin">
+                  <wp14:pctHeight>0</wp14:pctHeight>
+                </wp14:sizeRelV>
+              </wp:anchor>
+            </w:drawing>
+          </mc:Choice>
+          <mc:Fallback>
+            <w:pict>
+              <v:shape w14:anchorId="1262F9E5" id="Conector recto de flecha 72" o:spid="_x0000_s1026" type="#_x0000_t32" style="position:absolute;margin-left:376.2pt;margin-top:75.15pt;width:20.25pt;height:25.3pt;flip:x;z-index:251712512;visibility:visible;mso-wrap-style:square;mso-width-percent:0;mso-height-percent:0;mso-wrap-distance-left:9pt;mso-wrap-distance-top:0;mso-wrap-distance-right:9pt;mso-wrap-distance-bottom:0;mso-position-horizontal:absolute;mso-position-horizontal-relative:margin;mso-position-vertical:absolute;mso-position-vertical-relative:text;mso-width-percent:0;mso-height-percent:0;mso-width-relative:margin;mso-height-relative:margin" o:gfxdata="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" strokecolor="#5b9bd5 [3208]" strokeweight="1.5pt">
+                <v:stroke endarrow="block" joinstyle="miter"/>
+                <w10:wrap anchorx="margin"/>
+              </v:shape>
+            </w:pict>
+          </mc:Fallback>
+        </mc:AlternateContent>
+      </w:r>
+      <w:r>
+        <w:rPr>
+          <w:noProof/>
+        </w:rPr>
+        <w:drawing>
+          <wp:inline distT="0" distB="0" distL="0" distR="0" wp14:anchorId="7ABA223B" wp14:editId="36636DC2">
+            <wp:extent cx="5400040" cy="2877820"/>
+            <wp:effectExtent l="0" t="0" r="0" b="0"/>
+            <wp:docPr id="68" name="Imagen 68"/>
+            <wp:cNvGraphicFramePr>
+              <a:graphicFrameLocks xmlns:a="http://schemas.openxmlformats.org/drawingml/2006/main" noChangeAspect="1"/>
+            </wp:cNvGraphicFramePr>
+            <a:graphic xmlns:a="http://schemas.openxmlformats.org/drawingml/2006/main">
+              <a:graphicData uri="http://schemas.openxmlformats.org/drawingml/2006/picture">
+                <pic:pic xmlns:pic="http://schemas.openxmlformats.org/drawingml/2006/picture">
+                  <pic:nvPicPr>
+                    <pic:cNvPr id="1" name=""/>
+                    <pic:cNvPicPr/>
+                  </pic:nvPicPr>
+                  <pic:blipFill>
+                    <a:blip r:embed="rId37"/>
+                    <a:stretch>
+                      <a:fillRect/>
+                    </a:stretch>
+                  </pic:blipFill>
+                  <pic:spPr>
+                    <a:xfrm>
+                      <a:off x="0" y="0"/>
+                      <a:ext cx="5400040" cy="2877820"/>
+                    </a:xfrm>
+                    <a:prstGeom prst="rect">
+                      <a:avLst/>
+                    </a:prstGeom>
+                  </pic:spPr>
+                </pic:pic>
+              </a:graphicData>
+            </a:graphic>
+          </wp:inline>
+        </w:drawing>
+      </w:r>
+    </w:p>
+    <w:p>
+      <w:pPr>
+        <w:jc w:val="both"/>
+      </w:pPr>
+      <w:r>
+        <w:t>Otros ejemplos:</w:t>
+      </w:r>
+    </w:p>
+    <w:p>
+      <w:pPr>
+        <w:pStyle w:val="Prrafodelista"/>
+        <w:numPr>
+          <w:ilvl w:val="0"/>
+          <w:numId w:val="1"/>
+        </w:numPr>
+        <w:jc w:val="both"/>
+        <w:rPr>
+          <w:b/>
+          <w:bCs/>
+        </w:rPr>
+      </w:pPr>
+      <w:r>
+        <w:t xml:space="preserve">Niños que pertenecen a la quincena 1 y 3: </w:t>
+      </w:r>
+      <w:r>
+        <w:rPr>
+          <w:b/>
+          <w:bCs/>
+        </w:rPr>
+        <w:t>q1 q2</w:t>
+      </w:r>
+    </w:p>
+    <w:p>
+      <w:pPr>
+        <w:pStyle w:val="Prrafodelista"/>
+        <w:numPr>
+          <w:ilvl w:val="0"/>
+          <w:numId w:val="1"/>
+        </w:numPr>
+        <w:jc w:val="both"/>
+        <w:rPr>
+          <w:b/>
+          <w:bCs/>
+        </w:rPr>
+      </w:pPr>
+      <w:r>
+        <w:t xml:space="preserve">Niños del grupo 4 que tiene pagado el recibo: </w:t>
+      </w:r>
+      <w:r>
+        <w:rPr>
+          <w:b/>
+          <w:bCs/>
+        </w:rPr>
+        <w:t>grupo4 pagado</w:t>
+      </w:r>
+    </w:p>
+    <w:p>
+      <w:pPr>
+        <w:pStyle w:val="Prrafodelista"/>
+        <w:numPr>
+          <w:ilvl w:val="0"/>
+          <w:numId w:val="1"/>
+        </w:numPr>
+        <w:jc w:val="both"/>
+        <w:rPr>
+          <w:b/>
+          <w:bCs/>
+        </w:rPr>
+      </w:pPr>
+      <w:r>
+        <w:t xml:space="preserve">Niños del grupo 3 que pertenecen a la quincena 4 y 1 y que tiene el recibo pendiente: </w:t>
+      </w:r>
+      <w:r>
+        <w:rPr>
+          <w:b/>
+          <w:bCs/>
+        </w:rPr>
+        <w:t>grupo3 q4 q1 pendiente</w:t>
+      </w:r>
+    </w:p>
+    <w:p>
+      <w:pPr>
+        <w:jc w:val="both"/>
+        <w:rPr>
+          <w:b/>
+          <w:bCs/>
+        </w:rPr>
+      </w:pPr>
+    </w:p>
+    <w:p>
+      <w:pPr>
         <w:pStyle w:val="Ttulo2"/>
       </w:pPr>
-      <w:bookmarkStart w:id="19" w:name="_Toc103772085"/>
+      <w:bookmarkStart w:id="19" w:name="_Toc103856189"/>
       <w:r>
         <w:t>Gestión de usuarios</w:t>
       </w:r>
       <w:bookmarkEnd w:id="19"/>
     </w:p>
     <w:p>
+      <w:r>
+        <w:rPr>
+          <w:noProof/>
+        </w:rPr>
+        <w:drawing>
+          <wp:inline distT="0" distB="0" distL="0" distR="0" wp14:anchorId="499F7D3F" wp14:editId="62575220">
+            <wp:extent cx="5400040" cy="2124075"/>
+            <wp:effectExtent l="0" t="0" r="0" b="9525"/>
+            <wp:docPr id="69" name="Imagen 69"/>
+            <wp:cNvGraphicFramePr>
+              <a:graphicFrameLocks xmlns:a="http://schemas.openxmlformats.org/drawingml/2006/main" noChangeAspect="1"/>
+            </wp:cNvGraphicFramePr>
+            <a:graphic xmlns:a="http://schemas.openxmlformats.org/drawingml/2006/main">
+              <a:graphicData uri="http://schemas.openxmlformats.org/drawingml/2006/picture">
+                <pic:pic xmlns:pic="http://schemas.openxmlformats.org/drawingml/2006/picture">
+                  <pic:nvPicPr>
+                    <pic:cNvPr id="1" name=""/>
+                    <pic:cNvPicPr/>
+                  </pic:nvPicPr>
+                  <pic:blipFill rotWithShape="1">
+                    <a:blip r:embed="rId38"/>
+                    <a:srcRect t="4303" b="21889"/>
+                    <a:stretch/>
+                  </pic:blipFill>
+                  <pic:spPr bwMode="auto">
+                    <a:xfrm>
+                      <a:off x="0" y="0"/>
+                      <a:ext cx="5400040" cy="2124075"/>
+                    </a:xfrm>
+                    <a:prstGeom prst="rect">
+                      <a:avLst/>
+                    </a:prstGeom>
+                    <a:ln>
+                      <a:noFill/>
+                    </a:ln>
+                    <a:extLst>
+                      <a:ext uri="{53640926-AAD7-44D8-BBD7-CCE9431645EC}">
+                        <a14:shadowObscured xmlns:a14="http://schemas.microsoft.com/office/drawing/2010/main"/>
+                      </a:ext>
+                    </a:extLst>
+                  </pic:spPr>
+                </pic:pic>
+              </a:graphicData>
+            </a:graphic>
+          </wp:inline>
+        </w:drawing>
+      </w:r>
+    </w:p>
+    <w:p/>
+    <w:p>
       <w:pPr>
         <w:pStyle w:val="Ttulo3"/>
       </w:pPr>
-      <w:bookmarkStart w:id="20" w:name="_Toc103772086"/>
-      <w:r>
+      <w:bookmarkStart w:id="20" w:name="_Toc103856190"/>
+      <w:r>
+        <w:lastRenderedPageBreak/>
         <w:t>Crear</w:t>
       </w:r>
       <w:bookmarkEnd w:id="20"/>
     </w:p>
     <w:p>
       <w:pPr>
+        <w:jc w:val="center"/>
+      </w:pPr>
+      <w:r>
+        <w:t xml:space="preserve">Para crear un nuevo usuario haz </w:t>
+      </w:r>
+      <w:proofErr w:type="spellStart"/>
+      <w:r>
+        <w:t>click</w:t>
+      </w:r>
+      <w:proofErr w:type="spellEnd"/>
+      <w:r>
+        <w:t xml:space="preserve"> en el botón “Crear usuario”</w:t>
+      </w:r>
+    </w:p>
+    <w:p>
+      <w:r>
+        <w:rPr>
+          <w:noProof/>
+        </w:rPr>
+        <mc:AlternateContent>
+          <mc:Choice Requires="wps">
+            <w:drawing>
+              <wp:anchor distT="0" distB="0" distL="114300" distR="114300" simplePos="0" relativeHeight="251714560" behindDoc="0" locked="0" layoutInCell="1" allowOverlap="1" wp14:anchorId="202C31E6" wp14:editId="375091A1">
+                <wp:simplePos x="0" y="0"/>
+                <wp:positionH relativeFrom="margin">
+                  <wp:posOffset>596265</wp:posOffset>
+                </wp:positionH>
+                <wp:positionV relativeFrom="paragraph">
+                  <wp:posOffset>442595</wp:posOffset>
+                </wp:positionV>
+                <wp:extent cx="257175" cy="321310"/>
+                <wp:effectExtent l="38100" t="0" r="28575" b="59690"/>
+                <wp:wrapNone/>
+                <wp:docPr id="73" name="Conector recto de flecha 73"/>
+                <wp:cNvGraphicFramePr/>
+                <a:graphic xmlns:a="http://schemas.openxmlformats.org/drawingml/2006/main">
+                  <a:graphicData uri="http://schemas.microsoft.com/office/word/2010/wordprocessingShape">
+                    <wps:wsp>
+                      <wps:cNvCnPr/>
+                      <wps:spPr>
+                        <a:xfrm flipH="1">
+                          <a:off x="0" y="0"/>
+                          <a:ext cx="257175" cy="321310"/>
+                        </a:xfrm>
+                        <a:prstGeom prst="straightConnector1">
+                          <a:avLst/>
+                        </a:prstGeom>
+                        <a:ln>
+                          <a:tailEnd type="triangle"/>
+                        </a:ln>
+                      </wps:spPr>
+                      <wps:style>
+                        <a:lnRef idx="3">
+                          <a:schemeClr val="accent5"/>
+                        </a:lnRef>
+                        <a:fillRef idx="0">
+                          <a:schemeClr val="accent5"/>
+                        </a:fillRef>
+                        <a:effectRef idx="2">
+                          <a:schemeClr val="accent5"/>
+                        </a:effectRef>
+                        <a:fontRef idx="minor">
+                          <a:schemeClr val="tx1"/>
+                        </a:fontRef>
+                      </wps:style>
+                      <wps:bodyPr/>
+                    </wps:wsp>
+                  </a:graphicData>
+                </a:graphic>
+                <wp14:sizeRelH relativeFrom="margin">
+                  <wp14:pctWidth>0</wp14:pctWidth>
+                </wp14:sizeRelH>
+                <wp14:sizeRelV relativeFrom="margin">
+                  <wp14:pctHeight>0</wp14:pctHeight>
+                </wp14:sizeRelV>
+              </wp:anchor>
+            </w:drawing>
+          </mc:Choice>
+          <mc:Fallback>
+            <w:pict>
+              <v:shape w14:anchorId="3611975C" id="Conector recto de flecha 73" o:spid="_x0000_s1026" type="#_x0000_t32" style="position:absolute;margin-left:46.95pt;margin-top:34.85pt;width:20.25pt;height:25.3pt;flip:x;z-index:251714560;visibility:visible;mso-wrap-style:square;mso-width-percent:0;mso-height-percent:0;mso-wrap-distance-left:9pt;mso-wrap-distance-top:0;mso-wrap-distance-right:9pt;mso-wrap-distance-bottom:0;mso-position-horizontal:absolute;mso-position-horizontal-relative:margin;mso-position-vertical:absolute;mso-position-vertical-relative:text;mso-width-percent:0;mso-height-percent:0;mso-width-relative:margin;mso-height-relative:margin" o:gfxdata="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" strokecolor="#5b9bd5 [3208]" strokeweight="1.5pt">
+                <v:stroke endarrow="block" joinstyle="miter"/>
+                <w10:wrap anchorx="margin"/>
+              </v:shape>
+            </w:pict>
+          </mc:Fallback>
+        </mc:AlternateContent>
+      </w:r>
+      <w:r>
+        <w:rPr>
+          <w:noProof/>
+        </w:rPr>
+        <w:drawing>
+          <wp:inline distT="0" distB="0" distL="0" distR="0" wp14:anchorId="55B8DBF0" wp14:editId="3A8282E8">
+            <wp:extent cx="5400040" cy="895350"/>
+            <wp:effectExtent l="0" t="0" r="0" b="0"/>
+            <wp:docPr id="70" name="Imagen 70"/>
+            <wp:cNvGraphicFramePr>
+              <a:graphicFrameLocks xmlns:a="http://schemas.openxmlformats.org/drawingml/2006/main" noChangeAspect="1"/>
+            </wp:cNvGraphicFramePr>
+            <a:graphic xmlns:a="http://schemas.openxmlformats.org/drawingml/2006/main">
+              <a:graphicData uri="http://schemas.openxmlformats.org/drawingml/2006/picture">
+                <pic:pic xmlns:pic="http://schemas.openxmlformats.org/drawingml/2006/picture">
+                  <pic:nvPicPr>
+                    <pic:cNvPr id="1" name=""/>
+                    <pic:cNvPicPr/>
+                  </pic:nvPicPr>
+                  <pic:blipFill rotWithShape="1">
+                    <a:blip r:embed="rId38"/>
+                    <a:srcRect t="4304" b="64585"/>
+                    <a:stretch/>
+                  </pic:blipFill>
+                  <pic:spPr bwMode="auto">
+                    <a:xfrm>
+                      <a:off x="0" y="0"/>
+                      <a:ext cx="5400040" cy="895350"/>
+                    </a:xfrm>
+                    <a:prstGeom prst="rect">
+                      <a:avLst/>
+                    </a:prstGeom>
+                    <a:ln>
+                      <a:noFill/>
+                    </a:ln>
+                    <a:extLst>
+                      <a:ext uri="{53640926-AAD7-44D8-BBD7-CCE9431645EC}">
+                        <a14:shadowObscured xmlns:a14="http://schemas.microsoft.com/office/drawing/2010/main"/>
+                      </a:ext>
+                    </a:extLst>
+                  </pic:spPr>
+                </pic:pic>
+              </a:graphicData>
+            </a:graphic>
+          </wp:inline>
+        </w:drawing>
+      </w:r>
+    </w:p>
+    <w:p>
+      <w:pPr>
+        <w:jc w:val="center"/>
+      </w:pPr>
+      <w:r>
+        <w:t xml:space="preserve">Introduce los datos y haz </w:t>
+      </w:r>
+      <w:proofErr w:type="spellStart"/>
+      <w:r>
+        <w:t>click</w:t>
+      </w:r>
+      <w:proofErr w:type="spellEnd"/>
+      <w:r>
+        <w:t xml:space="preserve"> en el botón “Crear usuario”</w:t>
+      </w:r>
+    </w:p>
+    <w:p>
+      <w:r>
+        <w:rPr>
+          <w:noProof/>
+        </w:rPr>
+        <mc:AlternateContent>
+          <mc:Choice Requires="wps">
+            <w:drawing>
+              <wp:anchor distT="0" distB="0" distL="114300" distR="114300" simplePos="0" relativeHeight="251716608" behindDoc="0" locked="0" layoutInCell="1" allowOverlap="1" wp14:anchorId="357744B3" wp14:editId="453C9AC9">
+                <wp:simplePos x="0" y="0"/>
+                <wp:positionH relativeFrom="margin">
+                  <wp:posOffset>3358515</wp:posOffset>
+                </wp:positionH>
+                <wp:positionV relativeFrom="paragraph">
+                  <wp:posOffset>1642110</wp:posOffset>
+                </wp:positionV>
+                <wp:extent cx="257175" cy="321310"/>
+                <wp:effectExtent l="38100" t="0" r="28575" b="59690"/>
+                <wp:wrapNone/>
+                <wp:docPr id="76" name="Conector recto de flecha 76"/>
+                <wp:cNvGraphicFramePr/>
+                <a:graphic xmlns:a="http://schemas.openxmlformats.org/drawingml/2006/main">
+                  <a:graphicData uri="http://schemas.microsoft.com/office/word/2010/wordprocessingShape">
+                    <wps:wsp>
+                      <wps:cNvCnPr/>
+                      <wps:spPr>
+                        <a:xfrm flipH="1">
+                          <a:off x="0" y="0"/>
+                          <a:ext cx="257175" cy="321310"/>
+                        </a:xfrm>
+                        <a:prstGeom prst="straightConnector1">
+                          <a:avLst/>
+                        </a:prstGeom>
+                        <a:ln>
+                          <a:tailEnd type="triangle"/>
+                        </a:ln>
+                      </wps:spPr>
+                      <wps:style>
+                        <a:lnRef idx="3">
+                          <a:schemeClr val="accent5"/>
+                        </a:lnRef>
+                        <a:fillRef idx="0">
+                          <a:schemeClr val="accent5"/>
+                        </a:fillRef>
+                        <a:effectRef idx="2">
+                          <a:schemeClr val="accent5"/>
+                        </a:effectRef>
+                        <a:fontRef idx="minor">
+                          <a:schemeClr val="tx1"/>
+                        </a:fontRef>
+                      </wps:style>
+                      <wps:bodyPr/>
+                    </wps:wsp>
+                  </a:graphicData>
+                </a:graphic>
+                <wp14:sizeRelH relativeFrom="margin">
+                  <wp14:pctWidth>0</wp14:pctWidth>
+                </wp14:sizeRelH>
+                <wp14:sizeRelV relativeFrom="margin">
+                  <wp14:pctHeight>0</wp14:pctHeight>
+                </wp14:sizeRelV>
+              </wp:anchor>
+            </w:drawing>
+          </mc:Choice>
+          <mc:Fallback>
+            <w:pict>
+              <v:shape w14:anchorId="123B87C4" id="Conector recto de flecha 76" o:spid="_x0000_s1026" type="#_x0000_t32" style="position:absolute;margin-left:264.45pt;margin-top:129.3pt;width:20.25pt;height:25.3pt;flip:x;z-index:251716608;visibility:visible;mso-wrap-style:square;mso-width-percent:0;mso-height-percent:0;mso-wrap-distance-left:9pt;mso-wrap-distance-top:0;mso-wrap-distance-right:9pt;mso-wrap-distance-bottom:0;mso-position-horizontal:absolute;mso-position-horizontal-relative:margin;mso-position-vertical:absolute;mso-position-vertical-relative:text;mso-width-percent:0;mso-height-percent:0;mso-width-relative:margin;mso-height-relative:margin" o:gfxdata="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" strokecolor="#5b9bd5 [3208]" strokeweight="1.5pt">
+                <v:stroke endarrow="block" joinstyle="miter"/>
+                <w10:wrap anchorx="margin"/>
+              </v:shape>
+            </w:pict>
+          </mc:Fallback>
+        </mc:AlternateContent>
+      </w:r>
+      <w:r>
+        <w:rPr>
+          <w:noProof/>
+        </w:rPr>
+        <w:drawing>
+          <wp:inline distT="0" distB="0" distL="0" distR="0" wp14:anchorId="3F962E4F" wp14:editId="0E8A706C">
+            <wp:extent cx="5400040" cy="2438400"/>
+            <wp:effectExtent l="0" t="0" r="0" b="0"/>
+            <wp:docPr id="74" name="Imagen 74"/>
+            <wp:cNvGraphicFramePr>
+              <a:graphicFrameLocks xmlns:a="http://schemas.openxmlformats.org/drawingml/2006/main" noChangeAspect="1"/>
+            </wp:cNvGraphicFramePr>
+            <a:graphic xmlns:a="http://schemas.openxmlformats.org/drawingml/2006/main">
+              <a:graphicData uri="http://schemas.openxmlformats.org/drawingml/2006/picture">
+                <pic:pic xmlns:pic="http://schemas.openxmlformats.org/drawingml/2006/picture">
+                  <pic:nvPicPr>
+                    <pic:cNvPr id="1" name=""/>
+                    <pic:cNvPicPr/>
+                  </pic:nvPicPr>
+                  <pic:blipFill rotWithShape="1">
+                    <a:blip r:embed="rId39"/>
+                    <a:srcRect t="4634" b="10636"/>
+                    <a:stretch/>
+                  </pic:blipFill>
+                  <pic:spPr bwMode="auto">
+                    <a:xfrm>
+                      <a:off x="0" y="0"/>
+                      <a:ext cx="5400040" cy="2438400"/>
+                    </a:xfrm>
+                    <a:prstGeom prst="rect">
+                      <a:avLst/>
+                    </a:prstGeom>
+                    <a:ln>
+                      <a:noFill/>
+                    </a:ln>
+                    <a:extLst>
+                      <a:ext uri="{53640926-AAD7-44D8-BBD7-CCE9431645EC}">
+                        <a14:shadowObscured xmlns:a14="http://schemas.microsoft.com/office/drawing/2010/main"/>
+                      </a:ext>
+                    </a:extLst>
+                  </pic:spPr>
+                </pic:pic>
+              </a:graphicData>
+            </a:graphic>
+          </wp:inline>
+        </w:drawing>
+      </w:r>
+    </w:p>
+    <w:p>
+      <w:pPr>
+        <w:jc w:val="center"/>
+      </w:pPr>
+      <w:r>
+        <w:t>Se mostrará un aviso indicando que el usuario ha sido creado correctamente.</w:t>
+      </w:r>
+    </w:p>
+    <w:p>
+      <w:r>
+        <w:rPr>
+          <w:noProof/>
+        </w:rPr>
+        <w:drawing>
+          <wp:inline distT="0" distB="0" distL="0" distR="0" wp14:anchorId="49080AE1" wp14:editId="12E19B6C">
+            <wp:extent cx="5400040" cy="2619375"/>
+            <wp:effectExtent l="0" t="0" r="0" b="9525"/>
+            <wp:docPr id="75" name="Imagen 75"/>
+            <wp:cNvGraphicFramePr>
+              <a:graphicFrameLocks xmlns:a="http://schemas.openxmlformats.org/drawingml/2006/main" noChangeAspect="1"/>
+            </wp:cNvGraphicFramePr>
+            <a:graphic xmlns:a="http://schemas.openxmlformats.org/drawingml/2006/main">
+              <a:graphicData uri="http://schemas.openxmlformats.org/drawingml/2006/picture">
+                <pic:pic xmlns:pic="http://schemas.openxmlformats.org/drawingml/2006/picture">
+                  <pic:nvPicPr>
+                    <pic:cNvPr id="1" name=""/>
+                    <pic:cNvPicPr/>
+                  </pic:nvPicPr>
+                  <pic:blipFill rotWithShape="1">
+                    <a:blip r:embed="rId40"/>
+                    <a:srcRect t="3972" b="5008"/>
+                    <a:stretch/>
+                  </pic:blipFill>
+                  <pic:spPr bwMode="auto">
+                    <a:xfrm>
+                      <a:off x="0" y="0"/>
+                      <a:ext cx="5400040" cy="2619375"/>
+                    </a:xfrm>
+                    <a:prstGeom prst="rect">
+                      <a:avLst/>
+                    </a:prstGeom>
+                    <a:ln>
+                      <a:noFill/>
+                    </a:ln>
+                    <a:extLst>
+                      <a:ext uri="{53640926-AAD7-44D8-BBD7-CCE9431645EC}">
+                        <a14:shadowObscured xmlns:a14="http://schemas.microsoft.com/office/drawing/2010/main"/>
+                      </a:ext>
+                    </a:extLst>
+                  </pic:spPr>
+                </pic:pic>
+              </a:graphicData>
+            </a:graphic>
+          </wp:inline>
+        </w:drawing>
+      </w:r>
+    </w:p>
+    <w:p>
+      <w:r>
+        <w:br w:type="page"/>
+      </w:r>
+    </w:p>
+    <w:p>
+      <w:pPr>
         <w:pStyle w:val="Ttulo3"/>
       </w:pPr>
-      <w:bookmarkStart w:id="21" w:name="_Toc103772087"/>
-      <w:r>
+      <w:bookmarkStart w:id="21" w:name="_Toc103856191"/>
+      <w:r>
+        <w:lastRenderedPageBreak/>
         <w:t>Modificar datos</w:t>
       </w:r>
       <w:bookmarkEnd w:id="21"/>
     </w:p>
     <w:p>
       <w:pPr>
+        <w:jc w:val="center"/>
+      </w:pPr>
+      <w:r>
+        <w:t xml:space="preserve">Para modificar los datos de un usuario haz </w:t>
+      </w:r>
+      <w:proofErr w:type="spellStart"/>
+      <w:r>
+        <w:t>click</w:t>
+      </w:r>
+      <w:proofErr w:type="spellEnd"/>
+      <w:r>
+        <w:t xml:space="preserve"> en el botón amarillo con el icono del </w:t>
+      </w:r>
+      <w:proofErr w:type="spellStart"/>
+      <w:r>
+        <w:t>lapiz</w:t>
+      </w:r>
+      <w:proofErr w:type="spellEnd"/>
+      <w:r>
+        <w:t>.</w:t>
+      </w:r>
+    </w:p>
+    <w:p>
+      <w:r>
+        <w:rPr>
+          <w:noProof/>
+        </w:rPr>
+        <mc:AlternateContent>
+          <mc:Choice Requires="wps">
+            <w:drawing>
+              <wp:anchor distT="0" distB="0" distL="114300" distR="114300" simplePos="0" relativeHeight="251718656" behindDoc="0" locked="0" layoutInCell="1" allowOverlap="1" wp14:anchorId="50450265" wp14:editId="22A91C19">
+                <wp:simplePos x="0" y="0"/>
+                <wp:positionH relativeFrom="margin">
+                  <wp:posOffset>3968115</wp:posOffset>
+                </wp:positionH>
+                <wp:positionV relativeFrom="paragraph">
+                  <wp:posOffset>1899920</wp:posOffset>
+                </wp:positionV>
+                <wp:extent cx="257175" cy="321310"/>
+                <wp:effectExtent l="38100" t="0" r="28575" b="59690"/>
+                <wp:wrapNone/>
+                <wp:docPr id="80" name="Conector recto de flecha 80"/>
+                <wp:cNvGraphicFramePr/>
+                <a:graphic xmlns:a="http://schemas.openxmlformats.org/drawingml/2006/main">
+                  <a:graphicData uri="http://schemas.microsoft.com/office/word/2010/wordprocessingShape">
+                    <wps:wsp>
+                      <wps:cNvCnPr/>
+                      <wps:spPr>
+                        <a:xfrm flipH="1">
+                          <a:off x="0" y="0"/>
+                          <a:ext cx="257175" cy="321310"/>
+                        </a:xfrm>
+                        <a:prstGeom prst="straightConnector1">
+                          <a:avLst/>
+                        </a:prstGeom>
+                        <a:ln>
+                          <a:tailEnd type="triangle"/>
+                        </a:ln>
+                      </wps:spPr>
+                      <wps:style>
+                        <a:lnRef idx="3">
+                          <a:schemeClr val="accent5"/>
+                        </a:lnRef>
+                        <a:fillRef idx="0">
+                          <a:schemeClr val="accent5"/>
+                        </a:fillRef>
+                        <a:effectRef idx="2">
+                          <a:schemeClr val="accent5"/>
+                        </a:effectRef>
+                        <a:fontRef idx="minor">
+                          <a:schemeClr val="tx1"/>
+                        </a:fontRef>
+                      </wps:style>
+                      <wps:bodyPr/>
+                    </wps:wsp>
+                  </a:graphicData>
+                </a:graphic>
+                <wp14:sizeRelH relativeFrom="margin">
+                  <wp14:pctWidth>0</wp14:pctWidth>
+                </wp14:sizeRelH>
+                <wp14:sizeRelV relativeFrom="margin">
+                  <wp14:pctHeight>0</wp14:pctHeight>
+                </wp14:sizeRelV>
+              </wp:anchor>
+            </w:drawing>
+          </mc:Choice>
+          <mc:Fallback>
+            <w:pict>
+              <v:shape w14:anchorId="32572782" id="Conector recto de flecha 80" o:spid="_x0000_s1026" type="#_x0000_t32" style="position:absolute;margin-left:312.45pt;margin-top:149.6pt;width:20.25pt;height:25.3pt;flip:x;z-index:251718656;visibility:visible;mso-wrap-style:square;mso-width-percent:0;mso-height-percent:0;mso-wrap-distance-left:9pt;mso-wrap-distance-top:0;mso-wrap-distance-right:9pt;mso-wrap-distance-bottom:0;mso-position-horizontal:absolute;mso-position-horizontal-relative:margin;mso-position-vertical:absolute;mso-position-vertical-relative:text;mso-width-percent:0;mso-height-percent:0;mso-width-relative:margin;mso-height-relative:margin" o:gfxdata="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" strokecolor="#5b9bd5 [3208]" strokeweight="1.5pt">
+                <v:stroke endarrow="block" joinstyle="miter"/>
+                <w10:wrap anchorx="margin"/>
+              </v:shape>
+            </w:pict>
+          </mc:Fallback>
+        </mc:AlternateContent>
+      </w:r>
+      <w:r>
+        <w:rPr>
+          <w:noProof/>
+        </w:rPr>
+        <w:drawing>
+          <wp:inline distT="0" distB="0" distL="0" distR="0" wp14:anchorId="4B97A3D3" wp14:editId="7BDAC9C2">
+            <wp:extent cx="5400040" cy="2619375"/>
+            <wp:effectExtent l="0" t="0" r="0" b="9525"/>
+            <wp:docPr id="79" name="Imagen 79"/>
+            <wp:cNvGraphicFramePr>
+              <a:graphicFrameLocks xmlns:a="http://schemas.openxmlformats.org/drawingml/2006/main" noChangeAspect="1"/>
+            </wp:cNvGraphicFramePr>
+            <a:graphic xmlns:a="http://schemas.openxmlformats.org/drawingml/2006/main">
+              <a:graphicData uri="http://schemas.openxmlformats.org/drawingml/2006/picture">
+                <pic:pic xmlns:pic="http://schemas.openxmlformats.org/drawingml/2006/picture">
+                  <pic:nvPicPr>
+                    <pic:cNvPr id="1" name=""/>
+                    <pic:cNvPicPr/>
+                  </pic:nvPicPr>
+                  <pic:blipFill rotWithShape="1">
+                    <a:blip r:embed="rId40"/>
+                    <a:srcRect t="3972" b="5008"/>
+                    <a:stretch/>
+                  </pic:blipFill>
+                  <pic:spPr bwMode="auto">
+                    <a:xfrm>
+                      <a:off x="0" y="0"/>
+                      <a:ext cx="5400040" cy="2619375"/>
+                    </a:xfrm>
+                    <a:prstGeom prst="rect">
+                      <a:avLst/>
+                    </a:prstGeom>
+                    <a:ln>
+                      <a:noFill/>
+                    </a:ln>
+                    <a:extLst>
+                      <a:ext uri="{53640926-AAD7-44D8-BBD7-CCE9431645EC}">
+                        <a14:shadowObscured xmlns:a14="http://schemas.microsoft.com/office/drawing/2010/main"/>
+                      </a:ext>
+                    </a:extLst>
+                  </pic:spPr>
+                </pic:pic>
+              </a:graphicData>
+            </a:graphic>
+          </wp:inline>
+        </w:drawing>
+      </w:r>
+    </w:p>
+    <w:p>
+      <w:pPr>
+        <w:jc w:val="center"/>
+      </w:pPr>
+      <w:r>
+        <w:t xml:space="preserve">Se abrirá una ventana con los datos actuales, modifica lo que necesites y haz </w:t>
+      </w:r>
+      <w:proofErr w:type="spellStart"/>
+      <w:r>
+        <w:t>click</w:t>
+      </w:r>
+      <w:proofErr w:type="spellEnd"/>
+      <w:r>
+        <w:t xml:space="preserve"> en “Editar usuario”</w:t>
+      </w:r>
+    </w:p>
+    <w:p>
+      <w:r>
+        <w:rPr>
+          <w:noProof/>
+        </w:rPr>
+        <mc:AlternateContent>
+          <mc:Choice Requires="wps">
+            <w:drawing>
+              <wp:anchor distT="0" distB="0" distL="114300" distR="114300" simplePos="0" relativeHeight="251720704" behindDoc="0" locked="0" layoutInCell="1" allowOverlap="1" wp14:anchorId="08DF12F3" wp14:editId="6DB275FC">
+                <wp:simplePos x="0" y="0"/>
+                <wp:positionH relativeFrom="margin">
+                  <wp:posOffset>3387090</wp:posOffset>
+                </wp:positionH>
+                <wp:positionV relativeFrom="paragraph">
+                  <wp:posOffset>1594485</wp:posOffset>
+                </wp:positionV>
+                <wp:extent cx="257175" cy="321310"/>
+                <wp:effectExtent l="38100" t="0" r="28575" b="59690"/>
+                <wp:wrapNone/>
+                <wp:docPr id="81" name="Conector recto de flecha 81"/>
+                <wp:cNvGraphicFramePr/>
+                <a:graphic xmlns:a="http://schemas.openxmlformats.org/drawingml/2006/main">
+                  <a:graphicData uri="http://schemas.microsoft.com/office/word/2010/wordprocessingShape">
+                    <wps:wsp>
+                      <wps:cNvCnPr/>
+                      <wps:spPr>
+                        <a:xfrm flipH="1">
+                          <a:off x="0" y="0"/>
+                          <a:ext cx="257175" cy="321310"/>
+                        </a:xfrm>
+                        <a:prstGeom prst="straightConnector1">
+                          <a:avLst/>
+                        </a:prstGeom>
+                        <a:ln>
+                          <a:tailEnd type="triangle"/>
+                        </a:ln>
+                      </wps:spPr>
+                      <wps:style>
+                        <a:lnRef idx="3">
+                          <a:schemeClr val="accent5"/>
+                        </a:lnRef>
+                        <a:fillRef idx="0">
+                          <a:schemeClr val="accent5"/>
+                        </a:fillRef>
+                        <a:effectRef idx="2">
+                          <a:schemeClr val="accent5"/>
+                        </a:effectRef>
+                        <a:fontRef idx="minor">
+                          <a:schemeClr val="tx1"/>
+                        </a:fontRef>
+                      </wps:style>
+                      <wps:bodyPr/>
+                    </wps:wsp>
+                  </a:graphicData>
+                </a:graphic>
+                <wp14:sizeRelH relativeFrom="margin">
+                  <wp14:pctWidth>0</wp14:pctWidth>
+                </wp14:sizeRelH>
+                <wp14:sizeRelV relativeFrom="margin">
+                  <wp14:pctHeight>0</wp14:pctHeight>
+                </wp14:sizeRelV>
+              </wp:anchor>
+            </w:drawing>
+          </mc:Choice>
+          <mc:Fallback>
+            <w:pict>
+              <v:shape w14:anchorId="703F26AC" id="Conector recto de flecha 81" o:spid="_x0000_s1026" type="#_x0000_t32" style="position:absolute;margin-left:266.7pt;margin-top:125.55pt;width:20.25pt;height:25.3pt;flip:x;z-index:251720704;visibility:visible;mso-wrap-style:square;mso-width-percent:0;mso-height-percent:0;mso-wrap-distance-left:9pt;mso-wrap-distance-top:0;mso-wrap-distance-right:9pt;mso-wrap-distance-bottom:0;mso-position-horizontal:absolute;mso-position-horizontal-relative:margin;mso-position-vertical:absolute;mso-position-vertical-relative:text;mso-width-percent:0;mso-height-percent:0;mso-width-relative:margin;mso-height-relative:margin" o:gfxdata="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" strokecolor="#5b9bd5 [3208]" strokeweight="1.5pt">
+                <v:stroke endarrow="block" joinstyle="miter"/>
+                <w10:wrap anchorx="margin"/>
+              </v:shape>
+            </w:pict>
+          </mc:Fallback>
+        </mc:AlternateContent>
+      </w:r>
+      <w:r>
+        <w:rPr>
+          <w:noProof/>
+        </w:rPr>
+        <w:drawing>
+          <wp:inline distT="0" distB="0" distL="0" distR="0" wp14:anchorId="20B61CB8" wp14:editId="25B2B3AC">
+            <wp:extent cx="5400040" cy="2314575"/>
+            <wp:effectExtent l="0" t="0" r="0" b="9525"/>
+            <wp:docPr id="77" name="Imagen 77"/>
+            <wp:cNvGraphicFramePr>
+              <a:graphicFrameLocks xmlns:a="http://schemas.openxmlformats.org/drawingml/2006/main" noChangeAspect="1"/>
+            </wp:cNvGraphicFramePr>
+            <a:graphic xmlns:a="http://schemas.openxmlformats.org/drawingml/2006/main">
+              <a:graphicData uri="http://schemas.openxmlformats.org/drawingml/2006/picture">
+                <pic:pic xmlns:pic="http://schemas.openxmlformats.org/drawingml/2006/picture">
+                  <pic:nvPicPr>
+                    <pic:cNvPr id="1" name=""/>
+                    <pic:cNvPicPr/>
+                  </pic:nvPicPr>
+                  <pic:blipFill rotWithShape="1">
+                    <a:blip r:embed="rId41"/>
+                    <a:srcRect t="3641" b="15932"/>
+                    <a:stretch/>
+                  </pic:blipFill>
+                  <pic:spPr bwMode="auto">
+                    <a:xfrm>
+                      <a:off x="0" y="0"/>
+                      <a:ext cx="5400040" cy="2314575"/>
+                    </a:xfrm>
+                    <a:prstGeom prst="rect">
+                      <a:avLst/>
+                    </a:prstGeom>
+                    <a:ln>
+                      <a:noFill/>
+                    </a:ln>
+                    <a:extLst>
+                      <a:ext uri="{53640926-AAD7-44D8-BBD7-CCE9431645EC}">
+                        <a14:shadowObscured xmlns:a14="http://schemas.microsoft.com/office/drawing/2010/main"/>
+                      </a:ext>
+                    </a:extLst>
+                  </pic:spPr>
+                </pic:pic>
+              </a:graphicData>
+            </a:graphic>
+          </wp:inline>
+        </w:drawing>
+      </w:r>
+    </w:p>
+    <w:p>
+      <w:pPr>
+        <w:jc w:val="center"/>
+        <w:rPr>
+          <w:u w:val="single"/>
+        </w:rPr>
+      </w:pPr>
+      <w:r>
+        <w:t>Se mostrará un aviso indicando que el usuario se ha modificado correctamente.</w:t>
+      </w:r>
+    </w:p>
+    <w:p>
+      <w:r>
+        <w:rPr>
+          <w:noProof/>
+        </w:rPr>
+        <w:drawing>
+          <wp:inline distT="0" distB="0" distL="0" distR="0" wp14:anchorId="3FD749C5" wp14:editId="59ACC406">
+            <wp:extent cx="5400040" cy="2362200"/>
+            <wp:effectExtent l="0" t="0" r="0" b="0"/>
+            <wp:docPr id="78" name="Imagen 78"/>
+            <wp:cNvGraphicFramePr>
+              <a:graphicFrameLocks xmlns:a="http://schemas.openxmlformats.org/drawingml/2006/main" noChangeAspect="1"/>
+            </wp:cNvGraphicFramePr>
+            <a:graphic xmlns:a="http://schemas.openxmlformats.org/drawingml/2006/main">
+              <a:graphicData uri="http://schemas.openxmlformats.org/drawingml/2006/picture">
+                <pic:pic xmlns:pic="http://schemas.openxmlformats.org/drawingml/2006/picture">
+                  <pic:nvPicPr>
+                    <pic:cNvPr id="1" name=""/>
+                    <pic:cNvPicPr/>
+                  </pic:nvPicPr>
+                  <pic:blipFill rotWithShape="1">
+                    <a:blip r:embed="rId42"/>
+                    <a:srcRect t="4634" b="13283"/>
+                    <a:stretch/>
+                  </pic:blipFill>
+                  <pic:spPr bwMode="auto">
+                    <a:xfrm>
+                      <a:off x="0" y="0"/>
+                      <a:ext cx="5400040" cy="2362200"/>
+                    </a:xfrm>
+                    <a:prstGeom prst="rect">
+                      <a:avLst/>
+                    </a:prstGeom>
+                    <a:ln>
+                      <a:noFill/>
+                    </a:ln>
+                    <a:extLst>
+                      <a:ext uri="{53640926-AAD7-44D8-BBD7-CCE9431645EC}">
+                        <a14:shadowObscured xmlns:a14="http://schemas.microsoft.com/office/drawing/2010/main"/>
+                      </a:ext>
+                    </a:extLst>
+                  </pic:spPr>
+                </pic:pic>
+              </a:graphicData>
+            </a:graphic>
+          </wp:inline>
+        </w:drawing>
+      </w:r>
+    </w:p>
+    <w:p>
+      <w:pPr>
         <w:pStyle w:val="Ttulo3"/>
       </w:pPr>
-      <w:bookmarkStart w:id="22" w:name="_Toc103772088"/>
-      <w:r>
+      <w:bookmarkStart w:id="22" w:name="_Toc103856192"/>
+      <w:r>
+        <w:lastRenderedPageBreak/>
         <w:t>Cambiar contraseña</w:t>
       </w:r>
       <w:bookmarkEnd w:id="22"/>
     </w:p>
     <w:p>
       <w:pPr>
+        <w:jc w:val="center"/>
+      </w:pPr>
+      <w:r>
+        <w:t xml:space="preserve">Para cambiar la contraseña de un usuario haz </w:t>
+      </w:r>
+      <w:proofErr w:type="spellStart"/>
+      <w:r>
+        <w:t>click</w:t>
+      </w:r>
+      <w:proofErr w:type="spellEnd"/>
+      <w:r>
+        <w:t xml:space="preserve"> en el botón amarillo con el icono del </w:t>
+      </w:r>
+      <w:proofErr w:type="spellStart"/>
+      <w:r>
+        <w:t>lapiz</w:t>
+      </w:r>
+      <w:proofErr w:type="spellEnd"/>
+      <w:r>
+        <w:t xml:space="preserve"> y con el texto “Contraseña”</w:t>
+      </w:r>
+    </w:p>
+    <w:p>
+      <w:r>
+        <w:rPr>
+          <w:noProof/>
+        </w:rPr>
+        <mc:AlternateContent>
+          <mc:Choice Requires="wps">
+            <w:drawing>
+              <wp:anchor distT="0" distB="0" distL="114300" distR="114300" simplePos="0" relativeHeight="251722752" behindDoc="0" locked="0" layoutInCell="1" allowOverlap="1" wp14:anchorId="7EC2F70B" wp14:editId="135440CF">
+                <wp:simplePos x="0" y="0"/>
+                <wp:positionH relativeFrom="margin">
+                  <wp:posOffset>4511040</wp:posOffset>
+                </wp:positionH>
+                <wp:positionV relativeFrom="paragraph">
+                  <wp:posOffset>1601470</wp:posOffset>
+                </wp:positionV>
+                <wp:extent cx="257175" cy="321310"/>
+                <wp:effectExtent l="38100" t="0" r="28575" b="59690"/>
+                <wp:wrapNone/>
+                <wp:docPr id="89" name="Conector recto de flecha 89"/>
+                <wp:cNvGraphicFramePr/>
+                <a:graphic xmlns:a="http://schemas.openxmlformats.org/drawingml/2006/main">
+                  <a:graphicData uri="http://schemas.microsoft.com/office/word/2010/wordprocessingShape">
+                    <wps:wsp>
+                      <wps:cNvCnPr/>
+                      <wps:spPr>
+                        <a:xfrm flipH="1">
+                          <a:off x="0" y="0"/>
+                          <a:ext cx="257175" cy="321310"/>
+                        </a:xfrm>
+                        <a:prstGeom prst="straightConnector1">
+                          <a:avLst/>
+                        </a:prstGeom>
+                        <a:ln>
+                          <a:tailEnd type="triangle"/>
+                        </a:ln>
+                      </wps:spPr>
+                      <wps:style>
+                        <a:lnRef idx="3">
+                          <a:schemeClr val="accent5"/>
+                        </a:lnRef>
+                        <a:fillRef idx="0">
+                          <a:schemeClr val="accent5"/>
+                        </a:fillRef>
+                        <a:effectRef idx="2">
+                          <a:schemeClr val="accent5"/>
+                        </a:effectRef>
+                        <a:fontRef idx="minor">
+                          <a:schemeClr val="tx1"/>
+                        </a:fontRef>
+                      </wps:style>
+                      <wps:bodyPr/>
+                    </wps:wsp>
+                  </a:graphicData>
+                </a:graphic>
+                <wp14:sizeRelH relativeFrom="margin">
+                  <wp14:pctWidth>0</wp14:pctWidth>
+                </wp14:sizeRelH>
+                <wp14:sizeRelV relativeFrom="margin">
+                  <wp14:pctHeight>0</wp14:pctHeight>
+                </wp14:sizeRelV>
+              </wp:anchor>
+            </w:drawing>
+          </mc:Choice>
+          <mc:Fallback>
+            <w:pict>
+              <v:shape w14:anchorId="2CA761FA" id="Conector recto de flecha 89" o:spid="_x0000_s1026" type="#_x0000_t32" style="position:absolute;margin-left:355.2pt;margin-top:126.1pt;width:20.25pt;height:25.3pt;flip:x;z-index:251722752;visibility:visible;mso-wrap-style:square;mso-width-percent:0;mso-height-percent:0;mso-wrap-distance-left:9pt;mso-wrap-distance-top:0;mso-wrap-distance-right:9pt;mso-wrap-distance-bottom:0;mso-position-horizontal:absolute;mso-position-horizontal-relative:margin;mso-position-vertical:absolute;mso-position-vertical-relative:text;mso-width-percent:0;mso-height-percent:0;mso-width-relative:margin;mso-height-relative:margin" o:gfxdata="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" strokecolor="#5b9bd5 [3208]" strokeweight="1.5pt">
+                <v:stroke endarrow="block" joinstyle="miter"/>
+                <w10:wrap anchorx="margin"/>
+              </v:shape>
+            </w:pict>
+          </mc:Fallback>
+        </mc:AlternateContent>
+      </w:r>
+      <w:r>
+        <w:rPr>
+          <w:noProof/>
+        </w:rPr>
+        <w:drawing>
+          <wp:inline distT="0" distB="0" distL="0" distR="0" wp14:anchorId="41A0356A" wp14:editId="2A4AAC59">
+            <wp:extent cx="5400040" cy="2295525"/>
+            <wp:effectExtent l="0" t="0" r="0" b="9525"/>
+            <wp:docPr id="82" name="Imagen 82"/>
+            <wp:cNvGraphicFramePr>
+              <a:graphicFrameLocks xmlns:a="http://schemas.openxmlformats.org/drawingml/2006/main" noChangeAspect="1"/>
+            </wp:cNvGraphicFramePr>
+            <a:graphic xmlns:a="http://schemas.openxmlformats.org/drawingml/2006/main">
+              <a:graphicData uri="http://schemas.openxmlformats.org/drawingml/2006/picture">
+                <pic:pic xmlns:pic="http://schemas.openxmlformats.org/drawingml/2006/picture">
+                  <pic:nvPicPr>
+                    <pic:cNvPr id="1" name=""/>
+                    <pic:cNvPicPr/>
+                  </pic:nvPicPr>
+                  <pic:blipFill rotWithShape="1">
+                    <a:blip r:embed="rId43"/>
+                    <a:srcRect t="4303" b="15931"/>
+                    <a:stretch/>
+                  </pic:blipFill>
+                  <pic:spPr bwMode="auto">
+                    <a:xfrm>
+                      <a:off x="0" y="0"/>
+                      <a:ext cx="5400040" cy="2295525"/>
+                    </a:xfrm>
+                    <a:prstGeom prst="rect">
+                      <a:avLst/>
+                    </a:prstGeom>
+                    <a:ln>
+                      <a:noFill/>
+                    </a:ln>
+                    <a:extLst>
+                      <a:ext uri="{53640926-AAD7-44D8-BBD7-CCE9431645EC}">
+                        <a14:shadowObscured xmlns:a14="http://schemas.microsoft.com/office/drawing/2010/main"/>
+                      </a:ext>
+                    </a:extLst>
+                  </pic:spPr>
+                </pic:pic>
+              </a:graphicData>
+            </a:graphic>
+          </wp:inline>
+        </w:drawing>
+      </w:r>
+    </w:p>
+    <w:p>
+      <w:pPr>
+        <w:jc w:val="center"/>
+      </w:pPr>
+      <w:r>
+        <w:t xml:space="preserve">Se mostrará una ventana para cambiar la contraseña. Introduce la nueva contraseña y haz </w:t>
+      </w:r>
+      <w:proofErr w:type="spellStart"/>
+      <w:r>
+        <w:t>click</w:t>
+      </w:r>
+      <w:proofErr w:type="spellEnd"/>
+      <w:r>
+        <w:t xml:space="preserve"> en el botón “Cambiar contraseña”</w:t>
+      </w:r>
+    </w:p>
+    <w:p>
+      <w:r>
+        <w:rPr>
+          <w:noProof/>
+        </w:rPr>
+        <mc:AlternateContent>
+          <mc:Choice Requires="wps">
+            <w:drawing>
+              <wp:anchor distT="0" distB="0" distL="114300" distR="114300" simplePos="0" relativeHeight="251724800" behindDoc="0" locked="0" layoutInCell="1" allowOverlap="1" wp14:anchorId="194E648C" wp14:editId="5338F776">
+                <wp:simplePos x="0" y="0"/>
+                <wp:positionH relativeFrom="margin">
+                  <wp:posOffset>3444240</wp:posOffset>
+                </wp:positionH>
+                <wp:positionV relativeFrom="paragraph">
+                  <wp:posOffset>1454785</wp:posOffset>
+                </wp:positionV>
+                <wp:extent cx="257175" cy="321310"/>
+                <wp:effectExtent l="38100" t="0" r="28575" b="59690"/>
+                <wp:wrapNone/>
+                <wp:docPr id="90" name="Conector recto de flecha 90"/>
+                <wp:cNvGraphicFramePr/>
+                <a:graphic xmlns:a="http://schemas.openxmlformats.org/drawingml/2006/main">
+                  <a:graphicData uri="http://schemas.microsoft.com/office/word/2010/wordprocessingShape">
+                    <wps:wsp>
+                      <wps:cNvCnPr/>
+                      <wps:spPr>
+                        <a:xfrm flipH="1">
+                          <a:off x="0" y="0"/>
+                          <a:ext cx="257175" cy="321310"/>
+                        </a:xfrm>
+                        <a:prstGeom prst="straightConnector1">
+                          <a:avLst/>
+                        </a:prstGeom>
+                        <a:ln>
+                          <a:tailEnd type="triangle"/>
+                        </a:ln>
+                      </wps:spPr>
+                      <wps:style>
+                        <a:lnRef idx="3">
+                          <a:schemeClr val="accent5"/>
+                        </a:lnRef>
+                        <a:fillRef idx="0">
+                          <a:schemeClr val="accent5"/>
+                        </a:fillRef>
+                        <a:effectRef idx="2">
+                          <a:schemeClr val="accent5"/>
+                        </a:effectRef>
+                        <a:fontRef idx="minor">
+                          <a:schemeClr val="tx1"/>
+                        </a:fontRef>
+                      </wps:style>
+                      <wps:bodyPr/>
+                    </wps:wsp>
+                  </a:graphicData>
+                </a:graphic>
+                <wp14:sizeRelH relativeFrom="margin">
+                  <wp14:pctWidth>0</wp14:pctWidth>
+                </wp14:sizeRelH>
+                <wp14:sizeRelV relativeFrom="margin">
+                  <wp14:pctHeight>0</wp14:pctHeight>
+                </wp14:sizeRelV>
+              </wp:anchor>
+            </w:drawing>
+          </mc:Choice>
+          <mc:Fallback>
+            <w:pict>
+              <v:shape w14:anchorId="0E6FC0D2" id="Conector recto de flecha 90" o:spid="_x0000_s1026" type="#_x0000_t32" style="position:absolute;margin-left:271.2pt;margin-top:114.55pt;width:20.25pt;height:25.3pt;flip:x;z-index:251724800;visibility:visible;mso-wrap-style:square;mso-width-percent:0;mso-height-percent:0;mso-wrap-distance-left:9pt;mso-wrap-distance-top:0;mso-wrap-distance-right:9pt;mso-wrap-distance-bottom:0;mso-position-horizontal:absolute;mso-position-horizontal-relative:margin;mso-position-vertical:absolute;mso-position-vertical-relative:text;mso-width-percent:0;mso-height-percent:0;mso-width-relative:margin;mso-height-relative:margin" o:gfxdata="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" strokecolor="#5b9bd5 [3208]" strokeweight="1.5pt">
+                <v:stroke endarrow="block" joinstyle="miter"/>
+                <w10:wrap anchorx="margin"/>
+              </v:shape>
+            </w:pict>
+          </mc:Fallback>
+        </mc:AlternateContent>
+      </w:r>
+      <w:r>
+        <w:rPr>
+          <w:noProof/>
+        </w:rPr>
+        <w:drawing>
+          <wp:inline distT="0" distB="0" distL="0" distR="0" wp14:anchorId="0F10E1BA" wp14:editId="484A7735">
+            <wp:extent cx="5400040" cy="2877820"/>
+            <wp:effectExtent l="0" t="0" r="0" b="0"/>
+            <wp:docPr id="83" name="Imagen 83"/>
+            <wp:cNvGraphicFramePr>
+              <a:graphicFrameLocks xmlns:a="http://schemas.openxmlformats.org/drawingml/2006/main" noChangeAspect="1"/>
+            </wp:cNvGraphicFramePr>
+            <a:graphic xmlns:a="http://schemas.openxmlformats.org/drawingml/2006/main">
+              <a:graphicData uri="http://schemas.openxmlformats.org/drawingml/2006/picture">
+                <pic:pic xmlns:pic="http://schemas.openxmlformats.org/drawingml/2006/picture">
+                  <pic:nvPicPr>
+                    <pic:cNvPr id="1" name=""/>
+                    <pic:cNvPicPr/>
+                  </pic:nvPicPr>
+                  <pic:blipFill>
+                    <a:blip r:embed="rId44"/>
+                    <a:stretch>
+                      <a:fillRect/>
+                    </a:stretch>
+                  </pic:blipFill>
+                  <pic:spPr>
+                    <a:xfrm>
+                      <a:off x="0" y="0"/>
+                      <a:ext cx="5400040" cy="2877820"/>
+                    </a:xfrm>
+                    <a:prstGeom prst="rect">
+                      <a:avLst/>
+                    </a:prstGeom>
+                  </pic:spPr>
+                </pic:pic>
+              </a:graphicData>
+            </a:graphic>
+          </wp:inline>
+        </w:drawing>
+      </w:r>
+    </w:p>
+    <w:p>
+      <w:pPr>
+        <w:jc w:val="center"/>
+        <w:rPr>
+          <w:u w:val="single"/>
+        </w:rPr>
+      </w:pPr>
+      <w:r>
+        <w:t>Se mostrará un aviso indicando que la contraseña se ha modificado correctamente.</w:t>
+      </w:r>
+    </w:p>
+    <w:p>
+      <w:r>
+        <w:rPr>
+          <w:noProof/>
+        </w:rPr>
+        <w:drawing>
+          <wp:inline distT="0" distB="0" distL="0" distR="0" wp14:anchorId="2D1374FE" wp14:editId="2E300327">
+            <wp:extent cx="5400040" cy="1905000"/>
+            <wp:effectExtent l="0" t="0" r="0" b="0"/>
+            <wp:docPr id="84" name="Imagen 84"/>
+            <wp:cNvGraphicFramePr>
+              <a:graphicFrameLocks xmlns:a="http://schemas.openxmlformats.org/drawingml/2006/main" noChangeAspect="1"/>
+            </wp:cNvGraphicFramePr>
+            <a:graphic xmlns:a="http://schemas.openxmlformats.org/drawingml/2006/main">
+              <a:graphicData uri="http://schemas.openxmlformats.org/drawingml/2006/picture">
+                <pic:pic xmlns:pic="http://schemas.openxmlformats.org/drawingml/2006/picture">
+                  <pic:nvPicPr>
+                    <pic:cNvPr id="1" name=""/>
+                    <pic:cNvPicPr/>
+                  </pic:nvPicPr>
+                  <pic:blipFill rotWithShape="1">
+                    <a:blip r:embed="rId45"/>
+                    <a:srcRect t="20520" b="13285"/>
+                    <a:stretch/>
+                  </pic:blipFill>
+                  <pic:spPr bwMode="auto">
+                    <a:xfrm>
+                      <a:off x="0" y="0"/>
+                      <a:ext cx="5400040" cy="1905000"/>
+                    </a:xfrm>
+                    <a:prstGeom prst="rect">
+                      <a:avLst/>
+                    </a:prstGeom>
+                    <a:ln>
+                      <a:noFill/>
+                    </a:ln>
+                    <a:extLst>
+                      <a:ext uri="{53640926-AAD7-44D8-BBD7-CCE9431645EC}">
+                        <a14:shadowObscured xmlns:a14="http://schemas.microsoft.com/office/drawing/2010/main"/>
+                      </a:ext>
+                    </a:extLst>
+                  </pic:spPr>
+                </pic:pic>
+              </a:graphicData>
+            </a:graphic>
+          </wp:inline>
+        </w:drawing>
+      </w:r>
+    </w:p>
+    <w:p>
+      <w:pPr>
         <w:pStyle w:val="Ttulo3"/>
       </w:pPr>
-      <w:bookmarkStart w:id="23" w:name="_Toc103772089"/>
-      <w:r>
+      <w:bookmarkStart w:id="23" w:name="_Toc103856193"/>
+      <w:r>
+        <w:lastRenderedPageBreak/>
         <w:t>Eliminar</w:t>
       </w:r>
       <w:bookmarkEnd w:id="23"/>
     </w:p>
+    <w:p>
+      <w:pPr>
+        <w:jc w:val="center"/>
+      </w:pPr>
+      <w:r>
+        <w:t xml:space="preserve">Para eliminar un usuario haz </w:t>
+      </w:r>
+      <w:proofErr w:type="spellStart"/>
+      <w:r>
+        <w:t>click</w:t>
+      </w:r>
+      <w:proofErr w:type="spellEnd"/>
+      <w:r>
+        <w:t xml:space="preserve"> en el botón rojo con el icono de la papelera.</w:t>
+      </w:r>
+    </w:p>
+    <w:p>
+      <w:r>
+        <w:rPr>
+          <w:noProof/>
+        </w:rPr>
+        <mc:AlternateContent>
+          <mc:Choice Requires="wps">
+            <w:drawing>
+              <wp:anchor distT="0" distB="0" distL="114300" distR="114300" simplePos="0" relativeHeight="251726848" behindDoc="0" locked="0" layoutInCell="1" allowOverlap="1" wp14:anchorId="2DA3BB7F" wp14:editId="20A174B4">
+                <wp:simplePos x="0" y="0"/>
+                <wp:positionH relativeFrom="margin">
+                  <wp:posOffset>5101590</wp:posOffset>
+                </wp:positionH>
+                <wp:positionV relativeFrom="paragraph">
+                  <wp:posOffset>1585595</wp:posOffset>
+                </wp:positionV>
+                <wp:extent cx="257175" cy="321310"/>
+                <wp:effectExtent l="38100" t="0" r="28575" b="59690"/>
+                <wp:wrapNone/>
+                <wp:docPr id="91" name="Conector recto de flecha 91"/>
+                <wp:cNvGraphicFramePr/>
+                <a:graphic xmlns:a="http://schemas.openxmlformats.org/drawingml/2006/main">
+                  <a:graphicData uri="http://schemas.microsoft.com/office/word/2010/wordprocessingShape">
+                    <wps:wsp>
+                      <wps:cNvCnPr/>
+                      <wps:spPr>
+                        <a:xfrm flipH="1">
+                          <a:off x="0" y="0"/>
+                          <a:ext cx="257175" cy="321310"/>
+                        </a:xfrm>
+                        <a:prstGeom prst="straightConnector1">
+                          <a:avLst/>
+                        </a:prstGeom>
+                        <a:ln>
+                          <a:tailEnd type="triangle"/>
+                        </a:ln>
+                      </wps:spPr>
+                      <wps:style>
+                        <a:lnRef idx="3">
+                          <a:schemeClr val="accent5"/>
+                        </a:lnRef>
+                        <a:fillRef idx="0">
+                          <a:schemeClr val="accent5"/>
+                        </a:fillRef>
+                        <a:effectRef idx="2">
+                          <a:schemeClr val="accent5"/>
+                        </a:effectRef>
+                        <a:fontRef idx="minor">
+                          <a:schemeClr val="tx1"/>
+                        </a:fontRef>
+                      </wps:style>
+                      <wps:bodyPr/>
+                    </wps:wsp>
+                  </a:graphicData>
+                </a:graphic>
+                <wp14:sizeRelH relativeFrom="margin">
+                  <wp14:pctWidth>0</wp14:pctWidth>
+                </wp14:sizeRelH>
+                <wp14:sizeRelV relativeFrom="margin">
+                  <wp14:pctHeight>0</wp14:pctHeight>
+                </wp14:sizeRelV>
+              </wp:anchor>
+            </w:drawing>
+          </mc:Choice>
+          <mc:Fallback>
+            <w:pict>
+              <v:shape w14:anchorId="106F2A73" id="Conector recto de flecha 91" o:spid="_x0000_s1026" type="#_x0000_t32" style="position:absolute;margin-left:401.7pt;margin-top:124.85pt;width:20.25pt;height:25.3pt;flip:x;z-index:251726848;visibility:visible;mso-wrap-style:square;mso-width-percent:0;mso-height-percent:0;mso-wrap-distance-left:9pt;mso-wrap-distance-top:0;mso-wrap-distance-right:9pt;mso-wrap-distance-bottom:0;mso-position-horizontal:absolute;mso-position-horizontal-relative:margin;mso-position-vertical:absolute;mso-position-vertical-relative:text;mso-width-percent:0;mso-height-percent:0;mso-width-relative:margin;mso-height-relative:margin" o:gfxdata="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" strokecolor="#5b9bd5 [3208]" strokeweight="1.5pt">
+                <v:stroke endarrow="block" joinstyle="miter"/>
+                <w10:wrap anchorx="margin"/>
+              </v:shape>
+            </w:pict>
+          </mc:Fallback>
+        </mc:AlternateContent>
+      </w:r>
+      <w:r>
+        <w:rPr>
+          <w:noProof/>
+        </w:rPr>
+        <w:drawing>
+          <wp:inline distT="0" distB="0" distL="0" distR="0" wp14:anchorId="3CC00C9E" wp14:editId="008EB1CE">
+            <wp:extent cx="5400040" cy="2295525"/>
+            <wp:effectExtent l="0" t="0" r="0" b="9525"/>
+            <wp:docPr id="88" name="Imagen 88"/>
+            <wp:cNvGraphicFramePr>
+              <a:graphicFrameLocks xmlns:a="http://schemas.openxmlformats.org/drawingml/2006/main" noChangeAspect="1"/>
+            </wp:cNvGraphicFramePr>
+            <a:graphic xmlns:a="http://schemas.openxmlformats.org/drawingml/2006/main">
+              <a:graphicData uri="http://schemas.openxmlformats.org/drawingml/2006/picture">
+                <pic:pic xmlns:pic="http://schemas.openxmlformats.org/drawingml/2006/picture">
+                  <pic:nvPicPr>
+                    <pic:cNvPr id="1" name=""/>
+                    <pic:cNvPicPr/>
+                  </pic:nvPicPr>
+                  <pic:blipFill rotWithShape="1">
+                    <a:blip r:embed="rId43"/>
+                    <a:srcRect t="4303" b="15931"/>
+                    <a:stretch/>
+                  </pic:blipFill>
+                  <pic:spPr bwMode="auto">
+                    <a:xfrm>
+                      <a:off x="0" y="0"/>
+                      <a:ext cx="5400040" cy="2295525"/>
+                    </a:xfrm>
+                    <a:prstGeom prst="rect">
+                      <a:avLst/>
+                    </a:prstGeom>
+                    <a:ln>
+                      <a:noFill/>
+                    </a:ln>
+                    <a:extLst>
+                      <a:ext uri="{53640926-AAD7-44D8-BBD7-CCE9431645EC}">
+                        <a14:shadowObscured xmlns:a14="http://schemas.microsoft.com/office/drawing/2010/main"/>
+                      </a:ext>
+                    </a:extLst>
+                  </pic:spPr>
+                </pic:pic>
+              </a:graphicData>
+            </a:graphic>
+          </wp:inline>
+        </w:drawing>
+      </w:r>
+    </w:p>
+    <w:p>
+      <w:pPr>
+        <w:jc w:val="center"/>
+      </w:pPr>
+      <w:r>
+        <w:t>Se abrirá una ventana para confirmar la eliminación</w:t>
+      </w:r>
+      <w:r>
+        <w:t xml:space="preserve">. Haz </w:t>
+      </w:r>
+      <w:proofErr w:type="spellStart"/>
+      <w:r>
+        <w:t>click</w:t>
+      </w:r>
+      <w:proofErr w:type="spellEnd"/>
+      <w:r>
+        <w:t xml:space="preserve"> en el botón “Eliminar”</w:t>
+      </w:r>
+    </w:p>
+    <w:p>
+      <w:r>
+        <w:rPr>
+          <w:noProof/>
+        </w:rPr>
+        <mc:AlternateContent>
+          <mc:Choice Requires="wps">
+            <w:drawing>
+              <wp:anchor distT="0" distB="0" distL="114300" distR="114300" simplePos="0" relativeHeight="251728896" behindDoc="0" locked="0" layoutInCell="1" allowOverlap="1" wp14:anchorId="3CEBBF44" wp14:editId="7F16B42F">
+                <wp:simplePos x="0" y="0"/>
+                <wp:positionH relativeFrom="margin">
+                  <wp:posOffset>3434715</wp:posOffset>
+                </wp:positionH>
+                <wp:positionV relativeFrom="paragraph">
+                  <wp:posOffset>1708785</wp:posOffset>
+                </wp:positionV>
+                <wp:extent cx="257175" cy="321310"/>
+                <wp:effectExtent l="38100" t="0" r="28575" b="59690"/>
+                <wp:wrapNone/>
+                <wp:docPr id="92" name="Conector recto de flecha 92"/>
+                <wp:cNvGraphicFramePr/>
+                <a:graphic xmlns:a="http://schemas.openxmlformats.org/drawingml/2006/main">
+                  <a:graphicData uri="http://schemas.microsoft.com/office/word/2010/wordprocessingShape">
+                    <wps:wsp>
+                      <wps:cNvCnPr/>
+                      <wps:spPr>
+                        <a:xfrm flipH="1">
+                          <a:off x="0" y="0"/>
+                          <a:ext cx="257175" cy="321310"/>
+                        </a:xfrm>
+                        <a:prstGeom prst="straightConnector1">
+                          <a:avLst/>
+                        </a:prstGeom>
+                        <a:ln>
+                          <a:tailEnd type="triangle"/>
+                        </a:ln>
+                      </wps:spPr>
+                      <wps:style>
+                        <a:lnRef idx="3">
+                          <a:schemeClr val="accent5"/>
+                        </a:lnRef>
+                        <a:fillRef idx="0">
+                          <a:schemeClr val="accent5"/>
+                        </a:fillRef>
+                        <a:effectRef idx="2">
+                          <a:schemeClr val="accent5"/>
+                        </a:effectRef>
+                        <a:fontRef idx="minor">
+                          <a:schemeClr val="tx1"/>
+                        </a:fontRef>
+                      </wps:style>
+                      <wps:bodyPr/>
+                    </wps:wsp>
+                  </a:graphicData>
+                </a:graphic>
+                <wp14:sizeRelH relativeFrom="margin">
+                  <wp14:pctWidth>0</wp14:pctWidth>
+                </wp14:sizeRelH>
+                <wp14:sizeRelV relativeFrom="margin">
+                  <wp14:pctHeight>0</wp14:pctHeight>
+                </wp14:sizeRelV>
+              </wp:anchor>
+            </w:drawing>
+          </mc:Choice>
+          <mc:Fallback>
+            <w:pict>
+              <v:shape w14:anchorId="7F650E94" id="Conector recto de flecha 92" o:spid="_x0000_s1026" type="#_x0000_t32" style="position:absolute;margin-left:270.45pt;margin-top:134.55pt;width:20.25pt;height:25.3pt;flip:x;z-index:251728896;visibility:visible;mso-wrap-style:square;mso-width-percent:0;mso-height-percent:0;mso-wrap-distance-left:9pt;mso-wrap-distance-top:0;mso-wrap-distance-right:9pt;mso-wrap-distance-bottom:0;mso-position-horizontal:absolute;mso-position-horizontal-relative:margin;mso-position-vertical:absolute;mso-position-vertical-relative:text;mso-width-percent:0;mso-height-percent:0;mso-width-relative:margin;mso-height-relative:margin" o:gfxdata="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" strokecolor="#5b9bd5 [3208]" strokeweight="1.5pt">
+                <v:stroke endarrow="block" joinstyle="miter"/>
+                <w10:wrap anchorx="margin"/>
+              </v:shape>
+            </w:pict>
+          </mc:Fallback>
+        </mc:AlternateContent>
+      </w:r>
+      <w:r>
+        <w:rPr>
+          <w:noProof/>
+        </w:rPr>
+        <w:drawing>
+          <wp:inline distT="0" distB="0" distL="0" distR="0" wp14:anchorId="3FE0BB63" wp14:editId="3E2D05D7">
+            <wp:extent cx="5400040" cy="2276475"/>
+            <wp:effectExtent l="0" t="0" r="0" b="9525"/>
+            <wp:docPr id="85" name="Imagen 85"/>
+            <wp:cNvGraphicFramePr>
+              <a:graphicFrameLocks xmlns:a="http://schemas.openxmlformats.org/drawingml/2006/main" noChangeAspect="1"/>
+            </wp:cNvGraphicFramePr>
+            <a:graphic xmlns:a="http://schemas.openxmlformats.org/drawingml/2006/main">
+              <a:graphicData uri="http://schemas.openxmlformats.org/drawingml/2006/picture">
+                <pic:pic xmlns:pic="http://schemas.openxmlformats.org/drawingml/2006/picture">
+                  <pic:nvPicPr>
+                    <pic:cNvPr id="1" name=""/>
+                    <pic:cNvPicPr/>
+                  </pic:nvPicPr>
+                  <pic:blipFill rotWithShape="1">
+                    <a:blip r:embed="rId46"/>
+                    <a:srcRect t="4302" b="16593"/>
+                    <a:stretch/>
+                  </pic:blipFill>
+                  <pic:spPr bwMode="auto">
+                    <a:xfrm>
+                      <a:off x="0" y="0"/>
+                      <a:ext cx="5400040" cy="2276475"/>
+                    </a:xfrm>
+                    <a:prstGeom prst="rect">
+                      <a:avLst/>
+                    </a:prstGeom>
+                    <a:ln>
+                      <a:noFill/>
+                    </a:ln>
+                    <a:extLst>
+                      <a:ext uri="{53640926-AAD7-44D8-BBD7-CCE9431645EC}">
+                        <a14:shadowObscured xmlns:a14="http://schemas.microsoft.com/office/drawing/2010/main"/>
+                      </a:ext>
+                    </a:extLst>
+                  </pic:spPr>
+                </pic:pic>
+              </a:graphicData>
+            </a:graphic>
+          </wp:inline>
+        </w:drawing>
+      </w:r>
+    </w:p>
+    <w:p>
+      <w:pPr>
+        <w:jc w:val="center"/>
+        <w:rPr>
+          <w:u w:val="single"/>
+        </w:rPr>
+      </w:pPr>
+      <w:r>
+        <w:t>Se mostrará un aviso indicando que el usuario ha sido eliminado correctamente.</w:t>
+      </w:r>
+    </w:p>
+    <w:p>
+      <w:r>
+        <w:rPr>
+          <w:noProof/>
+        </w:rPr>
+        <w:drawing>
+          <wp:inline distT="0" distB="0" distL="0" distR="0" wp14:anchorId="3E6E658F" wp14:editId="1376F632">
+            <wp:extent cx="5400040" cy="2877820"/>
+            <wp:effectExtent l="0" t="0" r="0" b="0"/>
+            <wp:docPr id="87" name="Imagen 87"/>
+            <wp:cNvGraphicFramePr>
+              <a:graphicFrameLocks xmlns:a="http://schemas.openxmlformats.org/drawingml/2006/main" noChangeAspect="1"/>
+            </wp:cNvGraphicFramePr>
+            <a:graphic xmlns:a="http://schemas.openxmlformats.org/drawingml/2006/main">
+              <a:graphicData uri="http://schemas.openxmlformats.org/drawingml/2006/picture">
+                <pic:pic xmlns:pic="http://schemas.openxmlformats.org/drawingml/2006/picture">
+                  <pic:nvPicPr>
+                    <pic:cNvPr id="1" name=""/>
+                    <pic:cNvPicPr/>
+                  </pic:nvPicPr>
+                  <pic:blipFill>
+                    <a:blip r:embed="rId47"/>
+                    <a:stretch>
+                      <a:fillRect/>
+                    </a:stretch>
+                  </pic:blipFill>
+                  <pic:spPr>
+                    <a:xfrm>
+                      <a:off x="0" y="0"/>
+                      <a:ext cx="5400040" cy="2877820"/>
+                    </a:xfrm>
+                    <a:prstGeom prst="rect">
+                      <a:avLst/>
+                    </a:prstGeom>
+                  </pic:spPr>
+                </pic:pic>
+              </a:graphicData>
+            </a:graphic>
+          </wp:inline>
+        </w:drawing>
+      </w:r>
+    </w:p>
     <w:sectPr>
+      <w:footerReference w:type="default" r:id="rId48"/>
+      <w:footerReference w:type="first" r:id="rId49"/>
       <w:pgSz w:w="11906" w:h="16838"/>
       <w:pgMar w:top="1417" w:right="1701" w:bottom="1417" w:left="1701" w:header="708" w:footer="708" w:gutter="0"/>
       <w:cols w:space="708"/>
+      <w:titlePg/>
       <w:docGrid w:linePitch="360"/>
     </w:sectPr>
   </w:body>
 </w:document>
+</file>
+
+<file path=word/endnotes.xml><?xml version="1.0" encoding="utf-8"?>
+<w:endnotes xmlns:wpc="http://schemas.microsoft.com/office/word/2010/wordprocessingCanvas" xmlns:cx="http://schemas.microsoft.com/office/drawing/2014/chartex" xmlns:cx1="http://schemas.microsoft.com/office/drawing/2015/9/8/chartex" xmlns:cx2="http://schemas.microsoft.com/office/drawing/2015/10/21/chartex" xmlns:cx3="http://schemas.microsoft.com/office/drawing/2016/5/9/chartex" xmlns:cx4="http://schemas.microsoft.com/office/drawing/2016/5/10/chartex" xmlns:cx5="http://schemas.microsoft.com/office/drawing/2016/5/11/chartex" xmlns:cx6="http://schemas.microsoft.com/office/drawing/2016/5/12/chartex" xmlns:cx7="http://schemas.microsoft.com/office/drawing/2016/5/13/chartex" xmlns:cx8="http://schemas.microsoft.com/office/drawing/2016/5/14/chartex" xmlns:mc="http://schemas.openxmlformats.org/markup-compatibility/2006" xmlns:aink="http://schemas.microsoft.com/office/drawing/2016/ink" xmlns:am3d="http://schemas.microsoft.com/office/drawing/2017/model3d" xmlns:o="urn:schemas-microsoft-com:office:office" xmlns:r="http://schemas.openxmlformats.org/officeDocument/2006/relationships" xmlns:m="http://schemas.openxmlformats.org/officeDocument/2006/math" xmlns:v="urn:schemas-microsoft-com:vml" xmlns:wp14="http://schemas.microsoft.com/office/word/2010/wordprocessingDrawing" xmlns:wp="http://schemas.openxmlformats.org/drawingml/2006/wordprocessingDrawing" xmlns:w10="urn:schemas-microsoft-com:office:word" xmlns:w="http://schemas.openxmlformats.org/wordprocessingml/2006/main" xmlns:w14="http://schemas.microsoft.com/office/word/2010/wordml" xmlns:w15="http://schemas.microsoft.com/office/word/2012/wordml" xmlns:w16cex="http://schemas.microsoft.com/office/word/2018/wordml/cex" xmlns:w16cid="http://schemas.microsoft.com/office/word/2016/wordml/cid" xmlns:w16="http://schemas.microsoft.com/office/word/2018/wordml" xmlns:w16sdtdh="http://schemas.microsoft.com/office/word/2020/wordml/sdtdatahash" xmlns:w16se="http://schemas.microsoft.com/office/word/2015/wordml/symex" xmlns:wpg="http://schemas.microsoft.com/office/word/2010/wordprocessingGroup" xmlns:wpi="http://schemas.microsoft.com/office/word/2010/wordprocessingInk" xmlns:wne="http://schemas.microsoft.com/office/word/2006/wordml" xmlns:wps="http://schemas.microsoft.com/office/word/2010/wordprocessingShape" mc:Ignorable="w14 w15 w16se w16cid w16 w16cex w16sdtdh wp14">
+  <w:endnote w:type="separator" w:id="-1">
+    <w:p>
+      <w:pPr>
+        <w:spacing w:after="0" w:line="240" w:lineRule="auto"/>
+      </w:pPr>
+      <w:r>
+        <w:separator/>
+      </w:r>
+    </w:p>
+  </w:endnote>
+  <w:endnote w:type="continuationSeparator" w:id="0">
+    <w:p>
+      <w:pPr>
+        <w:spacing w:after="0" w:line="240" w:lineRule="auto"/>
+      </w:pPr>
+      <w:r>
+        <w:continuationSeparator/>
+      </w:r>
+    </w:p>
+  </w:endnote>
+</w:endnotes>
+</file>
+
+<file path=word/footer1.xml><?xml version="1.0" encoding="utf-8"?>
+<w:ftr xmlns:wpc="http://schemas.microsoft.com/office/word/2010/wordprocessingCanvas" xmlns:cx="http://schemas.microsoft.com/office/drawing/2014/chartex" xmlns:cx1="http://schemas.microsoft.com/office/drawing/2015/9/8/chartex" xmlns:cx2="http://schemas.microsoft.com/office/drawing/2015/10/21/chartex" xmlns:cx3="http://schemas.microsoft.com/office/drawing/2016/5/9/chartex" xmlns:cx4="http://schemas.microsoft.com/office/drawing/2016/5/10/chartex" xmlns:cx5="http://schemas.microsoft.com/office/drawing/2016/5/11/chartex" xmlns:cx6="http://schemas.microsoft.com/office/drawing/2016/5/12/chartex" xmlns:cx7="http://schemas.microsoft.com/office/drawing/2016/5/13/chartex" xmlns:cx8="http://schemas.microsoft.com/office/drawing/2016/5/14/chartex" xmlns:mc="http://schemas.openxmlformats.org/markup-compatibility/2006" xmlns:aink="http://schemas.microsoft.com/office/drawing/2016/ink" xmlns:am3d="http://schemas.microsoft.com/office/drawing/2017/model3d" xmlns:o="urn:schemas-microsoft-com:office:office" xmlns:r="http://schemas.openxmlformats.org/officeDocument/2006/relationships" xmlns:m="http://schemas.openxmlformats.org/officeDocument/2006/math" xmlns:v="urn:schemas-microsoft-com:vml" xmlns:wp14="http://schemas.microsoft.com/office/word/2010/wordprocessingDrawing" xmlns:wp="http://schemas.openxmlformats.org/drawingml/2006/wordprocessingDrawing" xmlns:w10="urn:schemas-microsoft-com:office:word" xmlns:w="http://schemas.openxmlformats.org/wordprocessingml/2006/main" xmlns:w14="http://schemas.microsoft.com/office/word/2010/wordml" xmlns:w15="http://schemas.microsoft.com/office/word/2012/wordml" xmlns:w16cex="http://schemas.microsoft.com/office/word/2018/wordml/cex" xmlns:w16cid="http://schemas.microsoft.com/office/word/2016/wordml/cid" xmlns:w16="http://schemas.microsoft.com/office/word/2018/wordml" xmlns:w16sdtdh="http://schemas.microsoft.com/office/word/2020/wordml/sdtdatahash" xmlns:w16se="http://schemas.microsoft.com/office/word/2015/wordml/symex" xmlns:wpg="http://schemas.microsoft.com/office/word/2010/wordprocessingGroup" xmlns:wpi="http://schemas.microsoft.com/office/word/2010/wordprocessingInk" xmlns:wne="http://schemas.microsoft.com/office/word/2006/wordml" xmlns:wps="http://schemas.microsoft.com/office/word/2010/wordprocessingShape" mc:Ignorable="w14 w15 w16se w16cid w16 w16cex w16sdtdh wp14">
+  <w:sdt>
+    <w:sdtPr>
+      <w:id w:val="-1634239995"/>
+      <w:docPartObj>
+        <w:docPartGallery w:val="Page Numbers (Bottom of Page)"/>
+        <w:docPartUnique/>
+      </w:docPartObj>
+    </w:sdtPr>
+    <w:sdtContent>
+      <w:p>
+        <w:pPr>
+          <w:pStyle w:val="Piedepgina"/>
+        </w:pPr>
+        <w:r>
+          <w:rPr>
+            <w:rFonts w:asciiTheme="majorHAnsi" w:eastAsiaTheme="majorEastAsia" w:hAnsiTheme="majorHAnsi" w:cstheme="majorBidi"/>
+            <w:noProof/>
+            <w:sz w:val="28"/>
+            <w:szCs w:val="28"/>
+          </w:rPr>
+          <mc:AlternateContent>
+            <mc:Choice Requires="wps">
+              <w:drawing>
+                <wp:anchor distT="0" distB="0" distL="114300" distR="114300" simplePos="0" relativeHeight="251659264" behindDoc="0" locked="0" layoutInCell="1" allowOverlap="1" wp14:anchorId="7CD3F230" wp14:editId="465232D7">
+                  <wp:simplePos x="0" y="0"/>
+                  <wp:positionH relativeFrom="rightMargin">
+                    <wp:align>center</wp:align>
+                  </wp:positionH>
+                  <wp:positionV relativeFrom="bottomMargin">
+                    <wp:align>center</wp:align>
+                  </wp:positionV>
+                  <wp:extent cx="512445" cy="441325"/>
+                  <wp:effectExtent l="0" t="0" r="1905" b="0"/>
+                  <wp:wrapNone/>
+                  <wp:docPr id="94" name="Diagrama de flujo: proceso alternativo 94"/>
+                  <wp:cNvGraphicFramePr>
+                    <a:graphicFrameLocks xmlns:a="http://schemas.openxmlformats.org/drawingml/2006/main"/>
+                  </wp:cNvGraphicFramePr>
+                  <a:graphic xmlns:a="http://schemas.openxmlformats.org/drawingml/2006/main">
+                    <a:graphicData uri="http://schemas.microsoft.com/office/word/2010/wordprocessingShape">
+                      <wps:wsp>
+                        <wps:cNvSpPr>
+                          <a:spLocks noChangeArrowheads="1"/>
+                        </wps:cNvSpPr>
+                        <wps:spPr bwMode="auto">
+                          <a:xfrm>
+                            <a:off x="0" y="0"/>
+                            <a:ext cx="512445" cy="441325"/>
+                          </a:xfrm>
+                          <a:prstGeom prst="flowChartAlternateProcess">
+                            <a:avLst/>
+                          </a:prstGeom>
+                          <a:noFill/>
+                          <a:ln>
+                            <a:noFill/>
+                          </a:ln>
+                          <a:extLst>
+                            <a:ext uri="{909E8E84-426E-40DD-AFC4-6F175D3DCCD1}">
+                              <a14:hiddenFill xmlns:a14="http://schemas.microsoft.com/office/drawing/2010/main">
+                                <a:solidFill>
+                                  <a:srgbClr val="5C83B4"/>
+                                </a:solidFill>
+                              </a14:hiddenFill>
+                            </a:ext>
+                            <a:ext uri="{91240B29-F687-4F45-9708-019B960494DF}">
+                              <a14:hiddenLine xmlns:a14="http://schemas.microsoft.com/office/drawing/2010/main" w="9525">
+                                <a:solidFill>
+                                  <a:srgbClr val="737373"/>
+                                </a:solidFill>
+                                <a:miter lim="800000"/>
+                                <a:headEnd/>
+                                <a:tailEnd/>
+                              </a14:hiddenLine>
+                            </a:ext>
+                          </a:extLst>
+                        </wps:spPr>
+                        <wps:txbx>
+                          <w:txbxContent>
+                            <w:p>
+                              <w:pPr>
+                                <w:pStyle w:val="Piedepgina"/>
+                                <w:pBdr>
+                                  <w:top w:val="single" w:sz="12" w:space="1" w:color="A5A5A5" w:themeColor="accent3"/>
+                                  <w:bottom w:val="single" w:sz="48" w:space="1" w:color="A5A5A5" w:themeColor="accent3"/>
+                                </w:pBdr>
+                                <w:jc w:val="center"/>
+                                <w:rPr>
+                                  <w:sz w:val="28"/>
+                                  <w:szCs w:val="28"/>
+                                </w:rPr>
+                              </w:pPr>
+                              <w:r>
+                                <w:fldChar w:fldCharType="begin"/>
+                              </w:r>
+                              <w:r>
+                                <w:instrText>PAGE    \* MERGEFORMAT</w:instrText>
+                              </w:r>
+                              <w:r>
+                                <w:fldChar w:fldCharType="separate"/>
+                              </w:r>
+                              <w:r>
+                                <w:rPr>
+                                  <w:sz w:val="28"/>
+                                  <w:szCs w:val="28"/>
+                                </w:rPr>
+                                <w:t>2</w:t>
+                              </w:r>
+                              <w:r>
+                                <w:rPr>
+                                  <w:sz w:val="28"/>
+                                  <w:szCs w:val="28"/>
+                                </w:rPr>
+                                <w:fldChar w:fldCharType="end"/>
+                              </w:r>
+                            </w:p>
+                          </w:txbxContent>
+                        </wps:txbx>
+                        <wps:bodyPr rot="0" vert="horz" wrap="square" lIns="91440" tIns="45720" rIns="91440" bIns="45720" anchor="t" anchorCtr="0" upright="1">
+                          <a:noAutofit/>
+                        </wps:bodyPr>
+                      </wps:wsp>
+                    </a:graphicData>
+                  </a:graphic>
+                  <wp14:sizeRelH relativeFrom="page">
+                    <wp14:pctWidth>0</wp14:pctWidth>
+                  </wp14:sizeRelH>
+                  <wp14:sizeRelV relativeFrom="page">
+                    <wp14:pctHeight>0</wp14:pctHeight>
+                  </wp14:sizeRelV>
+                </wp:anchor>
+              </w:drawing>
+            </mc:Choice>
+            <mc:Fallback>
+              <w:pict>
+                <v:shapetype w14:anchorId="7CD3F230" id="_x0000_t176" coordsize="21600,21600" o:spt="176" adj="2700" path="m@0,qx0@0l0@2qy@0,21600l@1,21600qx21600@2l21600@0qy@1,xe">
+                  <v:stroke joinstyle="miter"/>
+                  <v:formulas>
+                    <v:f eqn="val #0"/>
+                    <v:f eqn="sum width 0 #0"/>
+                    <v:f eqn="sum height 0 #0"/>
+                    <v:f eqn="prod @0 2929 10000"/>
+                    <v:f eqn="sum width 0 @3"/>
+                    <v:f eqn="sum height 0 @3"/>
+                    <v:f eqn="val width"/>
+                    <v:f eqn="val height"/>
+                    <v:f eqn="prod width 1 2"/>
+                    <v:f eqn="prod height 1 2"/>
+                  </v:formulas>
+                  <v:path gradientshapeok="t" limo="10800,10800" o:connecttype="custom" o:connectlocs="@8,0;0,@9;@8,@7;@6,@9" textboxrect="@3,@3,@4,@5"/>
+                </v:shapetype>
+                <v:shape id="Diagrama de flujo: proceso alternativo 94" o:spid="_x0000_s1026" type="#_x0000_t176" style="position:absolute;margin-left:0;margin-top:0;width:40.35pt;height:34.75pt;z-index:251659264;visibility:visible;mso-wrap-style:square;mso-width-percent:0;mso-height-percent:0;mso-wrap-distance-left:9pt;mso-wrap-distance-top:0;mso-wrap-distance-right:9pt;mso-wrap-distance-bottom:0;mso-position-horizontal:center;mso-position-horizontal-relative:right-margin-area;mso-position-vertical:center;mso-position-vertical-relative:bottom-margin-area;mso-width-percent:0;mso-height-percent:0;mso-width-relative:page;mso-height-relative:page;v-text-anchor:top" o:gfxdata="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" filled="f" fillcolor="#5c83b4" stroked="f" strokecolor="#737373">
+                  <v:textbox>
+                    <w:txbxContent>
+                      <w:p>
+                        <w:pPr>
+                          <w:pStyle w:val="Piedepgina"/>
+                          <w:pBdr>
+                            <w:top w:val="single" w:sz="12" w:space="1" w:color="A5A5A5" w:themeColor="accent3"/>
+                            <w:bottom w:val="single" w:sz="48" w:space="1" w:color="A5A5A5" w:themeColor="accent3"/>
+                          </w:pBdr>
+                          <w:jc w:val="center"/>
+                          <w:rPr>
+                            <w:sz w:val="28"/>
+                            <w:szCs w:val="28"/>
+                          </w:rPr>
+                        </w:pPr>
+                        <w:r>
+                          <w:fldChar w:fldCharType="begin"/>
+                        </w:r>
+                        <w:r>
+                          <w:instrText>PAGE    \* MERGEFORMAT</w:instrText>
+                        </w:r>
+                        <w:r>
+                          <w:fldChar w:fldCharType="separate"/>
+                        </w:r>
+                        <w:r>
+                          <w:rPr>
+                            <w:sz w:val="28"/>
+                            <w:szCs w:val="28"/>
+                          </w:rPr>
+                          <w:t>2</w:t>
+                        </w:r>
+                        <w:r>
+                          <w:rPr>
+                            <w:sz w:val="28"/>
+                            <w:szCs w:val="28"/>
+                          </w:rPr>
+                          <w:fldChar w:fldCharType="end"/>
+                        </w:r>
+                      </w:p>
+                    </w:txbxContent>
+                  </v:textbox>
+                  <w10:wrap anchorx="margin" anchory="margin"/>
+                </v:shape>
+              </w:pict>
+            </mc:Fallback>
+          </mc:AlternateContent>
+        </w:r>
+      </w:p>
+    </w:sdtContent>
+  </w:sdt>
+</w:ftr>
+</file>
+
+<file path=word/footer2.xml><?xml version="1.0" encoding="utf-8"?>
+<w:ftr xmlns:wpc="http://schemas.microsoft.com/office/word/2010/wordprocessingCanvas" xmlns:cx="http://schemas.microsoft.com/office/drawing/2014/chartex" xmlns:cx1="http://schemas.microsoft.com/office/drawing/2015/9/8/chartex" xmlns:cx2="http://schemas.microsoft.com/office/drawing/2015/10/21/chartex" xmlns:cx3="http://schemas.microsoft.com/office/drawing/2016/5/9/chartex" xmlns:cx4="http://schemas.microsoft.com/office/drawing/2016/5/10/chartex" xmlns:cx5="http://schemas.microsoft.com/office/drawing/2016/5/11/chartex" xmlns:cx6="http://schemas.microsoft.com/office/drawing/2016/5/12/chartex" xmlns:cx7="http://schemas.microsoft.com/office/drawing/2016/5/13/chartex" xmlns:cx8="http://schemas.microsoft.com/office/drawing/2016/5/14/chartex" xmlns:mc="http://schemas.openxmlformats.org/markup-compatibility/2006" xmlns:aink="http://schemas.microsoft.com/office/drawing/2016/ink" xmlns:am3d="http://schemas.microsoft.com/office/drawing/2017/model3d" xmlns:o="urn:schemas-microsoft-com:office:office" xmlns:r="http://schemas.openxmlformats.org/officeDocument/2006/relationships" xmlns:m="http://schemas.openxmlformats.org/officeDocument/2006/math" xmlns:v="urn:schemas-microsoft-com:vml" xmlns:wp14="http://schemas.microsoft.com/office/word/2010/wordprocessingDrawing" xmlns:wp="http://schemas.openxmlformats.org/drawingml/2006/wordprocessingDrawing" xmlns:w10="urn:schemas-microsoft-com:office:word" xmlns:w="http://schemas.openxmlformats.org/wordprocessingml/2006/main" xmlns:w14="http://schemas.microsoft.com/office/word/2010/wordml" xmlns:w15="http://schemas.microsoft.com/office/word/2012/wordml" xmlns:w16cex="http://schemas.microsoft.com/office/word/2018/wordml/cex" xmlns:w16cid="http://schemas.microsoft.com/office/word/2016/wordml/cid" xmlns:w16="http://schemas.microsoft.com/office/word/2018/wordml" xmlns:w16sdtdh="http://schemas.microsoft.com/office/word/2020/wordml/sdtdatahash" xmlns:w16se="http://schemas.microsoft.com/office/word/2015/wordml/symex" xmlns:wpg="http://schemas.microsoft.com/office/word/2010/wordprocessingGroup" xmlns:wpi="http://schemas.microsoft.com/office/word/2010/wordprocessingInk" xmlns:wne="http://schemas.microsoft.com/office/word/2006/wordml" xmlns:wps="http://schemas.microsoft.com/office/word/2010/wordprocessingShape" mc:Ignorable="w14 w15 w16se w16cid w16 w16cex w16sdtdh wp14">
+  <w:p>
+    <w:pPr>
+      <w:jc w:val="right"/>
+      <w:rPr>
+        <w:b/>
+        <w:bCs/>
+        <w:sz w:val="40"/>
+        <w:szCs w:val="40"/>
+      </w:rPr>
+    </w:pPr>
+    <w:r>
+      <w:tab/>
+    </w:r>
+    <w:r>
+      <w:tab/>
+    </w:r>
+    <w:r>
+      <w:rPr>
+        <w:b/>
+        <w:bCs/>
+        <w:sz w:val="40"/>
+        <w:szCs w:val="40"/>
+      </w:rPr>
+      <w:t>Versión 1.0</w:t>
+    </w:r>
+  </w:p>
+  <w:p>
+    <w:pPr>
+      <w:jc w:val="right"/>
+      <w:rPr>
+        <w:sz w:val="32"/>
+        <w:szCs w:val="32"/>
+      </w:rPr>
+    </w:pPr>
+    <w:r>
+      <w:rPr>
+        <w:sz w:val="32"/>
+        <w:szCs w:val="32"/>
+      </w:rPr>
+      <w:t>Por: José María Velázquez Crespo</w:t>
+    </w:r>
+  </w:p>
+</w:ftr>
+</file>
+
+<file path=word/footnotes.xml><?xml version="1.0" encoding="utf-8"?>
+<w:footnotes xmlns:wpc="http://schemas.microsoft.com/office/word/2010/wordprocessingCanvas" xmlns:cx="http://schemas.microsoft.com/office/drawing/2014/chartex" xmlns:cx1="http://schemas.microsoft.com/office/drawing/2015/9/8/chartex" xmlns:cx2="http://schemas.microsoft.com/office/drawing/2015/10/21/chartex" xmlns:cx3="http://schemas.microsoft.com/office/drawing/2016/5/9/chartex" xmlns:cx4="http://schemas.microsoft.com/office/drawing/2016/5/10/chartex" xmlns:cx5="http://schemas.microsoft.com/office/drawing/2016/5/11/chartex" xmlns:cx6="http://schemas.microsoft.com/office/drawing/2016/5/12/chartex" xmlns:cx7="http://schemas.microsoft.com/office/drawing/2016/5/13/chartex" xmlns:cx8="http://schemas.microsoft.com/office/drawing/2016/5/14/chartex" xmlns:mc="http://schemas.openxmlformats.org/markup-compatibility/2006" xmlns:aink="http://schemas.microsoft.com/office/drawing/2016/ink" xmlns:am3d="http://schemas.microsoft.com/office/drawing/2017/model3d" xmlns:o="urn:schemas-microsoft-com:office:office" xmlns:r="http://schemas.openxmlformats.org/officeDocument/2006/relationships" xmlns:m="http://schemas.openxmlformats.org/officeDocument/2006/math" xmlns:v="urn:schemas-microsoft-com:vml" xmlns:wp14="http://schemas.microsoft.com/office/word/2010/wordprocessingDrawing" xmlns:wp="http://schemas.openxmlformats.org/drawingml/2006/wordprocessingDrawing" xmlns:w10="urn:schemas-microsoft-com:office:word" xmlns:w="http://schemas.openxmlformats.org/wordprocessingml/2006/main" xmlns:w14="http://schemas.microsoft.com/office/word/2010/wordml" xmlns:w15="http://schemas.microsoft.com/office/word/2012/wordml" xmlns:w16cex="http://schemas.microsoft.com/office/word/2018/wordml/cex" xmlns:w16cid="http://schemas.microsoft.com/office/word/2016/wordml/cid" xmlns:w16="http://schemas.microsoft.com/office/word/2018/wordml" xmlns:w16sdtdh="http://schemas.microsoft.com/office/word/2020/wordml/sdtdatahash" xmlns:w16se="http://schemas.microsoft.com/office/word/2015/wordml/symex" xmlns:wpg="http://schemas.microsoft.com/office/word/2010/wordprocessingGroup" xmlns:wpi="http://schemas.microsoft.com/office/word/2010/wordprocessingInk" xmlns:wne="http://schemas.microsoft.com/office/word/2006/wordml" xmlns:wps="http://schemas.microsoft.com/office/word/2010/wordprocessingShape" mc:Ignorable="w14 w15 w16se w16cid w16 w16cex w16sdtdh wp14">
+  <w:footnote w:type="separator" w:id="-1">
+    <w:p>
+      <w:pPr>
+        <w:spacing w:after="0" w:line="240" w:lineRule="auto"/>
+      </w:pPr>
+      <w:r>
+        <w:separator/>
+      </w:r>
+    </w:p>
+  </w:footnote>
+  <w:footnote w:type="continuationSeparator" w:id="0">
+    <w:p>
+      <w:pPr>
+        <w:spacing w:after="0" w:line="240" w:lineRule="auto"/>
+      </w:pPr>
+      <w:r>
+        <w:continuationSeparator/>
+      </w:r>
+    </w:p>
+  </w:footnote>
+</w:footnotes>
+</file>
+
+<file path=word/numbering.xml><?xml version="1.0" encoding="utf-8"?>
+<w:numbering xmlns:wpc="http://schemas.microsoft.com/office/word/2010/wordprocessingCanvas" xmlns:cx="http://schemas.microsoft.com/office/drawing/2014/chartex" xmlns:cx1="http://schemas.microsoft.com/office/drawing/2015/9/8/chartex" xmlns:cx2="http://schemas.microsoft.com/office/drawing/2015/10/21/chartex" xmlns:cx3="http://schemas.microsoft.com/office/drawing/2016/5/9/chartex" xmlns:cx4="http://schemas.microsoft.com/office/drawing/2016/5/10/chartex" xmlns:cx5="http://schemas.microsoft.com/office/drawing/2016/5/11/chartex" xmlns:cx6="http://schemas.microsoft.com/office/drawing/2016/5/12/chartex" xmlns:cx7="http://schemas.microsoft.com/office/drawing/2016/5/13/chartex" xmlns:cx8="http://schemas.microsoft.com/office/drawing/2016/5/14/chartex" xmlns:mc="http://schemas.openxmlformats.org/markup-compatibility/2006" xmlns:aink="http://schemas.microsoft.com/office/drawing/2016/ink" xmlns:am3d="http://schemas.microsoft.com/office/drawing/2017/model3d" xmlns:o="urn:schemas-microsoft-com:office:office" xmlns:r="http://schemas.openxmlformats.org/officeDocument/2006/relationships" xmlns:m="http://schemas.openxmlformats.org/officeDocument/2006/math" xmlns:v="urn:schemas-microsoft-com:vml" xmlns:wp14="http://schemas.microsoft.com/office/word/2010/wordprocessingDrawing" xmlns:wp="http://schemas.openxmlformats.org/drawingml/2006/wordprocessingDrawing" xmlns:w10="urn:schemas-microsoft-com:office:word" xmlns:w="http://schemas.openxmlformats.org/wordprocessingml/2006/main" xmlns:w14="http://schemas.microsoft.com/office/word/2010/wordml" xmlns:w15="http://schemas.microsoft.com/office/word/2012/wordml" xmlns:w16cex="http://schemas.microsoft.com/office/word/2018/wordml/cex" xmlns:w16cid="http://schemas.microsoft.com/office/word/2016/wordml/cid" xmlns:w16="http://schemas.microsoft.com/office/word/2018/wordml" xmlns:w16sdtdh="http://schemas.microsoft.com/office/word/2020/wordml/sdtdatahash" xmlns:w16se="http://schemas.microsoft.com/office/word/2015/wordml/symex" xmlns:wpg="http://schemas.microsoft.com/office/word/2010/wordprocessingGroup" xmlns:wpi="http://schemas.microsoft.com/office/word/2010/wordprocessingInk" xmlns:wne="http://schemas.microsoft.com/office/word/2006/wordml" xmlns:wps="http://schemas.microsoft.com/office/word/2010/wordprocessingShape" mc:Ignorable="w14 w15 w16se w16cid w16 w16cex w16sdtdh wp14">
+  <w:abstractNum w:abstractNumId="0" w15:restartNumberingAfterBreak="0">
+    <w:nsid w:val="563446FB"/>
+    <w:multiLevelType w:val="hybridMultilevel"/>
+    <w:tmpl w:val="E00CA92E"/>
+    <w:lvl w:ilvl="0" w:tplc="06F4FAB6">
+      <w:numFmt w:val="bullet"/>
+      <w:lvlText w:val="-"/>
+      <w:lvlJc w:val="left"/>
+      <w:pPr>
+        <w:ind w:left="720" w:hanging="360"/>
+      </w:pPr>
+      <w:rPr>
+        <w:rFonts w:ascii="Calibri" w:eastAsiaTheme="minorHAnsi" w:hAnsi="Calibri" w:cs="Calibri" w:hint="default"/>
+        <w:b w:val="0"/>
+      </w:rPr>
+    </w:lvl>
+    <w:lvl w:ilvl="1" w:tplc="0C0A0003" w:tentative="1">
+      <w:start w:val="1"/>
+      <w:numFmt w:val="bullet"/>
+      <w:lvlText w:val="o"/>
+      <w:lvlJc w:val="left"/>
+      <w:pPr>
+        <w:ind w:left="1440" w:hanging="360"/>
+      </w:pPr>
+      <w:rPr>
+        <w:rFonts w:ascii="Courier New" w:hAnsi="Courier New" w:cs="Courier New" w:hint="default"/>
+      </w:rPr>
+    </w:lvl>
+    <w:lvl w:ilvl="2" w:tplc="0C0A0005" w:tentative="1">
+      <w:start w:val="1"/>
+      <w:numFmt w:val="bullet"/>
+      <w:lvlText w:val=""/>
+      <w:lvlJc w:val="left"/>
+      <w:pPr>
+        <w:ind w:left="2160" w:hanging="360"/>
+      </w:pPr>
+      <w:rPr>
+        <w:rFonts w:ascii="Wingdings" w:hAnsi="Wingdings" w:hint="default"/>
+      </w:rPr>
+    </w:lvl>
+    <w:lvl w:ilvl="3" w:tplc="0C0A0001" w:tentative="1">
+      <w:start w:val="1"/>
+      <w:numFmt w:val="bullet"/>
+      <w:lvlText w:val=""/>
+      <w:lvlJc w:val="left"/>
+      <w:pPr>
+        <w:ind w:left="2880" w:hanging="360"/>
+      </w:pPr>
+      <w:rPr>
+        <w:rFonts w:ascii="Symbol" w:hAnsi="Symbol" w:hint="default"/>
+      </w:rPr>
+    </w:lvl>
+    <w:lvl w:ilvl="4" w:tplc="0C0A0003" w:tentative="1">
+      <w:start w:val="1"/>
+      <w:numFmt w:val="bullet"/>
+      <w:lvlText w:val="o"/>
+      <w:lvlJc w:val="left"/>
+      <w:pPr>
+        <w:ind w:left="3600" w:hanging="360"/>
+      </w:pPr>
+      <w:rPr>
+        <w:rFonts w:ascii="Courier New" w:hAnsi="Courier New" w:cs="Courier New" w:hint="default"/>
+      </w:rPr>
+    </w:lvl>
+    <w:lvl w:ilvl="5" w:tplc="0C0A0005" w:tentative="1">
+      <w:start w:val="1"/>
+      <w:numFmt w:val="bullet"/>
+      <w:lvlText w:val=""/>
+      <w:lvlJc w:val="left"/>
+      <w:pPr>
+        <w:ind w:left="4320" w:hanging="360"/>
+      </w:pPr>
+      <w:rPr>
+        <w:rFonts w:ascii="Wingdings" w:hAnsi="Wingdings" w:hint="default"/>
+      </w:rPr>
+    </w:lvl>
+    <w:lvl w:ilvl="6" w:tplc="0C0A0001" w:tentative="1">
+      <w:start w:val="1"/>
+      <w:numFmt w:val="bullet"/>
+      <w:lvlText w:val=""/>
+      <w:lvlJc w:val="left"/>
+      <w:pPr>
+        <w:ind w:left="5040" w:hanging="360"/>
+      </w:pPr>
+      <w:rPr>
+        <w:rFonts w:ascii="Symbol" w:hAnsi="Symbol" w:hint="default"/>
+      </w:rPr>
+    </w:lvl>
+    <w:lvl w:ilvl="7" w:tplc="0C0A0003" w:tentative="1">
+      <w:start w:val="1"/>
+      <w:numFmt w:val="bullet"/>
+      <w:lvlText w:val="o"/>
+      <w:lvlJc w:val="left"/>
+      <w:pPr>
+        <w:ind w:left="5760" w:hanging="360"/>
+      </w:pPr>
+      <w:rPr>
+        <w:rFonts w:ascii="Courier New" w:hAnsi="Courier New" w:cs="Courier New" w:hint="default"/>
+      </w:rPr>
+    </w:lvl>
+    <w:lvl w:ilvl="8" w:tplc="0C0A0005" w:tentative="1">
+      <w:start w:val="1"/>
+      <w:numFmt w:val="bullet"/>
+      <w:lvlText w:val=""/>
+      <w:lvlJc w:val="left"/>
+      <w:pPr>
+        <w:ind w:left="6480" w:hanging="360"/>
+      </w:pPr>
+      <w:rPr>
+        <w:rFonts w:ascii="Wingdings" w:hAnsi="Wingdings" w:hint="default"/>
+      </w:rPr>
+    </w:lvl>
+  </w:abstractNum>
+  <w:num w:numId="1">
+    <w:abstractNumId w:val="0"/>
+  </w:num>
+</w:numbering>
 </file>
 
 <file path=word/styles.xml><?xml version="1.0" encoding="utf-8"?>
@@ -5762,6 +9289,61 @@
       <w:u w:val="single"/>
     </w:rPr>
   </w:style>
+  <w:style w:type="paragraph" w:styleId="Prrafodelista">
+    <w:name w:val="List Paragraph"/>
+    <w:basedOn w:val="Normal"/>
+    <w:uiPriority w:val="34"/>
+    <w:qFormat/>
+    <w:rsid w:val="00D94F45"/>
+    <w:pPr>
+      <w:ind w:left="720"/>
+      <w:contextualSpacing/>
+    </w:pPr>
+  </w:style>
+  <w:style w:type="paragraph" w:styleId="Encabezado">
+    <w:name w:val="header"/>
+    <w:basedOn w:val="Normal"/>
+    <w:link w:val="EncabezadoCar"/>
+    <w:uiPriority w:val="99"/>
+    <w:unhideWhenUsed/>
+    <w:rsid w:val="008523F6"/>
+    <w:pPr>
+      <w:tabs>
+        <w:tab w:val="center" w:pos="4252"/>
+        <w:tab w:val="right" w:pos="8504"/>
+      </w:tabs>
+      <w:spacing w:after="0" w:line="240" w:lineRule="auto"/>
+    </w:pPr>
+  </w:style>
+  <w:style w:type="character" w:customStyle="1" w:styleId="EncabezadoCar">
+    <w:name w:val="Encabezado Car"/>
+    <w:basedOn w:val="Fuentedeprrafopredeter"/>
+    <w:link w:val="Encabezado"/>
+    <w:uiPriority w:val="99"/>
+    <w:rsid w:val="008523F6"/>
+  </w:style>
+  <w:style w:type="paragraph" w:styleId="Piedepgina">
+    <w:name w:val="footer"/>
+    <w:basedOn w:val="Normal"/>
+    <w:link w:val="PiedepginaCar"/>
+    <w:uiPriority w:val="99"/>
+    <w:unhideWhenUsed/>
+    <w:rsid w:val="008523F6"/>
+    <w:pPr>
+      <w:tabs>
+        <w:tab w:val="center" w:pos="4252"/>
+        <w:tab w:val="right" w:pos="8504"/>
+      </w:tabs>
+      <w:spacing w:after="0" w:line="240" w:lineRule="auto"/>
+    </w:pPr>
+  </w:style>
+  <w:style w:type="character" w:customStyle="1" w:styleId="PiedepginaCar">
+    <w:name w:val="Pie de página Car"/>
+    <w:basedOn w:val="Fuentedeprrafopredeter"/>
+    <w:link w:val="Piedepgina"/>
+    <w:uiPriority w:val="99"/>
+    <w:rsid w:val="008523F6"/>
+  </w:style>
 </w:styles>
 </file>
 

--- a/docs/Manual de usuario.docx
+++ b/docs/Manual de usuario.docx
@@ -204,7 +204,7 @@
           <w:r>
             <w:fldChar w:fldCharType="separate"/>
           </w:r>
-          <w:hyperlink w:anchor="_Toc103856170" w:history="1">
+          <w:hyperlink w:anchor="_Toc104202477" w:history="1">
             <w:r>
               <w:rPr>
                 <w:rStyle w:val="Hipervnculo"/>
@@ -231,7 +231,7 @@
                 <w:noProof/>
                 <w:webHidden/>
               </w:rPr>
-              <w:instrText xml:space="preserve"> PAGEREF _Toc103856170 \h </w:instrText>
+              <w:instrText xml:space="preserve"> PAGEREF _Toc104202477 \h </w:instrText>
             </w:r>
             <w:r>
               <w:rPr>
@@ -274,7 +274,7 @@
               <w:lang w:eastAsia="es-ES"/>
             </w:rPr>
           </w:pPr>
-          <w:hyperlink w:anchor="_Toc103856171" w:history="1">
+          <w:hyperlink w:anchor="_Toc104202478" w:history="1">
             <w:r>
               <w:rPr>
                 <w:rStyle w:val="Hipervnculo"/>
@@ -301,7 +301,7 @@
                 <w:noProof/>
                 <w:webHidden/>
               </w:rPr>
-              <w:instrText xml:space="preserve"> PAGEREF _Toc103856171 \h </w:instrText>
+              <w:instrText xml:space="preserve"> PAGEREF _Toc104202478 \h </w:instrText>
             </w:r>
             <w:r>
               <w:rPr>
@@ -344,7 +344,7 @@
               <w:lang w:eastAsia="es-ES"/>
             </w:rPr>
           </w:pPr>
-          <w:hyperlink w:anchor="_Toc103856172" w:history="1">
+          <w:hyperlink w:anchor="_Toc104202479" w:history="1">
             <w:r>
               <w:rPr>
                 <w:rStyle w:val="Hipervnculo"/>
@@ -371,7 +371,7 @@
                 <w:noProof/>
                 <w:webHidden/>
               </w:rPr>
-              <w:instrText xml:space="preserve"> PAGEREF _Toc103856172 \h </w:instrText>
+              <w:instrText xml:space="preserve"> PAGEREF _Toc104202479 \h </w:instrText>
             </w:r>
             <w:r>
               <w:rPr>
@@ -414,7 +414,7 @@
               <w:lang w:eastAsia="es-ES"/>
             </w:rPr>
           </w:pPr>
-          <w:hyperlink w:anchor="_Toc103856173" w:history="1">
+          <w:hyperlink w:anchor="_Toc104202480" w:history="1">
             <w:r>
               <w:rPr>
                 <w:rStyle w:val="Hipervnculo"/>
@@ -441,7 +441,7 @@
                 <w:noProof/>
                 <w:webHidden/>
               </w:rPr>
-              <w:instrText xml:space="preserve"> PAGEREF _Toc103856173 \h </w:instrText>
+              <w:instrText xml:space="preserve"> PAGEREF _Toc104202480 \h </w:instrText>
             </w:r>
             <w:r>
               <w:rPr>
@@ -484,7 +484,7 @@
               <w:lang w:eastAsia="es-ES"/>
             </w:rPr>
           </w:pPr>
-          <w:hyperlink w:anchor="_Toc103856174" w:history="1">
+          <w:hyperlink w:anchor="_Toc104202481" w:history="1">
             <w:r>
               <w:rPr>
                 <w:rStyle w:val="Hipervnculo"/>
@@ -511,7 +511,7 @@
                 <w:noProof/>
                 <w:webHidden/>
               </w:rPr>
-              <w:instrText xml:space="preserve"> PAGEREF _Toc103856174 \h </w:instrText>
+              <w:instrText xml:space="preserve"> PAGEREF _Toc104202481 \h </w:instrText>
             </w:r>
             <w:r>
               <w:rPr>
@@ -554,7 +554,7 @@
               <w:lang w:eastAsia="es-ES"/>
             </w:rPr>
           </w:pPr>
-          <w:hyperlink w:anchor="_Toc103856175" w:history="1">
+          <w:hyperlink w:anchor="_Toc104202482" w:history="1">
             <w:r>
               <w:rPr>
                 <w:rStyle w:val="Hipervnculo"/>
@@ -581,7 +581,7 @@
                 <w:noProof/>
                 <w:webHidden/>
               </w:rPr>
-              <w:instrText xml:space="preserve"> PAGEREF _Toc103856175 \h </w:instrText>
+              <w:instrText xml:space="preserve"> PAGEREF _Toc104202482 \h </w:instrText>
             </w:r>
             <w:r>
               <w:rPr>
@@ -624,7 +624,7 @@
               <w:lang w:eastAsia="es-ES"/>
             </w:rPr>
           </w:pPr>
-          <w:hyperlink w:anchor="_Toc103856176" w:history="1">
+          <w:hyperlink w:anchor="_Toc104202483" w:history="1">
             <w:r>
               <w:rPr>
                 <w:rStyle w:val="Hipervnculo"/>
@@ -651,7 +651,7 @@
                 <w:noProof/>
                 <w:webHidden/>
               </w:rPr>
-              <w:instrText xml:space="preserve"> PAGEREF _Toc103856176 \h </w:instrText>
+              <w:instrText xml:space="preserve"> PAGEREF _Toc104202483 \h </w:instrText>
             </w:r>
             <w:r>
               <w:rPr>
@@ -694,7 +694,7 @@
               <w:lang w:eastAsia="es-ES"/>
             </w:rPr>
           </w:pPr>
-          <w:hyperlink w:anchor="_Toc103856177" w:history="1">
+          <w:hyperlink w:anchor="_Toc104202484" w:history="1">
             <w:r>
               <w:rPr>
                 <w:rStyle w:val="Hipervnculo"/>
@@ -721,7 +721,7 @@
                 <w:noProof/>
                 <w:webHidden/>
               </w:rPr>
-              <w:instrText xml:space="preserve"> PAGEREF _Toc103856177 \h </w:instrText>
+              <w:instrText xml:space="preserve"> PAGEREF _Toc104202484 \h </w:instrText>
             </w:r>
             <w:r>
               <w:rPr>
@@ -764,13 +764,13 @@
               <w:lang w:eastAsia="es-ES"/>
             </w:rPr>
           </w:pPr>
-          <w:hyperlink w:anchor="_Toc103856178" w:history="1">
+          <w:hyperlink w:anchor="_Toc104202485" w:history="1">
             <w:r>
               <w:rPr>
                 <w:rStyle w:val="Hipervnculo"/>
                 <w:noProof/>
               </w:rPr>
-              <w:t>Perfil de usuario</w:t>
+              <w:t>Gestión de niños</w:t>
             </w:r>
             <w:r>
               <w:rPr>
@@ -791,7 +791,7 @@
                 <w:noProof/>
                 <w:webHidden/>
               </w:rPr>
-              <w:instrText xml:space="preserve"> PAGEREF _Toc103856178 \h </w:instrText>
+              <w:instrText xml:space="preserve"> PAGEREF _Toc104202485 \h </w:instrText>
             </w:r>
             <w:r>
               <w:rPr>
@@ -834,13 +834,13 @@
               <w:lang w:eastAsia="es-ES"/>
             </w:rPr>
           </w:pPr>
-          <w:hyperlink w:anchor="_Toc103856179" w:history="1">
+          <w:hyperlink w:anchor="_Toc104202486" w:history="1">
             <w:r>
               <w:rPr>
                 <w:rStyle w:val="Hipervnculo"/>
                 <w:noProof/>
               </w:rPr>
-              <w:t>Cambiar foto de perfil</w:t>
+              <w:t>Ver</w:t>
             </w:r>
             <w:r>
               <w:rPr>
@@ -861,7 +861,77 @@
                 <w:noProof/>
                 <w:webHidden/>
               </w:rPr>
-              <w:instrText xml:space="preserve"> PAGEREF _Toc103856179 \h </w:instrText>
+              <w:instrText xml:space="preserve"> PAGEREF _Toc104202486 \h </w:instrText>
+            </w:r>
+            <w:r>
+              <w:rPr>
+                <w:noProof/>
+                <w:webHidden/>
+              </w:rPr>
+            </w:r>
+            <w:r>
+              <w:rPr>
+                <w:noProof/>
+                <w:webHidden/>
+              </w:rPr>
+              <w:fldChar w:fldCharType="separate"/>
+            </w:r>
+            <w:r>
+              <w:rPr>
+                <w:noProof/>
+                <w:webHidden/>
+              </w:rPr>
+              <w:t>7</w:t>
+            </w:r>
+            <w:r>
+              <w:rPr>
+                <w:noProof/>
+                <w:webHidden/>
+              </w:rPr>
+              <w:fldChar w:fldCharType="end"/>
+            </w:r>
+          </w:hyperlink>
+        </w:p>
+        <w:p>
+          <w:pPr>
+            <w:pStyle w:val="TDC2"/>
+            <w:tabs>
+              <w:tab w:val="right" w:leader="dot" w:pos="8494"/>
+            </w:tabs>
+            <w:rPr>
+              <w:rFonts w:eastAsiaTheme="minorEastAsia"/>
+              <w:noProof/>
+              <w:lang w:eastAsia="es-ES"/>
+            </w:rPr>
+          </w:pPr>
+          <w:hyperlink w:anchor="_Toc104202487" w:history="1">
+            <w:r>
+              <w:rPr>
+                <w:rStyle w:val="Hipervnculo"/>
+                <w:noProof/>
+              </w:rPr>
+              <w:t>Perfil de usuario</w:t>
+            </w:r>
+            <w:r>
+              <w:rPr>
+                <w:noProof/>
+                <w:webHidden/>
+              </w:rPr>
+              <w:tab/>
+            </w:r>
+            <w:r>
+              <w:rPr>
+                <w:noProof/>
+                <w:webHidden/>
+              </w:rPr>
+              <w:fldChar w:fldCharType="begin"/>
+            </w:r>
+            <w:r>
+              <w:rPr>
+                <w:noProof/>
+                <w:webHidden/>
+              </w:rPr>
+              <w:instrText xml:space="preserve"> PAGEREF _Toc104202487 \h </w:instrText>
             </w:r>
             <w:r>
               <w:rPr>
@@ -904,13 +974,13 @@
               <w:lang w:eastAsia="es-ES"/>
             </w:rPr>
           </w:pPr>
-          <w:hyperlink w:anchor="_Toc103856180" w:history="1">
+          <w:hyperlink w:anchor="_Toc104202488" w:history="1">
             <w:r>
               <w:rPr>
                 <w:rStyle w:val="Hipervnculo"/>
                 <w:noProof/>
               </w:rPr>
-              <w:t>Editar datos</w:t>
+              <w:t>Cambiar foto de perfil</w:t>
             </w:r>
             <w:r>
               <w:rPr>
@@ -931,7 +1001,7 @@
                 <w:noProof/>
                 <w:webHidden/>
               </w:rPr>
-              <w:instrText xml:space="preserve"> PAGEREF _Toc103856180 \h </w:instrText>
+              <w:instrText xml:space="preserve"> PAGEREF _Toc104202488 \h </w:instrText>
             </w:r>
             <w:r>
               <w:rPr>
@@ -974,12 +1044,82 @@
               <w:lang w:eastAsia="es-ES"/>
             </w:rPr>
           </w:pPr>
-          <w:hyperlink w:anchor="_Toc103856181" w:history="1">
+          <w:hyperlink w:anchor="_Toc104202489" w:history="1">
             <w:r>
               <w:rPr>
                 <w:rStyle w:val="Hipervnculo"/>
                 <w:noProof/>
               </w:rPr>
+              <w:t>Editar datos</w:t>
+            </w:r>
+            <w:r>
+              <w:rPr>
+                <w:noProof/>
+                <w:webHidden/>
+              </w:rPr>
+              <w:tab/>
+            </w:r>
+            <w:r>
+              <w:rPr>
+                <w:noProof/>
+                <w:webHidden/>
+              </w:rPr>
+              <w:fldChar w:fldCharType="begin"/>
+            </w:r>
+            <w:r>
+              <w:rPr>
+                <w:noProof/>
+                <w:webHidden/>
+              </w:rPr>
+              <w:instrText xml:space="preserve"> PAGEREF _Toc104202489 \h </w:instrText>
+            </w:r>
+            <w:r>
+              <w:rPr>
+                <w:noProof/>
+                <w:webHidden/>
+              </w:rPr>
+            </w:r>
+            <w:r>
+              <w:rPr>
+                <w:noProof/>
+                <w:webHidden/>
+              </w:rPr>
+              <w:fldChar w:fldCharType="separate"/>
+            </w:r>
+            <w:r>
+              <w:rPr>
+                <w:noProof/>
+                <w:webHidden/>
+              </w:rPr>
+              <w:t>10</w:t>
+            </w:r>
+            <w:r>
+              <w:rPr>
+                <w:noProof/>
+                <w:webHidden/>
+              </w:rPr>
+              <w:fldChar w:fldCharType="end"/>
+            </w:r>
+          </w:hyperlink>
+        </w:p>
+        <w:p>
+          <w:pPr>
+            <w:pStyle w:val="TDC3"/>
+            <w:tabs>
+              <w:tab w:val="right" w:leader="dot" w:pos="8494"/>
+            </w:tabs>
+            <w:rPr>
+              <w:rFonts w:eastAsiaTheme="minorEastAsia"/>
+              <w:noProof/>
+              <w:lang w:eastAsia="es-ES"/>
+            </w:rPr>
+          </w:pPr>
+          <w:hyperlink w:anchor="_Toc104202490" w:history="1">
+            <w:r>
+              <w:rPr>
+                <w:rStyle w:val="Hipervnculo"/>
+                <w:noProof/>
+              </w:rPr>
               <w:t>Cambiar contraseña</w:t>
             </w:r>
             <w:r>
@@ -1001,7 +1141,7 @@
                 <w:noProof/>
                 <w:webHidden/>
               </w:rPr>
-              <w:instrText xml:space="preserve"> PAGEREF _Toc103856181 \h </w:instrText>
+              <w:instrText xml:space="preserve"> PAGEREF _Toc104202490 \h </w:instrText>
             </w:r>
             <w:r>
               <w:rPr>
@@ -1021,7 +1161,7 @@
                 <w:noProof/>
                 <w:webHidden/>
               </w:rPr>
-              <w:t>10</w:t>
+              <w:t>11</w:t>
             </w:r>
             <w:r>
               <w:rPr>
@@ -1044,7 +1184,7 @@
               <w:lang w:eastAsia="es-ES"/>
             </w:rPr>
           </w:pPr>
-          <w:hyperlink w:anchor="_Toc103856182" w:history="1">
+          <w:hyperlink w:anchor="_Toc104202491" w:history="1">
             <w:r>
               <w:rPr>
                 <w:rStyle w:val="Hipervnculo"/>
@@ -1071,7 +1211,7 @@
                 <w:noProof/>
                 <w:webHidden/>
               </w:rPr>
-              <w:instrText xml:space="preserve"> PAGEREF _Toc103856182 \h </w:instrText>
+              <w:instrText xml:space="preserve"> PAGEREF _Toc104202491 \h </w:instrText>
             </w:r>
             <w:r>
               <w:rPr>
@@ -1091,7 +1231,7 @@
                 <w:noProof/>
                 <w:webHidden/>
               </w:rPr>
-              <w:t>11</w:t>
+              <w:t>12</w:t>
             </w:r>
             <w:r>
               <w:rPr>
@@ -1114,7 +1254,7 @@
               <w:lang w:eastAsia="es-ES"/>
             </w:rPr>
           </w:pPr>
-          <w:hyperlink w:anchor="_Toc103856183" w:history="1">
+          <w:hyperlink w:anchor="_Toc104202492" w:history="1">
             <w:r>
               <w:rPr>
                 <w:rStyle w:val="Hipervnculo"/>
@@ -1141,7 +1281,7 @@
                 <w:noProof/>
                 <w:webHidden/>
               </w:rPr>
-              <w:instrText xml:space="preserve"> PAGEREF _Toc103856183 \h </w:instrText>
+              <w:instrText xml:space="preserve"> PAGEREF _Toc104202492 \h </w:instrText>
             </w:r>
             <w:r>
               <w:rPr>
@@ -1161,7 +1301,7 @@
                 <w:noProof/>
                 <w:webHidden/>
               </w:rPr>
-              <w:t>11</w:t>
+              <w:t>12</w:t>
             </w:r>
             <w:r>
               <w:rPr>
@@ -1184,7 +1324,7 @@
               <w:lang w:eastAsia="es-ES"/>
             </w:rPr>
           </w:pPr>
-          <w:hyperlink w:anchor="_Toc103856184" w:history="1">
+          <w:hyperlink w:anchor="_Toc104202493" w:history="1">
             <w:r>
               <w:rPr>
                 <w:rStyle w:val="Hipervnculo"/>
@@ -1211,7 +1351,7 @@
                 <w:noProof/>
                 <w:webHidden/>
               </w:rPr>
-              <w:instrText xml:space="preserve"> PAGEREF _Toc103856184 \h </w:instrText>
+              <w:instrText xml:space="preserve"> PAGEREF _Toc104202493 \h </w:instrText>
             </w:r>
             <w:r>
               <w:rPr>
@@ -1254,7 +1394,7 @@
               <w:lang w:eastAsia="es-ES"/>
             </w:rPr>
           </w:pPr>
-          <w:hyperlink w:anchor="_Toc103856185" w:history="1">
+          <w:hyperlink w:anchor="_Toc104202494" w:history="1">
             <w:r>
               <w:rPr>
                 <w:rStyle w:val="Hipervnculo"/>
@@ -1281,7 +1421,7 @@
                 <w:noProof/>
                 <w:webHidden/>
               </w:rPr>
-              <w:instrText xml:space="preserve"> PAGEREF _Toc103856185 \h </w:instrText>
+              <w:instrText xml:space="preserve"> PAGEREF _Toc104202494 \h </w:instrText>
             </w:r>
             <w:r>
               <w:rPr>
@@ -1301,7 +1441,7 @@
                 <w:noProof/>
                 <w:webHidden/>
               </w:rPr>
-              <w:t>12</w:t>
+              <w:t>13</w:t>
             </w:r>
             <w:r>
               <w:rPr>
@@ -1324,13 +1464,13 @@
               <w:lang w:eastAsia="es-ES"/>
             </w:rPr>
           </w:pPr>
-          <w:hyperlink w:anchor="_Toc103856186" w:history="1">
+          <w:hyperlink w:anchor="_Toc104202495" w:history="1">
             <w:r>
               <w:rPr>
                 <w:rStyle w:val="Hipervnculo"/>
                 <w:noProof/>
               </w:rPr>
-              <w:t>Ver</w:t>
+              <w:t>Borrar</w:t>
             </w:r>
             <w:r>
               <w:rPr>
@@ -1351,7 +1491,7 @@
                 <w:noProof/>
                 <w:webHidden/>
               </w:rPr>
-              <w:instrText xml:space="preserve"> PAGEREF _Toc103856186 \h </w:instrText>
+              <w:instrText xml:space="preserve"> PAGEREF _Toc104202495 \h </w:instrText>
             </w:r>
             <w:r>
               <w:rPr>
@@ -1371,7 +1511,7 @@
                 <w:noProof/>
                 <w:webHidden/>
               </w:rPr>
-              <w:t>13</w:t>
+              <w:t>14</w:t>
             </w:r>
             <w:r>
               <w:rPr>
@@ -1394,13 +1534,13 @@
               <w:lang w:eastAsia="es-ES"/>
             </w:rPr>
           </w:pPr>
-          <w:hyperlink w:anchor="_Toc103856187" w:history="1">
+          <w:hyperlink w:anchor="_Toc104202496" w:history="1">
             <w:r>
               <w:rPr>
                 <w:rStyle w:val="Hipervnculo"/>
                 <w:noProof/>
               </w:rPr>
-              <w:t>Borrar</w:t>
+              <w:t>Busquedas</w:t>
             </w:r>
             <w:r>
               <w:rPr>
@@ -1421,7 +1561,7 @@
                 <w:noProof/>
                 <w:webHidden/>
               </w:rPr>
-              <w:instrText xml:space="preserve"> PAGEREF _Toc103856187 \h </w:instrText>
+              <w:instrText xml:space="preserve"> PAGEREF _Toc104202496 \h </w:instrText>
             </w:r>
             <w:r>
               <w:rPr>
@@ -1441,7 +1581,77 @@
                 <w:noProof/>
                 <w:webHidden/>
               </w:rPr>
-              <w:t>14</w:t>
+              <w:t>15</w:t>
+            </w:r>
+            <w:r>
+              <w:rPr>
+                <w:noProof/>
+                <w:webHidden/>
+              </w:rPr>
+              <w:fldChar w:fldCharType="end"/>
+            </w:r>
+          </w:hyperlink>
+        </w:p>
+        <w:p>
+          <w:pPr>
+            <w:pStyle w:val="TDC2"/>
+            <w:tabs>
+              <w:tab w:val="right" w:leader="dot" w:pos="8494"/>
+            </w:tabs>
+            <w:rPr>
+              <w:rFonts w:eastAsiaTheme="minorEastAsia"/>
+              <w:noProof/>
+              <w:lang w:eastAsia="es-ES"/>
+            </w:rPr>
+          </w:pPr>
+          <w:hyperlink w:anchor="_Toc104202497" w:history="1">
+            <w:r>
+              <w:rPr>
+                <w:rStyle w:val="Hipervnculo"/>
+                <w:noProof/>
+              </w:rPr>
+              <w:t>Gestión de usuarios</w:t>
+            </w:r>
+            <w:r>
+              <w:rPr>
+                <w:noProof/>
+                <w:webHidden/>
+              </w:rPr>
+              <w:tab/>
+            </w:r>
+            <w:r>
+              <w:rPr>
+                <w:noProof/>
+                <w:webHidden/>
+              </w:rPr>
+              <w:fldChar w:fldCharType="begin"/>
+            </w:r>
+            <w:r>
+              <w:rPr>
+                <w:noProof/>
+                <w:webHidden/>
+              </w:rPr>
+              <w:instrText xml:space="preserve"> PAGEREF _Toc104202497 \h </w:instrText>
+            </w:r>
+            <w:r>
+              <w:rPr>
+                <w:noProof/>
+                <w:webHidden/>
+              </w:rPr>
+            </w:r>
+            <w:r>
+              <w:rPr>
+                <w:noProof/>
+                <w:webHidden/>
+              </w:rPr>
+              <w:fldChar w:fldCharType="separate"/>
+            </w:r>
+            <w:r>
+              <w:rPr>
+                <w:noProof/>
+                <w:webHidden/>
+              </w:rPr>
+              <w:t>16</w:t>
             </w:r>
             <w:r>
               <w:rPr>
@@ -1464,13 +1674,13 @@
               <w:lang w:eastAsia="es-ES"/>
             </w:rPr>
           </w:pPr>
-          <w:hyperlink w:anchor="_Toc103856188" w:history="1">
+          <w:hyperlink w:anchor="_Toc104202498" w:history="1">
             <w:r>
               <w:rPr>
                 <w:rStyle w:val="Hipervnculo"/>
                 <w:noProof/>
               </w:rPr>
-              <w:t>Busquedas</w:t>
+              <w:t>Crear</w:t>
             </w:r>
             <w:r>
               <w:rPr>
@@ -1491,7 +1701,7 @@
                 <w:noProof/>
                 <w:webHidden/>
               </w:rPr>
-              <w:instrText xml:space="preserve"> PAGEREF _Toc103856188 \h </w:instrText>
+              <w:instrText xml:space="preserve"> PAGEREF _Toc104202498 \h </w:instrText>
             </w:r>
             <w:r>
               <w:rPr>
@@ -1511,77 +1721,7 @@
                 <w:noProof/>
                 <w:webHidden/>
               </w:rPr>
-              <w:t>15</w:t>
-            </w:r>
-            <w:r>
-              <w:rPr>
-                <w:noProof/>
-                <w:webHidden/>
-              </w:rPr>
-              <w:fldChar w:fldCharType="end"/>
-            </w:r>
-          </w:hyperlink>
-        </w:p>
-        <w:p>
-          <w:pPr>
-            <w:pStyle w:val="TDC2"/>
-            <w:tabs>
-              <w:tab w:val="right" w:leader="dot" w:pos="8494"/>
-            </w:tabs>
-            <w:rPr>
-              <w:rFonts w:eastAsiaTheme="minorEastAsia"/>
-              <w:noProof/>
-              <w:lang w:eastAsia="es-ES"/>
-            </w:rPr>
-          </w:pPr>
-          <w:hyperlink w:anchor="_Toc103856189" w:history="1">
-            <w:r>
-              <w:rPr>
-                <w:rStyle w:val="Hipervnculo"/>
-                <w:noProof/>
-              </w:rPr>
-              <w:t>Gestión de usuarios</w:t>
-            </w:r>
-            <w:r>
-              <w:rPr>
-                <w:noProof/>
-                <w:webHidden/>
-              </w:rPr>
-              <w:tab/>
-            </w:r>
-            <w:r>
-              <w:rPr>
-                <w:noProof/>
-                <w:webHidden/>
-              </w:rPr>
-              <w:fldChar w:fldCharType="begin"/>
-            </w:r>
-            <w:r>
-              <w:rPr>
-                <w:noProof/>
-                <w:webHidden/>
-              </w:rPr>
-              <w:instrText xml:space="preserve"> PAGEREF _Toc103856189 \h </w:instrText>
-            </w:r>
-            <w:r>
-              <w:rPr>
-                <w:noProof/>
-                <w:webHidden/>
-              </w:rPr>
-            </w:r>
-            <w:r>
-              <w:rPr>
-                <w:noProof/>
-                <w:webHidden/>
-              </w:rPr>
-              <w:fldChar w:fldCharType="separate"/>
-            </w:r>
-            <w:r>
-              <w:rPr>
-                <w:noProof/>
-                <w:webHidden/>
-              </w:rPr>
-              <w:t>15</w:t>
+              <w:t>16</w:t>
             </w:r>
             <w:r>
               <w:rPr>
@@ -1604,13 +1744,13 @@
               <w:lang w:eastAsia="es-ES"/>
             </w:rPr>
           </w:pPr>
-          <w:hyperlink w:anchor="_Toc103856190" w:history="1">
+          <w:hyperlink w:anchor="_Toc104202499" w:history="1">
             <w:r>
               <w:rPr>
                 <w:rStyle w:val="Hipervnculo"/>
                 <w:noProof/>
               </w:rPr>
-              <w:t>Crear</w:t>
+              <w:t>Modificar datos</w:t>
             </w:r>
             <w:r>
               <w:rPr>
@@ -1631,7 +1771,7 @@
                 <w:noProof/>
                 <w:webHidden/>
               </w:rPr>
-              <w:instrText xml:space="preserve"> PAGEREF _Toc103856190 \h </w:instrText>
+              <w:instrText xml:space="preserve"> PAGEREF _Toc104202499 \h </w:instrText>
             </w:r>
             <w:r>
               <w:rPr>
@@ -1651,7 +1791,7 @@
                 <w:noProof/>
                 <w:webHidden/>
               </w:rPr>
-              <w:t>16</w:t>
+              <w:t>17</w:t>
             </w:r>
             <w:r>
               <w:rPr>
@@ -1674,13 +1814,13 @@
               <w:lang w:eastAsia="es-ES"/>
             </w:rPr>
           </w:pPr>
-          <w:hyperlink w:anchor="_Toc103856191" w:history="1">
+          <w:hyperlink w:anchor="_Toc104202500" w:history="1">
             <w:r>
               <w:rPr>
                 <w:rStyle w:val="Hipervnculo"/>
                 <w:noProof/>
               </w:rPr>
-              <w:t>Modificar datos</w:t>
+              <w:t>Cambiar contraseña</w:t>
             </w:r>
             <w:r>
               <w:rPr>
@@ -1701,7 +1841,7 @@
                 <w:noProof/>
                 <w:webHidden/>
               </w:rPr>
-              <w:instrText xml:space="preserve"> PAGEREF _Toc103856191 \h </w:instrText>
+              <w:instrText xml:space="preserve"> PAGEREF _Toc104202500 \h </w:instrText>
             </w:r>
             <w:r>
               <w:rPr>
@@ -1721,7 +1861,7 @@
                 <w:noProof/>
                 <w:webHidden/>
               </w:rPr>
-              <w:t>17</w:t>
+              <w:t>18</w:t>
             </w:r>
             <w:r>
               <w:rPr>
@@ -1744,13 +1884,13 @@
               <w:lang w:eastAsia="es-ES"/>
             </w:rPr>
           </w:pPr>
-          <w:hyperlink w:anchor="_Toc103856192" w:history="1">
+          <w:hyperlink w:anchor="_Toc104202501" w:history="1">
             <w:r>
               <w:rPr>
                 <w:rStyle w:val="Hipervnculo"/>
                 <w:noProof/>
               </w:rPr>
-              <w:t>Cambiar contraseña</w:t>
+              <w:t>Eliminar</w:t>
             </w:r>
             <w:r>
               <w:rPr>
@@ -1771,77 +1911,7 @@
                 <w:noProof/>
                 <w:webHidden/>
               </w:rPr>
-              <w:instrText xml:space="preserve"> PAGEREF _Toc103856192 \h </w:instrText>
-            </w:r>
-            <w:r>
-              <w:rPr>
-                <w:noProof/>
-                <w:webHidden/>
-              </w:rPr>
-            </w:r>
-            <w:r>
-              <w:rPr>
-                <w:noProof/>
-                <w:webHidden/>
-              </w:rPr>
-              <w:fldChar w:fldCharType="separate"/>
-            </w:r>
-            <w:r>
-              <w:rPr>
-                <w:noProof/>
-                <w:webHidden/>
-              </w:rPr>
-              <w:t>18</w:t>
-            </w:r>
-            <w:r>
-              <w:rPr>
-                <w:noProof/>
-                <w:webHidden/>
-              </w:rPr>
-              <w:fldChar w:fldCharType="end"/>
-            </w:r>
-          </w:hyperlink>
-        </w:p>
-        <w:p>
-          <w:pPr>
-            <w:pStyle w:val="TDC3"/>
-            <w:tabs>
-              <w:tab w:val="right" w:leader="dot" w:pos="8494"/>
-            </w:tabs>
-            <w:rPr>
-              <w:rFonts w:eastAsiaTheme="minorEastAsia"/>
-              <w:noProof/>
-              <w:lang w:eastAsia="es-ES"/>
-            </w:rPr>
-          </w:pPr>
-          <w:hyperlink w:anchor="_Toc103856193" w:history="1">
-            <w:r>
-              <w:rPr>
-                <w:rStyle w:val="Hipervnculo"/>
-                <w:noProof/>
-              </w:rPr>
-              <w:t>Eliminar</w:t>
-            </w:r>
-            <w:r>
-              <w:rPr>
-                <w:noProof/>
-                <w:webHidden/>
-              </w:rPr>
-              <w:tab/>
-            </w:r>
-            <w:r>
-              <w:rPr>
-                <w:noProof/>
-                <w:webHidden/>
-              </w:rPr>
-              <w:fldChar w:fldCharType="begin"/>
-            </w:r>
-            <w:r>
-              <w:rPr>
-                <w:noProof/>
-                <w:webHidden/>
-              </w:rPr>
-              <w:instrText xml:space="preserve"> PAGEREF _Toc103856193 \h </w:instrText>
+              <w:instrText xml:space="preserve"> PAGEREF _Toc104202501 \h </w:instrText>
             </w:r>
             <w:r>
               <w:rPr>
@@ -1892,7 +1962,7 @@
       <w:pPr>
         <w:pStyle w:val="Ttulo1"/>
       </w:pPr>
-      <w:bookmarkStart w:id="0" w:name="_Toc103856170"/>
+      <w:bookmarkStart w:id="0" w:name="_Toc104202477"/>
       <w:proofErr w:type="spellStart"/>
       <w:r>
         <w:lastRenderedPageBreak/>
@@ -2014,7 +2084,7 @@
       <w:pPr>
         <w:pStyle w:val="Ttulo1"/>
       </w:pPr>
-      <w:bookmarkStart w:id="1" w:name="_Toc103856171"/>
+      <w:bookmarkStart w:id="1" w:name="_Toc104202478"/>
       <w:r>
         <w:t>Acceder a la parte de empleados</w:t>
       </w:r>
@@ -2356,7 +2426,7 @@
       <w:pPr>
         <w:pStyle w:val="Ttulo1"/>
       </w:pPr>
-      <w:bookmarkStart w:id="2" w:name="_Toc103856172"/>
+      <w:bookmarkStart w:id="2" w:name="_Toc104202479"/>
       <w:r>
         <w:t>Partes comunes a administradores y monitores</w:t>
       </w:r>
@@ -2366,7 +2436,7 @@
       <w:pPr>
         <w:pStyle w:val="Ttulo2"/>
       </w:pPr>
-      <w:bookmarkStart w:id="3" w:name="_Toc103856173"/>
+      <w:bookmarkStart w:id="3" w:name="_Toc104202480"/>
       <w:r>
         <w:t>Inicio</w:t>
       </w:r>
@@ -2505,7 +2575,7 @@
       <w:pPr>
         <w:pStyle w:val="Ttulo2"/>
       </w:pPr>
-      <w:bookmarkStart w:id="4" w:name="_Toc103856174"/>
+      <w:bookmarkStart w:id="4" w:name="_Toc104202481"/>
       <w:r>
         <w:t>Gestión de anuncios</w:t>
       </w:r>
@@ -2636,7 +2706,7 @@
       <w:pPr>
         <w:pStyle w:val="Ttulo3"/>
       </w:pPr>
-      <w:bookmarkStart w:id="5" w:name="_Toc103856175"/>
+      <w:bookmarkStart w:id="5" w:name="_Toc104202482"/>
       <w:r>
         <w:t>Crear</w:t>
       </w:r>
@@ -2987,7 +3057,7 @@
       <w:pPr>
         <w:pStyle w:val="Ttulo3"/>
       </w:pPr>
-      <w:bookmarkStart w:id="6" w:name="_Toc103856176"/>
+      <w:bookmarkStart w:id="6" w:name="_Toc104202483"/>
       <w:r>
         <w:t>Ver / Editar</w:t>
       </w:r>
@@ -3342,7 +3412,7 @@
       <w:pPr>
         <w:pStyle w:val="Ttulo3"/>
       </w:pPr>
-      <w:bookmarkStart w:id="7" w:name="_Toc103856177"/>
+      <w:bookmarkStart w:id="7" w:name="_Toc104202484"/>
       <w:r>
         <w:t>Borrar</w:t>
       </w:r>
@@ -3486,8 +3556,292 @@
       </w:r>
     </w:p>
     <w:p>
+      <w:pPr>
+        <w:rPr>
+          <w:rFonts w:asciiTheme="majorHAnsi" w:eastAsiaTheme="majorEastAsia" w:hAnsiTheme="majorHAnsi" w:cstheme="majorBidi"/>
+          <w:color w:val="2F5496" w:themeColor="accent1" w:themeShade="BF"/>
+          <w:sz w:val="26"/>
+          <w:szCs w:val="26"/>
+        </w:rPr>
+      </w:pPr>
       <w:r>
         <w:br w:type="page"/>
+      </w:r>
+    </w:p>
+    <w:p>
+      <w:pPr>
+        <w:pStyle w:val="Ttulo2"/>
+      </w:pPr>
+      <w:bookmarkStart w:id="8" w:name="_Toc104202485"/>
+      <w:r>
+        <w:lastRenderedPageBreak/>
+        <w:t>Gestión de niños</w:t>
+      </w:r>
+      <w:bookmarkEnd w:id="8"/>
+    </w:p>
+    <w:p>
+      <w:pPr>
+        <w:jc w:val="center"/>
+      </w:pPr>
+      <w:r>
+        <w:t>Tanto los monitores como los administradores pueden acceder a la gestión de los registros de los niños, pero solo los administradores podrán gestionarla. Los monitores solo podrán buscar y visualizar registros, nada más.</w:t>
+      </w:r>
+    </w:p>
+    <w:p>
+      <w:r>
+        <w:rPr>
+          <w:noProof/>
+        </w:rPr>
+        <w:drawing>
+          <wp:inline distT="0" distB="0" distL="0" distR="0" wp14:anchorId="58FAAD4D" wp14:editId="23D74AE6">
+            <wp:extent cx="5400040" cy="2552700"/>
+            <wp:effectExtent l="0" t="0" r="0" b="0"/>
+            <wp:docPr id="54" name="Imagen 54"/>
+            <wp:cNvGraphicFramePr>
+              <a:graphicFrameLocks xmlns:a="http://schemas.openxmlformats.org/drawingml/2006/main" noChangeAspect="1"/>
+            </wp:cNvGraphicFramePr>
+            <a:graphic xmlns:a="http://schemas.openxmlformats.org/drawingml/2006/main">
+              <a:graphicData uri="http://schemas.openxmlformats.org/drawingml/2006/picture">
+                <pic:pic xmlns:pic="http://schemas.openxmlformats.org/drawingml/2006/picture">
+                  <pic:nvPicPr>
+                    <pic:cNvPr id="1" name=""/>
+                    <pic:cNvPicPr/>
+                  </pic:nvPicPr>
+                  <pic:blipFill rotWithShape="1">
+                    <a:blip r:embed="rId18"/>
+                    <a:srcRect t="4303" b="6994"/>
+                    <a:stretch/>
+                  </pic:blipFill>
+                  <pic:spPr bwMode="auto">
+                    <a:xfrm>
+                      <a:off x="0" y="0"/>
+                      <a:ext cx="5400040" cy="2552700"/>
+                    </a:xfrm>
+                    <a:prstGeom prst="rect">
+                      <a:avLst/>
+                    </a:prstGeom>
+                    <a:ln>
+                      <a:noFill/>
+                    </a:ln>
+                    <a:extLst>
+                      <a:ext uri="{53640926-AAD7-44D8-BBD7-CCE9431645EC}">
+                        <a14:shadowObscured xmlns:a14="http://schemas.microsoft.com/office/drawing/2010/main"/>
+                      </a:ext>
+                    </a:extLst>
+                  </pic:spPr>
+                </pic:pic>
+              </a:graphicData>
+            </a:graphic>
+          </wp:inline>
+        </w:drawing>
+      </w:r>
+    </w:p>
+    <w:p>
+      <w:pPr>
+        <w:pStyle w:val="Ttulo3"/>
+      </w:pPr>
+      <w:bookmarkStart w:id="9" w:name="_Toc104202486"/>
+      <w:r>
+        <w:t>Ver</w:t>
+      </w:r>
+      <w:bookmarkEnd w:id="9"/>
+    </w:p>
+    <w:p>
+      <w:pPr>
+        <w:jc w:val="center"/>
+      </w:pPr>
+      <w:r>
+        <w:t xml:space="preserve">Para ver los datos al completo puedes visualizarlos haciendo </w:t>
+      </w:r>
+      <w:proofErr w:type="spellStart"/>
+      <w:r>
+        <w:t>click</w:t>
+      </w:r>
+      <w:proofErr w:type="spellEnd"/>
+      <w:r>
+        <w:t xml:space="preserve"> en el botón azul con el icono del ojo. En su defecto también puedes ver los datos en el formulario de edición explicado anteriormente.</w:t>
+      </w:r>
+    </w:p>
+    <w:p>
+      <w:r>
+        <w:rPr>
+          <w:noProof/>
+        </w:rPr>
+        <mc:AlternateContent>
+          <mc:Choice Requires="wps">
+            <w:drawing>
+              <wp:anchor distT="0" distB="0" distL="114300" distR="114300" simplePos="0" relativeHeight="251730944" behindDoc="0" locked="0" layoutInCell="1" allowOverlap="1" wp14:anchorId="114A8E9C" wp14:editId="744DBBE7">
+                <wp:simplePos x="0" y="0"/>
+                <wp:positionH relativeFrom="column">
+                  <wp:posOffset>4549140</wp:posOffset>
+                </wp:positionH>
+                <wp:positionV relativeFrom="paragraph">
+                  <wp:posOffset>646430</wp:posOffset>
+                </wp:positionV>
+                <wp:extent cx="257175" cy="321310"/>
+                <wp:effectExtent l="38100" t="0" r="28575" b="59690"/>
+                <wp:wrapNone/>
+                <wp:docPr id="62" name="Conector recto de flecha 62"/>
+                <wp:cNvGraphicFramePr/>
+                <a:graphic xmlns:a="http://schemas.openxmlformats.org/drawingml/2006/main">
+                  <a:graphicData uri="http://schemas.microsoft.com/office/word/2010/wordprocessingShape">
+                    <wps:wsp>
+                      <wps:cNvCnPr/>
+                      <wps:spPr>
+                        <a:xfrm flipH="1">
+                          <a:off x="0" y="0"/>
+                          <a:ext cx="257175" cy="321310"/>
+                        </a:xfrm>
+                        <a:prstGeom prst="straightConnector1">
+                          <a:avLst/>
+                        </a:prstGeom>
+                        <a:ln>
+                          <a:tailEnd type="triangle"/>
+                        </a:ln>
+                      </wps:spPr>
+                      <wps:style>
+                        <a:lnRef idx="3">
+                          <a:schemeClr val="accent5"/>
+                        </a:lnRef>
+                        <a:fillRef idx="0">
+                          <a:schemeClr val="accent5"/>
+                        </a:fillRef>
+                        <a:effectRef idx="2">
+                          <a:schemeClr val="accent5"/>
+                        </a:effectRef>
+                        <a:fontRef idx="minor">
+                          <a:schemeClr val="tx1"/>
+                        </a:fontRef>
+                      </wps:style>
+                      <wps:bodyPr/>
+                    </wps:wsp>
+                  </a:graphicData>
+                </a:graphic>
+                <wp14:sizeRelH relativeFrom="margin">
+                  <wp14:pctWidth>0</wp14:pctWidth>
+                </wp14:sizeRelH>
+                <wp14:sizeRelV relativeFrom="margin">
+                  <wp14:pctHeight>0</wp14:pctHeight>
+                </wp14:sizeRelV>
+              </wp:anchor>
+            </w:drawing>
+          </mc:Choice>
+          <mc:Fallback>
+            <w:pict>
+              <v:shapetype w14:anchorId="74846208" id="_x0000_t32" coordsize="21600,21600" o:spt="32" o:oned="t" path="m,l21600,21600e" filled="f">
+                <v:path arrowok="t" fillok="f" o:connecttype="none"/>
+                <o:lock v:ext="edit" shapetype="t"/>
+              </v:shapetype>
+              <v:shape id="Conector recto de flecha 62" o:spid="_x0000_s1026" type="#_x0000_t32" style="position:absolute;margin-left:358.2pt;margin-top:50.9pt;width:20.25pt;height:25.3pt;flip:x;z-index:251730944;visibility:visible;mso-wrap-style:square;mso-width-percent:0;mso-height-percent:0;mso-wrap-distance-left:9pt;mso-wrap-distance-top:0;mso-wrap-distance-right:9pt;mso-wrap-distance-bottom:0;mso-position-horizontal:absolute;mso-position-horizontal-relative:text;mso-position-vertical:absolute;mso-position-vertical-relative:text;mso-width-percent:0;mso-height-percent:0;mso-width-relative:margin;mso-height-relative:margin" o:gfxdata="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" strokecolor="#5b9bd5 [3208]" strokeweight="1.5pt">
+                <v:stroke endarrow="block" joinstyle="miter"/>
+              </v:shape>
+            </w:pict>
+          </mc:Fallback>
+        </mc:AlternateContent>
+      </w:r>
+      <w:r>
+        <w:rPr>
+          <w:noProof/>
+        </w:rPr>
+        <w:drawing>
+          <wp:inline distT="0" distB="0" distL="0" distR="0" wp14:anchorId="652E86D3" wp14:editId="44F73ADF">
+            <wp:extent cx="5400040" cy="1143000"/>
+            <wp:effectExtent l="0" t="0" r="0" b="0"/>
+            <wp:docPr id="61" name="Imagen 61"/>
+            <wp:cNvGraphicFramePr>
+              <a:graphicFrameLocks xmlns:a="http://schemas.openxmlformats.org/drawingml/2006/main" noChangeAspect="1"/>
+            </wp:cNvGraphicFramePr>
+            <a:graphic xmlns:a="http://schemas.openxmlformats.org/drawingml/2006/main">
+              <a:graphicData uri="http://schemas.openxmlformats.org/drawingml/2006/picture">
+                <pic:pic xmlns:pic="http://schemas.openxmlformats.org/drawingml/2006/picture">
+                  <pic:nvPicPr>
+                    <pic:cNvPr id="1" name=""/>
+                    <pic:cNvPicPr/>
+                  </pic:nvPicPr>
+                  <pic:blipFill rotWithShape="1">
+                    <a:blip r:embed="rId19"/>
+                    <a:srcRect t="10260" b="50023"/>
+                    <a:stretch/>
+                  </pic:blipFill>
+                  <pic:spPr bwMode="auto">
+                    <a:xfrm>
+                      <a:off x="0" y="0"/>
+                      <a:ext cx="5400040" cy="1143000"/>
+                    </a:xfrm>
+                    <a:prstGeom prst="rect">
+                      <a:avLst/>
+                    </a:prstGeom>
+                    <a:ln>
+                      <a:noFill/>
+                    </a:ln>
+                    <a:extLst>
+                      <a:ext uri="{53640926-AAD7-44D8-BBD7-CCE9431645EC}">
+                        <a14:shadowObscured xmlns:a14="http://schemas.microsoft.com/office/drawing/2010/main"/>
+                      </a:ext>
+                    </a:extLst>
+                  </pic:spPr>
+                </pic:pic>
+              </a:graphicData>
+            </a:graphic>
+          </wp:inline>
+        </w:drawing>
+      </w:r>
+    </w:p>
+    <w:p>
+      <w:pPr>
+        <w:jc w:val="center"/>
+      </w:pPr>
+      <w:r>
+        <w:t>Se mostrará una ventana con todos los datos del registro organizados en 4 grupos. Datos identificativos, datos de contacto, datos médicos y datos de la escuela</w:t>
+      </w:r>
+    </w:p>
+    <w:p>
+      <w:r>
+        <w:rPr>
+          <w:noProof/>
+        </w:rPr>
+        <w:drawing>
+          <wp:inline distT="0" distB="0" distL="0" distR="0" wp14:anchorId="5B9A5E44" wp14:editId="4C1F4E10">
+            <wp:extent cx="5400040" cy="2543175"/>
+            <wp:effectExtent l="0" t="0" r="0" b="9525"/>
+            <wp:docPr id="63" name="Imagen 63"/>
+            <wp:cNvGraphicFramePr>
+              <a:graphicFrameLocks xmlns:a="http://schemas.openxmlformats.org/drawingml/2006/main" noChangeAspect="1"/>
+            </wp:cNvGraphicFramePr>
+            <a:graphic xmlns:a="http://schemas.openxmlformats.org/drawingml/2006/main">
+              <a:graphicData uri="http://schemas.openxmlformats.org/drawingml/2006/picture">
+                <pic:pic xmlns:pic="http://schemas.openxmlformats.org/drawingml/2006/picture">
+                  <pic:nvPicPr>
+                    <pic:cNvPr id="1" name=""/>
+                    <pic:cNvPicPr/>
+                  </pic:nvPicPr>
+                  <pic:blipFill rotWithShape="1">
+                    <a:blip r:embed="rId20"/>
+                    <a:srcRect t="4303" b="7325"/>
+                    <a:stretch/>
+                  </pic:blipFill>
+                  <pic:spPr bwMode="auto">
+                    <a:xfrm>
+                      <a:off x="0" y="0"/>
+                      <a:ext cx="5400040" cy="2543175"/>
+                    </a:xfrm>
+                    <a:prstGeom prst="rect">
+                      <a:avLst/>
+                    </a:prstGeom>
+                    <a:ln>
+                      <a:noFill/>
+                    </a:ln>
+                    <a:extLst>
+                      <a:ext uri="{53640926-AAD7-44D8-BBD7-CCE9431645EC}">
+                        <a14:shadowObscured xmlns:a14="http://schemas.microsoft.com/office/drawing/2010/main"/>
+                      </a:ext>
+                    </a:extLst>
+                  </pic:spPr>
+                </pic:pic>
+              </a:graphicData>
+            </a:graphic>
+          </wp:inline>
+        </w:drawing>
       </w:r>
     </w:p>
     <w:p>
@@ -3600,7 +3954,7 @@
                     <pic:cNvPicPr/>
                   </pic:nvPicPr>
                   <pic:blipFill rotWithShape="1">
-                    <a:blip r:embed="rId18"/>
+                    <a:blip r:embed="rId21"/>
                     <a:srcRect t="4633" b="16594"/>
                     <a:stretch/>
                   </pic:blipFill>
@@ -3663,7 +4017,7 @@
                     <pic:cNvPicPr/>
                   </pic:nvPicPr>
                   <pic:blipFill rotWithShape="1">
-                    <a:blip r:embed="rId19"/>
+                    <a:blip r:embed="rId22"/>
                     <a:srcRect t="3972" b="41747"/>
                     <a:stretch/>
                   </pic:blipFill>
@@ -3695,11 +4049,11 @@
       <w:pPr>
         <w:pStyle w:val="Ttulo2"/>
       </w:pPr>
-      <w:bookmarkStart w:id="8" w:name="_Toc103856178"/>
+      <w:bookmarkStart w:id="10" w:name="_Toc104202487"/>
       <w:r>
         <w:t>Perfil de usuario</w:t>
       </w:r>
-      <w:bookmarkEnd w:id="8"/>
+      <w:bookmarkEnd w:id="10"/>
     </w:p>
     <w:p>
       <w:pPr>
@@ -3810,7 +4164,7 @@
                     <pic:cNvPicPr/>
                   </pic:nvPicPr>
                   <pic:blipFill rotWithShape="1">
-                    <a:blip r:embed="rId20"/>
+                    <a:blip r:embed="rId23"/>
                     <a:srcRect t="4634" b="69881"/>
                     <a:stretch/>
                   </pic:blipFill>
@@ -3867,7 +4221,7 @@
                     <pic:cNvPicPr/>
                   </pic:nvPicPr>
                   <pic:blipFill rotWithShape="1">
-                    <a:blip r:embed="rId21"/>
+                    <a:blip r:embed="rId24"/>
                     <a:srcRect t="4965" b="22220"/>
                     <a:stretch/>
                   </pic:blipFill>
@@ -3904,12 +4258,12 @@
       <w:pPr>
         <w:pStyle w:val="Ttulo3"/>
       </w:pPr>
-      <w:bookmarkStart w:id="9" w:name="_Toc103856179"/>
+      <w:bookmarkStart w:id="11" w:name="_Toc104202488"/>
       <w:r>
         <w:lastRenderedPageBreak/>
         <w:t>Cambiar foto de perfil</w:t>
       </w:r>
-      <w:bookmarkEnd w:id="9"/>
+      <w:bookmarkEnd w:id="11"/>
     </w:p>
     <w:p>
       <w:pPr>
@@ -4023,7 +4377,7 @@
                     <pic:cNvPicPr/>
                   </pic:nvPicPr>
                   <pic:blipFill rotWithShape="1">
-                    <a:blip r:embed="rId21"/>
+                    <a:blip r:embed="rId24"/>
                     <a:srcRect t="4965" b="22220"/>
                     <a:stretch/>
                   </pic:blipFill>
@@ -4160,7 +4514,7 @@
                     <pic:cNvPicPr/>
                   </pic:nvPicPr>
                   <pic:blipFill rotWithShape="1">
-                    <a:blip r:embed="rId22"/>
+                    <a:blip r:embed="rId25"/>
                     <a:srcRect t="3640"/>
                     <a:stretch/>
                   </pic:blipFill>
@@ -4292,7 +4646,7 @@
                     <pic:cNvPicPr/>
                   </pic:nvPicPr>
                   <pic:blipFill>
-                    <a:blip r:embed="rId23"/>
+                    <a:blip r:embed="rId26"/>
                     <a:stretch>
                       <a:fillRect/>
                     </a:stretch>
@@ -4415,7 +4769,7 @@
                     <pic:cNvPicPr/>
                   </pic:nvPicPr>
                   <pic:blipFill rotWithShape="1">
-                    <a:blip r:embed="rId24"/>
+                    <a:blip r:embed="rId27"/>
                     <a:srcRect b="21558"/>
                     <a:stretch/>
                   </pic:blipFill>
@@ -4472,7 +4826,7 @@
                     <pic:cNvPicPr/>
                   </pic:nvPicPr>
                   <pic:blipFill rotWithShape="1">
-                    <a:blip r:embed="rId25"/>
+                    <a:blip r:embed="rId28"/>
                     <a:srcRect t="3640" b="6995"/>
                     <a:stretch/>
                   </pic:blipFill>
@@ -4504,11 +4858,11 @@
       <w:pPr>
         <w:pStyle w:val="Ttulo3"/>
       </w:pPr>
-      <w:bookmarkStart w:id="10" w:name="_Toc103856180"/>
+      <w:bookmarkStart w:id="12" w:name="_Toc104202489"/>
       <w:r>
         <w:t>Editar datos</w:t>
       </w:r>
-      <w:bookmarkEnd w:id="10"/>
+      <w:bookmarkEnd w:id="12"/>
     </w:p>
     <w:p>
       <w:pPr>
@@ -4622,7 +4976,7 @@
                     <pic:cNvPicPr/>
                   </pic:nvPicPr>
                   <pic:blipFill rotWithShape="1">
-                    <a:blip r:embed="rId25"/>
+                    <a:blip r:embed="rId28"/>
                     <a:srcRect t="3640" b="6995"/>
                     <a:stretch/>
                   </pic:blipFill>
@@ -4760,7 +5114,7 @@
                     <pic:cNvPicPr/>
                   </pic:nvPicPr>
                   <pic:blipFill rotWithShape="1">
-                    <a:blip r:embed="rId26"/>
+                    <a:blip r:embed="rId29"/>
                     <a:srcRect t="4633" b="10635"/>
                     <a:stretch/>
                   </pic:blipFill>
@@ -4817,7 +5171,7 @@
                     <pic:cNvPicPr/>
                   </pic:nvPicPr>
                   <pic:blipFill rotWithShape="1">
-                    <a:blip r:embed="rId25"/>
+                    <a:blip r:embed="rId28"/>
                     <a:srcRect t="3640" b="6995"/>
                     <a:stretch/>
                   </pic:blipFill>
@@ -4849,11 +5203,11 @@
       <w:pPr>
         <w:pStyle w:val="Ttulo3"/>
       </w:pPr>
-      <w:bookmarkStart w:id="11" w:name="_Toc103856181"/>
+      <w:bookmarkStart w:id="13" w:name="_Toc104202490"/>
       <w:r>
         <w:t>Cambiar contraseña</w:t>
       </w:r>
-      <w:bookmarkEnd w:id="11"/>
+      <w:bookmarkEnd w:id="13"/>
     </w:p>
     <w:p>
       <w:pPr>
@@ -4972,7 +5326,7 @@
                     <pic:cNvPicPr/>
                   </pic:nvPicPr>
                   <pic:blipFill rotWithShape="1">
-                    <a:blip r:embed="rId25"/>
+                    <a:blip r:embed="rId28"/>
                     <a:srcRect t="3640" b="6995"/>
                     <a:stretch/>
                   </pic:blipFill>
@@ -5105,7 +5459,7 @@
                     <pic:cNvPicPr/>
                   </pic:nvPicPr>
                   <pic:blipFill rotWithShape="1">
-                    <a:blip r:embed="rId27"/>
+                    <a:blip r:embed="rId30"/>
                     <a:srcRect t="4633" b="11959"/>
                     <a:stretch/>
                   </pic:blipFill>
@@ -5162,7 +5516,7 @@
                     <pic:cNvPicPr/>
                   </pic:nvPicPr>
                   <pic:blipFill rotWithShape="1">
-                    <a:blip r:embed="rId25"/>
+                    <a:blip r:embed="rId28"/>
                     <a:srcRect t="3640" b="6995"/>
                     <a:stretch/>
                   </pic:blipFill>
@@ -5194,81 +5548,34 @@
       <w:pPr>
         <w:pStyle w:val="Ttulo1"/>
       </w:pPr>
-      <w:bookmarkStart w:id="12" w:name="_Toc103856182"/>
+      <w:bookmarkStart w:id="14" w:name="_Toc104202491"/>
       <w:r>
         <w:t>Parte de administración</w:t>
       </w:r>
-      <w:bookmarkEnd w:id="12"/>
+      <w:bookmarkEnd w:id="14"/>
     </w:p>
     <w:p>
       <w:pPr>
         <w:pStyle w:val="Ttulo2"/>
-      </w:pPr>
-      <w:bookmarkStart w:id="13" w:name="_Toc103856183"/>
+        <w:rPr>
+          <w:u w:val="single"/>
+        </w:rPr>
+      </w:pPr>
+      <w:bookmarkStart w:id="15" w:name="_Toc104202492"/>
       <w:r>
         <w:t>Gestión de niños</w:t>
       </w:r>
-      <w:bookmarkEnd w:id="13"/>
-    </w:p>
-    <w:p>
-      <w:r>
-        <w:rPr>
-          <w:noProof/>
-        </w:rPr>
-        <w:drawing>
-          <wp:inline distT="0" distB="0" distL="0" distR="0" wp14:anchorId="48CF2CC3" wp14:editId="34DE06FF">
-            <wp:extent cx="5400040" cy="2552700"/>
-            <wp:effectExtent l="0" t="0" r="0" b="0"/>
-            <wp:docPr id="3" name="Imagen 3"/>
-            <wp:cNvGraphicFramePr>
-              <a:graphicFrameLocks xmlns:a="http://schemas.openxmlformats.org/drawingml/2006/main" noChangeAspect="1"/>
-            </wp:cNvGraphicFramePr>
-            <a:graphic xmlns:a="http://schemas.openxmlformats.org/drawingml/2006/main">
-              <a:graphicData uri="http://schemas.openxmlformats.org/drawingml/2006/picture">
-                <pic:pic xmlns:pic="http://schemas.openxmlformats.org/drawingml/2006/picture">
-                  <pic:nvPicPr>
-                    <pic:cNvPr id="1" name=""/>
-                    <pic:cNvPicPr/>
-                  </pic:nvPicPr>
-                  <pic:blipFill rotWithShape="1">
-                    <a:blip r:embed="rId28"/>
-                    <a:srcRect t="4303" b="6994"/>
-                    <a:stretch/>
-                  </pic:blipFill>
-                  <pic:spPr bwMode="auto">
-                    <a:xfrm>
-                      <a:off x="0" y="0"/>
-                      <a:ext cx="5400040" cy="2552700"/>
-                    </a:xfrm>
-                    <a:prstGeom prst="rect">
-                      <a:avLst/>
-                    </a:prstGeom>
-                    <a:ln>
-                      <a:noFill/>
-                    </a:ln>
-                    <a:extLst>
-                      <a:ext uri="{53640926-AAD7-44D8-BBD7-CCE9431645EC}">
-                        <a14:shadowObscured xmlns:a14="http://schemas.microsoft.com/office/drawing/2010/main"/>
-                      </a:ext>
-                    </a:extLst>
-                  </pic:spPr>
-                </pic:pic>
-              </a:graphicData>
-            </a:graphic>
-          </wp:inline>
-        </w:drawing>
-      </w:r>
+      <w:bookmarkEnd w:id="15"/>
     </w:p>
     <w:p>
       <w:pPr>
         <w:pStyle w:val="Ttulo3"/>
       </w:pPr>
-      <w:bookmarkStart w:id="14" w:name="_Toc103856184"/>
-      <w:r>
-        <w:lastRenderedPageBreak/>
+      <w:bookmarkStart w:id="16" w:name="_Toc104202493"/>
+      <w:r>
         <w:t>Crear</w:t>
       </w:r>
-      <w:bookmarkEnd w:id="14"/>
+      <w:bookmarkEnd w:id="16"/>
     </w:p>
     <w:p>
       <w:pPr>
@@ -5383,7 +5690,7 @@
                     <pic:cNvPicPr/>
                   </pic:nvPicPr>
                   <pic:blipFill rotWithShape="1">
-                    <a:blip r:embed="rId28"/>
+                    <a:blip r:embed="rId18"/>
                     <a:srcRect t="4634" b="63592"/>
                     <a:stretch/>
                   </pic:blipFill>
@@ -5432,6 +5739,7 @@
         <w:rPr>
           <w:noProof/>
         </w:rPr>
+        <w:lastRenderedPageBreak/>
         <mc:AlternateContent>
           <mc:Choice Requires="wps">
             <w:drawing>
@@ -5520,7 +5828,7 @@
                     <pic:cNvPicPr/>
                   </pic:nvPicPr>
                   <pic:blipFill rotWithShape="1">
-                    <a:blip r:embed="rId29"/>
+                    <a:blip r:embed="rId31"/>
                     <a:srcRect t="3972"/>
                     <a:stretch/>
                   </pic:blipFill>
@@ -5553,19 +5861,7 @@
         <w:jc w:val="center"/>
       </w:pPr>
       <w:r>
-        <w:t xml:space="preserve">Se mostrará un aviso indicando que el </w:t>
-      </w:r>
-      <w:r>
-        <w:t>registro</w:t>
-      </w:r>
-      <w:r>
-        <w:t xml:space="preserve"> se ha </w:t>
-      </w:r>
-      <w:r>
-        <w:t>creado</w:t>
-      </w:r>
-      <w:r>
-        <w:t xml:space="preserve"> correctamente</w:t>
+        <w:t>Se mostrará un aviso indicando que el registro se ha creado correctamente</w:t>
       </w:r>
     </w:p>
     <w:p>
@@ -5589,7 +5885,7 @@
                     <pic:cNvPicPr/>
                   </pic:nvPicPr>
                   <pic:blipFill rotWithShape="1">
-                    <a:blip r:embed="rId30"/>
+                    <a:blip r:embed="rId32"/>
                     <a:srcRect t="3972" b="33473"/>
                     <a:stretch/>
                   </pic:blipFill>
@@ -5621,11 +5917,11 @@
       <w:pPr>
         <w:pStyle w:val="Ttulo3"/>
       </w:pPr>
-      <w:bookmarkStart w:id="15" w:name="_Toc103856185"/>
+      <w:bookmarkStart w:id="17" w:name="_Toc104202494"/>
       <w:r>
         <w:t>Editar</w:t>
       </w:r>
-      <w:bookmarkEnd w:id="15"/>
+      <w:bookmarkEnd w:id="17"/>
     </w:p>
     <w:p>
       <w:pPr>
@@ -5741,7 +6037,7 @@
                     <pic:cNvPicPr/>
                   </pic:nvPicPr>
                   <pic:blipFill rotWithShape="1">
-                    <a:blip r:embed="rId31"/>
+                    <a:blip r:embed="rId19"/>
                     <a:srcRect t="10260" b="50023"/>
                     <a:stretch/>
                   </pic:blipFill>
@@ -5774,23 +6070,23 @@
         <w:jc w:val="center"/>
       </w:pPr>
       <w:r>
+        <w:t xml:space="preserve">Se abrirá el formulario de edición. Modifica lo que necesites y haz </w:t>
+      </w:r>
+      <w:proofErr w:type="spellStart"/>
+      <w:r>
+        <w:t>click</w:t>
+      </w:r>
+      <w:proofErr w:type="spellEnd"/>
+      <w:r>
+        <w:t xml:space="preserve"> en el botón “Editar registro”</w:t>
+      </w:r>
+    </w:p>
+    <w:p>
+      <w:r>
+        <w:rPr>
+          <w:noProof/>
+        </w:rPr>
         <w:lastRenderedPageBreak/>
-        <w:t xml:space="preserve">Se abrirá el formulario de edición. Modifica lo que necesites y haz </w:t>
-      </w:r>
-      <w:proofErr w:type="spellStart"/>
-      <w:r>
-        <w:t>click</w:t>
-      </w:r>
-      <w:proofErr w:type="spellEnd"/>
-      <w:r>
-        <w:t xml:space="preserve"> en el botón “Editar registro”</w:t>
-      </w:r>
-    </w:p>
-    <w:p>
-      <w:r>
-        <w:rPr>
-          <w:noProof/>
-        </w:rPr>
         <mc:AlternateContent>
           <mc:Choice Requires="wps">
             <w:drawing>
@@ -5879,7 +6175,7 @@
                     <pic:cNvPicPr/>
                   </pic:nvPicPr>
                   <pic:blipFill rotWithShape="1">
-                    <a:blip r:embed="rId32"/>
+                    <a:blip r:embed="rId33"/>
                     <a:srcRect t="3971"/>
                     <a:stretch/>
                   </pic:blipFill>
@@ -5936,7 +6232,7 @@
                     <pic:cNvPicPr/>
                   </pic:nvPicPr>
                   <pic:blipFill rotWithShape="1">
-                    <a:blip r:embed="rId33"/>
+                    <a:blip r:embed="rId34"/>
                     <a:srcRect t="4634" b="29170"/>
                     <a:stretch/>
                   </pic:blipFill>
@@ -5968,221 +6264,11 @@
       <w:pPr>
         <w:pStyle w:val="Ttulo3"/>
       </w:pPr>
-      <w:bookmarkStart w:id="16" w:name="_Toc103856186"/>
-      <w:r>
-        <w:t>Ver</w:t>
-      </w:r>
-      <w:bookmarkEnd w:id="16"/>
-    </w:p>
-    <w:p>
-      <w:pPr>
-        <w:jc w:val="center"/>
-      </w:pPr>
-      <w:r>
-        <w:t xml:space="preserve">Para ver los datos al completo puedes visualizarlos haciendo </w:t>
-      </w:r>
-      <w:proofErr w:type="spellStart"/>
-      <w:r>
-        <w:t>click</w:t>
-      </w:r>
-      <w:proofErr w:type="spellEnd"/>
-      <w:r>
-        <w:t xml:space="preserve"> en el botón azul con el icono del ojo. En su defecto también puedes ver los datos en el formulario de edición explicado anteriormente.</w:t>
-      </w:r>
-    </w:p>
-    <w:p>
-      <w:r>
-        <w:rPr>
-          <w:noProof/>
-        </w:rPr>
-        <mc:AlternateContent>
-          <mc:Choice Requires="wps">
-            <w:drawing>
-              <wp:anchor distT="0" distB="0" distL="114300" distR="114300" simplePos="0" relativeHeight="251706368" behindDoc="0" locked="0" layoutInCell="1" allowOverlap="1" wp14:anchorId="77D57F86" wp14:editId="53ED083A">
-                <wp:simplePos x="0" y="0"/>
-                <wp:positionH relativeFrom="column">
-                  <wp:posOffset>4549140</wp:posOffset>
-                </wp:positionH>
-                <wp:positionV relativeFrom="paragraph">
-                  <wp:posOffset>646430</wp:posOffset>
-                </wp:positionV>
-                <wp:extent cx="257175" cy="321310"/>
-                <wp:effectExtent l="38100" t="0" r="28575" b="59690"/>
-                <wp:wrapNone/>
-                <wp:docPr id="62" name="Conector recto de flecha 62"/>
-                <wp:cNvGraphicFramePr/>
-                <a:graphic xmlns:a="http://schemas.openxmlformats.org/drawingml/2006/main">
-                  <a:graphicData uri="http://schemas.microsoft.com/office/word/2010/wordprocessingShape">
-                    <wps:wsp>
-                      <wps:cNvCnPr/>
-                      <wps:spPr>
-                        <a:xfrm flipH="1">
-                          <a:off x="0" y="0"/>
-                          <a:ext cx="257175" cy="321310"/>
-                        </a:xfrm>
-                        <a:prstGeom prst="straightConnector1">
-                          <a:avLst/>
-                        </a:prstGeom>
-                        <a:ln>
-                          <a:tailEnd type="triangle"/>
-                        </a:ln>
-                      </wps:spPr>
-                      <wps:style>
-                        <a:lnRef idx="3">
-                          <a:schemeClr val="accent5"/>
-                        </a:lnRef>
-                        <a:fillRef idx="0">
-                          <a:schemeClr val="accent5"/>
-                        </a:fillRef>
-                        <a:effectRef idx="2">
-                          <a:schemeClr val="accent5"/>
-                        </a:effectRef>
-                        <a:fontRef idx="minor">
-                          <a:schemeClr val="tx1"/>
-                        </a:fontRef>
-                      </wps:style>
-                      <wps:bodyPr/>
-                    </wps:wsp>
-                  </a:graphicData>
-                </a:graphic>
-                <wp14:sizeRelH relativeFrom="margin">
-                  <wp14:pctWidth>0</wp14:pctWidth>
-                </wp14:sizeRelH>
-                <wp14:sizeRelV relativeFrom="margin">
-                  <wp14:pctHeight>0</wp14:pctHeight>
-                </wp14:sizeRelV>
-              </wp:anchor>
-            </w:drawing>
-          </mc:Choice>
-          <mc:Fallback>
-            <w:pict>
-              <v:shape w14:anchorId="671381C2" id="Conector recto de flecha 62" o:spid="_x0000_s1026" type="#_x0000_t32" style="position:absolute;margin-left:358.2pt;margin-top:50.9pt;width:20.25pt;height:25.3pt;flip:x;z-index:251706368;visibility:visible;mso-wrap-style:square;mso-width-percent:0;mso-height-percent:0;mso-wrap-distance-left:9pt;mso-wrap-distance-top:0;mso-wrap-distance-right:9pt;mso-wrap-distance-bottom:0;mso-position-horizontal:absolute;mso-position-horizontal-relative:text;mso-position-vertical:absolute;mso-position-vertical-relative:text;mso-width-percent:0;mso-height-percent:0;mso-width-relative:margin;mso-height-relative:margin" o:gfxdata="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" strokecolor="#5b9bd5 [3208]" strokeweight="1.5pt">
-                <v:stroke endarrow="block" joinstyle="miter"/>
-              </v:shape>
-            </w:pict>
-          </mc:Fallback>
-        </mc:AlternateContent>
-      </w:r>
-      <w:r>
-        <w:rPr>
-          <w:noProof/>
-        </w:rPr>
-        <w:drawing>
-          <wp:inline distT="0" distB="0" distL="0" distR="0" wp14:anchorId="3FEA0D00" wp14:editId="63733FF9">
-            <wp:extent cx="5400040" cy="1143000"/>
-            <wp:effectExtent l="0" t="0" r="0" b="0"/>
-            <wp:docPr id="61" name="Imagen 61"/>
-            <wp:cNvGraphicFramePr>
-              <a:graphicFrameLocks xmlns:a="http://schemas.openxmlformats.org/drawingml/2006/main" noChangeAspect="1"/>
-            </wp:cNvGraphicFramePr>
-            <a:graphic xmlns:a="http://schemas.openxmlformats.org/drawingml/2006/main">
-              <a:graphicData uri="http://schemas.openxmlformats.org/drawingml/2006/picture">
-                <pic:pic xmlns:pic="http://schemas.openxmlformats.org/drawingml/2006/picture">
-                  <pic:nvPicPr>
-                    <pic:cNvPr id="1" name=""/>
-                    <pic:cNvPicPr/>
-                  </pic:nvPicPr>
-                  <pic:blipFill rotWithShape="1">
-                    <a:blip r:embed="rId31"/>
-                    <a:srcRect t="10260" b="50023"/>
-                    <a:stretch/>
-                  </pic:blipFill>
-                  <pic:spPr bwMode="auto">
-                    <a:xfrm>
-                      <a:off x="0" y="0"/>
-                      <a:ext cx="5400040" cy="1143000"/>
-                    </a:xfrm>
-                    <a:prstGeom prst="rect">
-                      <a:avLst/>
-                    </a:prstGeom>
-                    <a:ln>
-                      <a:noFill/>
-                    </a:ln>
-                    <a:extLst>
-                      <a:ext uri="{53640926-AAD7-44D8-BBD7-CCE9431645EC}">
-                        <a14:shadowObscured xmlns:a14="http://schemas.microsoft.com/office/drawing/2010/main"/>
-                      </a:ext>
-                    </a:extLst>
-                  </pic:spPr>
-                </pic:pic>
-              </a:graphicData>
-            </a:graphic>
-          </wp:inline>
-        </w:drawing>
-      </w:r>
-    </w:p>
-    <w:p>
-      <w:r>
-        <w:br w:type="page"/>
-      </w:r>
-    </w:p>
-    <w:p>
-      <w:pPr>
-        <w:jc w:val="center"/>
-      </w:pPr>
-      <w:r>
-        <w:lastRenderedPageBreak/>
-        <w:t>Se mostrará una ventana con todos los datos del registro organizados en 4 grupos. Datos identificativos, datos de contacto, datos médicos y datos de la escuela</w:t>
-      </w:r>
-    </w:p>
-    <w:p>
-      <w:r>
-        <w:rPr>
-          <w:noProof/>
-        </w:rPr>
-        <w:drawing>
-          <wp:inline distT="0" distB="0" distL="0" distR="0" wp14:anchorId="56489A3A" wp14:editId="394A3122">
-            <wp:extent cx="5400040" cy="2543175"/>
-            <wp:effectExtent l="0" t="0" r="0" b="9525"/>
-            <wp:docPr id="63" name="Imagen 63"/>
-            <wp:cNvGraphicFramePr>
-              <a:graphicFrameLocks xmlns:a="http://schemas.openxmlformats.org/drawingml/2006/main" noChangeAspect="1"/>
-            </wp:cNvGraphicFramePr>
-            <a:graphic xmlns:a="http://schemas.openxmlformats.org/drawingml/2006/main">
-              <a:graphicData uri="http://schemas.openxmlformats.org/drawingml/2006/picture">
-                <pic:pic xmlns:pic="http://schemas.openxmlformats.org/drawingml/2006/picture">
-                  <pic:nvPicPr>
-                    <pic:cNvPr id="1" name=""/>
-                    <pic:cNvPicPr/>
-                  </pic:nvPicPr>
-                  <pic:blipFill rotWithShape="1">
-                    <a:blip r:embed="rId34"/>
-                    <a:srcRect t="4303" b="7325"/>
-                    <a:stretch/>
-                  </pic:blipFill>
-                  <pic:spPr bwMode="auto">
-                    <a:xfrm>
-                      <a:off x="0" y="0"/>
-                      <a:ext cx="5400040" cy="2543175"/>
-                    </a:xfrm>
-                    <a:prstGeom prst="rect">
-                      <a:avLst/>
-                    </a:prstGeom>
-                    <a:ln>
-                      <a:noFill/>
-                    </a:ln>
-                    <a:extLst>
-                      <a:ext uri="{53640926-AAD7-44D8-BBD7-CCE9431645EC}">
-                        <a14:shadowObscured xmlns:a14="http://schemas.microsoft.com/office/drawing/2010/main"/>
-                      </a:ext>
-                    </a:extLst>
-                  </pic:spPr>
-                </pic:pic>
-              </a:graphicData>
-            </a:graphic>
-          </wp:inline>
-        </w:drawing>
-      </w:r>
-    </w:p>
-    <w:p>
-      <w:pPr>
-        <w:pStyle w:val="Ttulo3"/>
-      </w:pPr>
-      <w:bookmarkStart w:id="17" w:name="_Toc103856187"/>
+      <w:bookmarkStart w:id="18" w:name="_Toc104202495"/>
       <w:r>
         <w:t>Borrar</w:t>
       </w:r>
-      <w:bookmarkEnd w:id="17"/>
+      <w:bookmarkEnd w:id="18"/>
     </w:p>
     <w:p>
       <w:pPr>
@@ -6294,7 +6380,7 @@
                     <pic:cNvPicPr/>
                   </pic:nvPicPr>
                   <pic:blipFill rotWithShape="1">
-                    <a:blip r:embed="rId31"/>
+                    <a:blip r:embed="rId19"/>
                     <a:srcRect t="10260" b="50023"/>
                     <a:stretch/>
                   </pic:blipFill>
@@ -6346,6 +6432,7 @@
         <w:rPr>
           <w:noProof/>
         </w:rPr>
+        <w:lastRenderedPageBreak/>
         <mc:AlternateContent>
           <mc:Choice Requires="wps">
             <w:drawing>
@@ -6527,13 +6614,12 @@
       <w:pPr>
         <w:pStyle w:val="Ttulo3"/>
       </w:pPr>
-      <w:bookmarkStart w:id="18" w:name="_Toc103856188"/>
+      <w:bookmarkStart w:id="19" w:name="_Toc104202496"/>
       <w:proofErr w:type="spellStart"/>
       <w:r>
-        <w:lastRenderedPageBreak/>
         <w:t>Busquedas</w:t>
       </w:r>
-      <w:bookmarkEnd w:id="18"/>
+      <w:bookmarkEnd w:id="19"/>
       <w:proofErr w:type="spellEnd"/>
     </w:p>
     <w:p>
@@ -6737,15 +6823,17 @@
         </w:rPr>
       </w:pPr>
       <w:r>
-        <w:t xml:space="preserve">Niños que pertenecen a la quincena 1 y 3: </w:t>
-      </w:r>
+        <w:t xml:space="preserve">Niños con autorización datos: </w:t>
+      </w:r>
+      <w:proofErr w:type="spellStart"/>
       <w:r>
         <w:rPr>
           <w:b/>
           <w:bCs/>
         </w:rPr>
-        <w:t>q1 q2</w:t>
-      </w:r>
+        <w:t>ds</w:t>
+      </w:r>
+      <w:proofErr w:type="spellEnd"/>
     </w:p>
     <w:p>
       <w:pPr>
@@ -6761,15 +6849,18 @@
         </w:rPr>
       </w:pPr>
       <w:r>
-        <w:t xml:space="preserve">Niños del grupo 4 que tiene pagado el recibo: </w:t>
-      </w:r>
+        <w:lastRenderedPageBreak/>
+        <w:t xml:space="preserve">Niños sin autorización datos: </w:t>
+      </w:r>
+      <w:proofErr w:type="spellStart"/>
       <w:r>
         <w:rPr>
           <w:b/>
           <w:bCs/>
         </w:rPr>
-        <w:t>grupo4 pagado</w:t>
-      </w:r>
+        <w:t>dn</w:t>
+      </w:r>
+      <w:proofErr w:type="spellEnd"/>
     </w:p>
     <w:p>
       <w:pPr>
@@ -6785,34 +6876,127 @@
         </w:rPr>
       </w:pPr>
       <w:r>
-        <w:t xml:space="preserve">Niños del grupo 3 que pertenecen a la quincena 4 y 1 y que tiene el recibo pendiente: </w:t>
+        <w:t xml:space="preserve">Niños con medicación: </w:t>
       </w:r>
       <w:r>
         <w:rPr>
           <w:b/>
           <w:bCs/>
         </w:rPr>
-        <w:t>grupo3 q4 q1 pendiente</w:t>
-      </w:r>
-    </w:p>
-    <w:p>
-      <w:pPr>
+        <w:t>ms</w:t>
+      </w:r>
+    </w:p>
+    <w:p>
+      <w:pPr>
+        <w:pStyle w:val="Prrafodelista"/>
+        <w:numPr>
+          <w:ilvl w:val="0"/>
+          <w:numId w:val="1"/>
+        </w:numPr>
         <w:jc w:val="both"/>
         <w:rPr>
           <w:b/>
           <w:bCs/>
         </w:rPr>
       </w:pPr>
+      <w:r>
+        <w:t xml:space="preserve">Niños sin medicación: </w:t>
+      </w:r>
+      <w:proofErr w:type="spellStart"/>
+      <w:r>
+        <w:rPr>
+          <w:b/>
+          <w:bCs/>
+        </w:rPr>
+        <w:t>mn</w:t>
+      </w:r>
+      <w:proofErr w:type="spellEnd"/>
+    </w:p>
+    <w:p>
+      <w:pPr>
+        <w:pStyle w:val="Prrafodelista"/>
+        <w:numPr>
+          <w:ilvl w:val="0"/>
+          <w:numId w:val="1"/>
+        </w:numPr>
+        <w:jc w:val="both"/>
+        <w:rPr>
+          <w:b/>
+          <w:bCs/>
+        </w:rPr>
+      </w:pPr>
+      <w:r>
+        <w:t xml:space="preserve">Niños con autorización fotos: </w:t>
+      </w:r>
+      <w:proofErr w:type="spellStart"/>
+      <w:r>
+        <w:rPr>
+          <w:b/>
+          <w:bCs/>
+        </w:rPr>
+        <w:t>fs</w:t>
+      </w:r>
+      <w:proofErr w:type="spellEnd"/>
+    </w:p>
+    <w:p>
+      <w:pPr>
+        <w:pStyle w:val="Prrafodelista"/>
+        <w:numPr>
+          <w:ilvl w:val="0"/>
+          <w:numId w:val="1"/>
+        </w:numPr>
+        <w:jc w:val="both"/>
+        <w:rPr>
+          <w:b/>
+          <w:bCs/>
+        </w:rPr>
+      </w:pPr>
+      <w:r>
+        <w:t xml:space="preserve">Niños sin autorización fotos: </w:t>
+      </w:r>
+      <w:proofErr w:type="spellStart"/>
+      <w:r>
+        <w:rPr>
+          <w:b/>
+          <w:bCs/>
+        </w:rPr>
+        <w:t>fn</w:t>
+      </w:r>
+      <w:proofErr w:type="spellEnd"/>
+    </w:p>
+    <w:p>
+      <w:pPr>
+        <w:pStyle w:val="Prrafodelista"/>
+        <w:numPr>
+          <w:ilvl w:val="0"/>
+          <w:numId w:val="1"/>
+        </w:numPr>
+        <w:jc w:val="both"/>
+        <w:rPr>
+          <w:b/>
+          <w:bCs/>
+        </w:rPr>
+      </w:pPr>
+      <w:r>
+        <w:t xml:space="preserve">Niños especiales: </w:t>
+      </w:r>
+      <w:r>
+        <w:rPr>
+          <w:b/>
+          <w:bCs/>
+        </w:rPr>
+        <w:t>especial</w:t>
+      </w:r>
     </w:p>
     <w:p>
       <w:pPr>
         <w:pStyle w:val="Ttulo2"/>
       </w:pPr>
-      <w:bookmarkStart w:id="19" w:name="_Toc103856189"/>
+      <w:bookmarkStart w:id="20" w:name="_Toc104202497"/>
       <w:r>
         <w:t>Gestión de usuarios</w:t>
       </w:r>
-      <w:bookmarkEnd w:id="19"/>
+      <w:bookmarkEnd w:id="20"/>
     </w:p>
     <w:p>
       <w:r>
@@ -6863,17 +7047,15 @@
         </w:drawing>
       </w:r>
     </w:p>
-    <w:p/>
     <w:p>
       <w:pPr>
         <w:pStyle w:val="Ttulo3"/>
       </w:pPr>
-      <w:bookmarkStart w:id="20" w:name="_Toc103856190"/>
-      <w:r>
-        <w:lastRenderedPageBreak/>
+      <w:bookmarkStart w:id="21" w:name="_Toc104202498"/>
+      <w:r>
         <w:t>Crear</w:t>
       </w:r>
-      <w:bookmarkEnd w:id="20"/>
+      <w:bookmarkEnd w:id="21"/>
     </w:p>
     <w:p>
       <w:pPr>
@@ -7164,6 +7346,7 @@
         <w:rPr>
           <w:noProof/>
         </w:rPr>
+        <w:lastRenderedPageBreak/>
         <w:drawing>
           <wp:inline distT="0" distB="0" distL="0" distR="0" wp14:anchorId="49080AE1" wp14:editId="12E19B6C">
             <wp:extent cx="5400040" cy="2619375"/>
@@ -7209,20 +7392,14 @@
       </w:r>
     </w:p>
     <w:p>
-      <w:r>
-        <w:br w:type="page"/>
-      </w:r>
-    </w:p>
-    <w:p>
       <w:pPr>
         <w:pStyle w:val="Ttulo3"/>
       </w:pPr>
-      <w:bookmarkStart w:id="21" w:name="_Toc103856191"/>
-      <w:r>
-        <w:lastRenderedPageBreak/>
+      <w:bookmarkStart w:id="22" w:name="_Toc104202499"/>
+      <w:r>
         <w:t>Modificar datos</w:t>
       </w:r>
-      <w:bookmarkEnd w:id="21"/>
+      <w:bookmarkEnd w:id="22"/>
     </w:p>
     <w:p>
       <w:pPr>
@@ -7516,6 +7693,7 @@
         </w:rPr>
       </w:pPr>
       <w:r>
+        <w:lastRenderedPageBreak/>
         <w:t>Se mostrará un aviso indicando que el usuario se ha modificado correctamente.</w:t>
       </w:r>
     </w:p>
@@ -7572,12 +7750,11 @@
       <w:pPr>
         <w:pStyle w:val="Ttulo3"/>
       </w:pPr>
-      <w:bookmarkStart w:id="22" w:name="_Toc103856192"/>
-      <w:r>
-        <w:lastRenderedPageBreak/>
+      <w:bookmarkStart w:id="23" w:name="_Toc104202500"/>
+      <w:r>
         <w:t>Cambiar contraseña</w:t>
       </w:r>
-      <w:bookmarkEnd w:id="22"/>
+      <w:bookmarkEnd w:id="23"/>
     </w:p>
     <w:p>
       <w:pPr>
@@ -7742,6 +7919,9 @@
       </w:r>
     </w:p>
     <w:p>
+      <w:pPr>
+        <w:jc w:val="center"/>
+      </w:pPr>
       <w:r>
         <w:rPr>
           <w:noProof/>
@@ -7820,9 +8000,9 @@
           <w:noProof/>
         </w:rPr>
         <w:drawing>
-          <wp:inline distT="0" distB="0" distL="0" distR="0" wp14:anchorId="0F10E1BA" wp14:editId="484A7735">
-            <wp:extent cx="5400040" cy="2877820"/>
-            <wp:effectExtent l="0" t="0" r="0" b="0"/>
+          <wp:inline distT="0" distB="0" distL="0" distR="0" wp14:anchorId="0F10E1BA" wp14:editId="7E768414">
+            <wp:extent cx="5400040" cy="2453268"/>
+            <wp:effectExtent l="0" t="0" r="0" b="4445"/>
             <wp:docPr id="83" name="Imagen 83"/>
             <wp:cNvGraphicFramePr>
               <a:graphicFrameLocks xmlns:a="http://schemas.openxmlformats.org/drawingml/2006/main" noChangeAspect="1"/>
@@ -7834,20 +8014,27 @@
                     <pic:cNvPr id="1" name=""/>
                     <pic:cNvPicPr/>
                   </pic:nvPicPr>
-                  <pic:blipFill>
+                  <pic:blipFill rotWithShape="1">
                     <a:blip r:embed="rId44"/>
-                    <a:stretch>
-                      <a:fillRect/>
-                    </a:stretch>
+                    <a:srcRect b="14753"/>
+                    <a:stretch/>
                   </pic:blipFill>
-                  <pic:spPr>
+                  <pic:spPr bwMode="auto">
                     <a:xfrm>
                       <a:off x="0" y="0"/>
-                      <a:ext cx="5400040" cy="2877820"/>
+                      <a:ext cx="5400040" cy="2453268"/>
                     </a:xfrm>
                     <a:prstGeom prst="rect">
                       <a:avLst/>
                     </a:prstGeom>
+                    <a:ln>
+                      <a:noFill/>
+                    </a:ln>
+                    <a:extLst>
+                      <a:ext uri="{53640926-AAD7-44D8-BBD7-CCE9431645EC}">
+                        <a14:shadowObscured xmlns:a14="http://schemas.microsoft.com/office/drawing/2010/main"/>
+                      </a:ext>
+                    </a:extLst>
                   </pic:spPr>
                 </pic:pic>
               </a:graphicData>
@@ -7864,6 +8051,7 @@
         </w:rPr>
       </w:pPr>
       <w:r>
+        <w:lastRenderedPageBreak/>
         <w:t>Se mostrará un aviso indicando que la contraseña se ha modificado correctamente.</w:t>
       </w:r>
     </w:p>
@@ -7920,12 +8108,11 @@
       <w:pPr>
         <w:pStyle w:val="Ttulo3"/>
       </w:pPr>
-      <w:bookmarkStart w:id="23" w:name="_Toc103856193"/>
-      <w:r>
-        <w:lastRenderedPageBreak/>
+      <w:bookmarkStart w:id="24" w:name="_Toc104202501"/>
+      <w:r>
         <w:t>Eliminar</w:t>
       </w:r>
-      <w:bookmarkEnd w:id="23"/>
+      <w:bookmarkEnd w:id="24"/>
     </w:p>
     <w:p>
       <w:pPr>
@@ -8163,9 +8350,9 @@
           <w:noProof/>
         </w:rPr>
         <w:drawing>
-          <wp:inline distT="0" distB="0" distL="0" distR="0" wp14:anchorId="3FE0BB63" wp14:editId="3E2D05D7">
-            <wp:extent cx="5400040" cy="2276475"/>
-            <wp:effectExtent l="0" t="0" r="0" b="9525"/>
+          <wp:inline distT="0" distB="0" distL="0" distR="0" wp14:anchorId="3FE0BB63" wp14:editId="6CD27C3F">
+            <wp:extent cx="5400040" cy="1785821"/>
+            <wp:effectExtent l="0" t="0" r="0" b="5080"/>
             <wp:docPr id="85" name="Imagen 85"/>
             <wp:cNvGraphicFramePr>
               <a:graphicFrameLocks xmlns:a="http://schemas.openxmlformats.org/drawingml/2006/main" noChangeAspect="1"/>
@@ -8179,13 +8366,13 @@
                   </pic:nvPicPr>
                   <pic:blipFill rotWithShape="1">
                     <a:blip r:embed="rId46"/>
-                    <a:srcRect t="4302" b="16593"/>
+                    <a:srcRect t="21351" b="16593"/>
                     <a:stretch/>
                   </pic:blipFill>
                   <pic:spPr bwMode="auto">
                     <a:xfrm>
                       <a:off x="0" y="0"/>
-                      <a:ext cx="5400040" cy="2276475"/>
+                      <a:ext cx="5400040" cy="1785821"/>
                     </a:xfrm>
                     <a:prstGeom prst="rect">
                       <a:avLst/>
@@ -8223,8 +8410,8 @@
           <w:noProof/>
         </w:rPr>
         <w:drawing>
-          <wp:inline distT="0" distB="0" distL="0" distR="0" wp14:anchorId="3E6E658F" wp14:editId="1376F632">
-            <wp:extent cx="5400040" cy="2877820"/>
+          <wp:inline distT="0" distB="0" distL="0" distR="0" wp14:anchorId="3E6E658F" wp14:editId="3BB7B2E0">
+            <wp:extent cx="5399848" cy="713632"/>
             <wp:effectExtent l="0" t="0" r="0" b="0"/>
             <wp:docPr id="87" name="Imagen 87"/>
             <wp:cNvGraphicFramePr>
@@ -8237,20 +8424,27 @@
                     <pic:cNvPr id="1" name=""/>
                     <pic:cNvPicPr/>
                   </pic:nvPicPr>
-                  <pic:blipFill>
+                  <pic:blipFill rotWithShape="1">
                     <a:blip r:embed="rId47"/>
-                    <a:stretch>
-                      <a:fillRect/>
-                    </a:stretch>
+                    <a:srcRect t="20150" b="55051"/>
+                    <a:stretch/>
                   </pic:blipFill>
-                  <pic:spPr>
+                  <pic:spPr bwMode="auto">
                     <a:xfrm>
                       <a:off x="0" y="0"/>
-                      <a:ext cx="5400040" cy="2877820"/>
+                      <a:ext cx="5400040" cy="713657"/>
                     </a:xfrm>
                     <a:prstGeom prst="rect">
                       <a:avLst/>
                     </a:prstGeom>
+                    <a:ln>
+                      <a:noFill/>
+                    </a:ln>
+                    <a:extLst>
+                      <a:ext uri="{53640926-AAD7-44D8-BBD7-CCE9431645EC}">
+                        <a14:shadowObscured xmlns:a14="http://schemas.microsoft.com/office/drawing/2010/main"/>
+                      </a:ext>
+                    </a:extLst>
                   </pic:spPr>
                 </pic:pic>
               </a:graphicData>
@@ -8307,6 +8501,7 @@
         <w:docPartUnique/>
       </w:docPartObj>
     </w:sdtPr>
+    <w:sdtEndPr/>
     <w:sdtContent>
       <w:p>
         <w:pPr>
@@ -8528,7 +8723,16 @@
         <w:sz w:val="40"/>
         <w:szCs w:val="40"/>
       </w:rPr>
-      <w:t>Versión 1.0</w:t>
+      <w:t>Versión 1.</w:t>
+    </w:r>
+    <w:r>
+      <w:rPr>
+        <w:b/>
+        <w:bCs/>
+        <w:sz w:val="40"/>
+        <w:szCs w:val="40"/>
+      </w:rPr>
+      <w:t>1</w:t>
     </w:r>
   </w:p>
   <w:p>
@@ -9163,6 +9367,7 @@
   <w:style w:type="character" w:default="1" w:styleId="Fuentedeprrafopredeter">
     <w:name w:val="Default Paragraph Font"/>
     <w:uiPriority w:val="1"/>
+    <w:semiHidden/>
     <w:unhideWhenUsed/>
   </w:style>
   <w:style w:type="table" w:default="1" w:styleId="Tablanormal">
